--- a/public/temas/ejercicio-1/ESQUEMA TEMA 1.docx
+++ b/public/temas/ejercicio-1/ESQUEMA TEMA 1.docx
@@ -28,14 +28,14 @@
           <w:b/>
           <w:sz w:val="22"/>
         </w:rPr>
-        <w:t>Frutas 2025</w:t>
-      </w:r>
-      <w:r>
-        <w:rPr>
-          <w:rFonts w:ascii="Cambria" w:hAnsi="Cambria" w:cs="Cambria" w:eastAsia="Cambria"/>
-          <w:sz w:val="22"/>
-        </w:rPr>
-        <w:t xml:space="preserve"> (DATACOMEX provisional): </w:t>
+        <w:t>Frutos frescos</w:t>
+      </w:r>
+      <w:r>
+        <w:rPr>
+          <w:rFonts w:ascii="Cambria" w:hAnsi="Cambria" w:cs="Cambria" w:eastAsia="Cambria"/>
+          <w:sz w:val="22"/>
+        </w:rPr>
+        <w:t xml:space="preserve">: </w:t>
       </w:r>
       <w:r>
         <w:rPr>
@@ -43,6 +43,35 @@
           <w:b/>
           <w:sz w:val="22"/>
         </w:rPr>
+        <w:t>15,5 %</w:t>
+      </w:r>
+      <w:r>
+        <w:rPr>
+          <w:rFonts w:ascii="Cambria" w:hAnsi="Cambria" w:cs="Cambria" w:eastAsia="Cambria"/>
+          <w:sz w:val="22"/>
+        </w:rPr>
+        <w:t xml:space="preserve"> de las exportaciones agroalimentarias en 2025 (DATACOMEX, datos provisionales)</w:t>
+      </w:r>
+    </w:p>
+    <w:p>
+      <w:pPr>
+        <w:pStyle w:val="ListBullet2"/>
+        <w:ind w:left="720"/>
+        <w:jc w:val="both"/>
+      </w:pPr>
+      <w:r>
+        <w:rPr>
+          <w:rFonts w:ascii="Cambria" w:hAnsi="Cambria" w:cs="Cambria" w:eastAsia="Cambria"/>
+          <w:sz w:val="22"/>
+        </w:rPr>
+        <w:t xml:space="preserve">Exportaciones de frutas </w:t>
+      </w:r>
+      <w:r>
+        <w:rPr>
+          <w:rFonts w:ascii="Cambria" w:hAnsi="Cambria" w:cs="Cambria" w:eastAsia="Cambria"/>
+          <w:b/>
+          <w:sz w:val="22"/>
+        </w:rPr>
         <w:t>11.917,8 M€</w:t>
       </w:r>
       <w:r>
@@ -50,37 +79,7 @@
           <w:rFonts w:ascii="Cambria" w:hAnsi="Cambria" w:cs="Cambria" w:eastAsia="Cambria"/>
           <w:sz w:val="22"/>
         </w:rPr>
-        <w:t xml:space="preserve">, </w:t>
-      </w:r>
-      <w:r>
-        <w:rPr>
-          <w:rFonts w:ascii="Cambria" w:hAnsi="Cambria" w:cs="Cambria" w:eastAsia="Cambria"/>
-          <w:b/>
-          <w:sz w:val="22"/>
-        </w:rPr>
-        <w:t>+9,7 %</w:t>
-      </w:r>
-      <w:r>
-        <w:rPr>
-          <w:rFonts w:ascii="Cambria" w:hAnsi="Cambria" w:cs="Cambria" w:eastAsia="Cambria"/>
-          <w:sz w:val="22"/>
-        </w:rPr>
-        <w:t xml:space="preserve">, </w:t>
-      </w:r>
-      <w:r>
-        <w:rPr>
-          <w:rFonts w:ascii="Cambria" w:hAnsi="Cambria" w:cs="Cambria" w:eastAsia="Cambria"/>
-          <w:b/>
-          <w:sz w:val="22"/>
-        </w:rPr>
-        <w:t>15,5 %</w:t>
-      </w:r>
-      <w:r>
-        <w:rPr>
-          <w:rFonts w:ascii="Cambria" w:hAnsi="Cambria" w:cs="Cambria" w:eastAsia="Cambria"/>
-          <w:sz w:val="22"/>
-        </w:rPr>
-        <w:t xml:space="preserve"> de las exportaciones agroalimentarias</w:t>
+        <w:t xml:space="preserve"> (+9,7 %)</w:t>
       </w:r>
     </w:p>
     <w:p>
@@ -102,7 +101,7 @@
           <w:rFonts w:ascii="Cambria" w:hAnsi="Cambria" w:cs="Cambria" w:eastAsia="Cambria"/>
           <w:sz w:val="22"/>
         </w:rPr>
-        <w:t xml:space="preserve"> (Grupo de Trabajo para la Internacionalización del Sector Agroalimentario), presidido por la Secretaría General de Agricultura y Alimentación del MAPA</w:t>
+        <w:t xml:space="preserve"> (presidido por la Secretaría General de Agricultura y Alimentación del MAPA)</w:t>
       </w:r>
     </w:p>
     <w:p>
@@ -116,7 +115,21 @@
           <w:rFonts w:ascii="Cambria" w:hAnsi="Cambria" w:cs="Cambria" w:eastAsia="Cambria"/>
           <w:sz w:val="22"/>
         </w:rPr>
-        <w:t>Siete grupos, uno de frutas y hortalizas: barreras comerciales, mercados, coordinación, dimensión empresarial, promoción</w:t>
+        <w:t>Siete grupos de trabajo, uno de frutas y hortalizas</w:t>
+      </w:r>
+    </w:p>
+    <w:p>
+      <w:pPr>
+        <w:pStyle w:val="ListBullet2"/>
+        <w:ind w:left="720"/>
+        <w:jc w:val="both"/>
+      </w:pPr>
+      <w:r>
+        <w:rPr>
+          <w:rFonts w:ascii="Cambria" w:hAnsi="Cambria" w:cs="Cambria" w:eastAsia="Cambria"/>
+          <w:sz w:val="22"/>
+        </w:rPr>
+        <w:t>Barreras comerciales, mercados, coordinación, dimensión empresarial, promoción, adaptación de la oferta</w:t>
       </w:r>
     </w:p>
     <w:p>
@@ -130,45 +143,7 @@
           <w:rFonts w:ascii="Cambria" w:hAnsi="Cambria" w:cs="Cambria" w:eastAsia="Cambria"/>
           <w:sz w:val="22"/>
         </w:rPr>
-        <w:t xml:space="preserve">Tres bloques: </w:t>
-      </w:r>
-      <w:r>
-        <w:rPr>
-          <w:rFonts w:ascii="Cambria" w:hAnsi="Cambria" w:cs="Cambria" w:eastAsia="Cambria"/>
-          <w:b/>
-          <w:sz w:val="22"/>
-        </w:rPr>
-        <w:t>productos</w:t>
-      </w:r>
-      <w:r>
-        <w:rPr>
-          <w:rFonts w:ascii="Cambria" w:hAnsi="Cambria" w:cs="Cambria" w:eastAsia="Cambria"/>
-          <w:sz w:val="22"/>
-        </w:rPr>
-        <w:t xml:space="preserve">, </w:t>
-      </w:r>
-      <w:r>
-        <w:rPr>
-          <w:rFonts w:ascii="Cambria" w:hAnsi="Cambria" w:cs="Cambria" w:eastAsia="Cambria"/>
-          <w:b/>
-          <w:sz w:val="22"/>
-        </w:rPr>
-        <w:t>calidad comercial</w:t>
-      </w:r>
-      <w:r>
-        <w:rPr>
-          <w:rFonts w:ascii="Cambria" w:hAnsi="Cambria" w:cs="Cambria" w:eastAsia="Cambria"/>
-          <w:sz w:val="22"/>
-        </w:rPr>
-        <w:t xml:space="preserve">, </w:t>
-      </w:r>
-      <w:r>
-        <w:rPr>
-          <w:rFonts w:ascii="Cambria" w:hAnsi="Cambria" w:cs="Cambria" w:eastAsia="Cambria"/>
-          <w:b/>
-          <w:sz w:val="22"/>
-        </w:rPr>
-        <w:t>normativa</w:t>
+        <w:t>Tres bloques: productos, calidad comercial, normativa</w:t>
       </w:r>
     </w:p>
     <w:p>
@@ -215,24 +190,24 @@
       <w:r>
         <w:rPr>
           <w:rFonts w:ascii="Cambria" w:hAnsi="Cambria" w:cs="Cambria" w:eastAsia="Cambria"/>
+          <w:i/>
+          <w:sz w:val="22"/>
+        </w:rPr>
+        <w:t>Prunus</w:t>
+      </w:r>
+      <w:r>
+        <w:rPr>
+          <w:rFonts w:ascii="Cambria" w:hAnsi="Cambria" w:cs="Cambria" w:eastAsia="Cambria"/>
+          <w:sz w:val="22"/>
+        </w:rPr>
+        <w:t xml:space="preserve">. Fruto tipo </w:t>
+      </w:r>
+      <w:r>
+        <w:rPr>
+          <w:rFonts w:ascii="Cambria" w:hAnsi="Cambria" w:cs="Cambria" w:eastAsia="Cambria"/>
           <w:b/>
           <w:sz w:val="22"/>
         </w:rPr>
-        <w:t>Prunus</w:t>
-      </w:r>
-      <w:r>
-        <w:rPr>
-          <w:rFonts w:ascii="Cambria" w:hAnsi="Cambria" w:cs="Cambria" w:eastAsia="Cambria"/>
-          <w:sz w:val="22"/>
-        </w:rPr>
-        <w:t xml:space="preserve">. Fruto </w:t>
-      </w:r>
-      <w:r>
-        <w:rPr>
-          <w:rFonts w:ascii="Cambria" w:hAnsi="Cambria" w:cs="Cambria" w:eastAsia="Cambria"/>
-          <w:b/>
-          <w:sz w:val="22"/>
-        </w:rPr>
         <w:t>drupa</w:t>
       </w:r>
       <w:r>
@@ -240,7 +215,7 @@
           <w:rFonts w:ascii="Cambria" w:hAnsi="Cambria" w:cs="Cambria" w:eastAsia="Cambria"/>
           <w:sz w:val="22"/>
         </w:rPr>
-        <w:t>: mesocarpio comestible y endocarpio lignificado (hueso)</w:t>
+        <w:t xml:space="preserve"> (mesocarpio comestible, endocarpio lignificado)</w:t>
       </w:r>
     </w:p>
     <w:p>
@@ -270,7 +245,7 @@
           <w:i/>
           <w:sz w:val="22"/>
         </w:rPr>
-        <w:t>P. persica</w:t>
+        <w:t>Prunus persica</w:t>
       </w:r>
       <w:r>
         <w:rPr>
@@ -291,7 +266,22 @@
           <w:rFonts w:ascii="Cambria" w:hAnsi="Cambria" w:cs="Cambria" w:eastAsia="Cambria"/>
           <w:sz w:val="22"/>
         </w:rPr>
-        <w:t>Pavías (DOP Melocotón de Calanda), pulpa amarilla blanda, pulpa blanca</w:t>
+        <w:t>Pavías (pulpa amarilla dura): Sudanell, Baby Gold, Amarillos tardíos de Calanda (</w:t>
+      </w:r>
+      <w:r>
+        <w:rPr>
+          <w:rFonts w:ascii="Cambria" w:hAnsi="Cambria" w:cs="Cambria" w:eastAsia="Cambria"/>
+          <w:b/>
+          <w:sz w:val="22"/>
+        </w:rPr>
+        <w:t>DOP Melocotón de Calanda</w:t>
+      </w:r>
+      <w:r>
+        <w:rPr>
+          <w:rFonts w:ascii="Cambria" w:hAnsi="Cambria" w:cs="Cambria" w:eastAsia="Cambria"/>
+          <w:sz w:val="22"/>
+        </w:rPr>
+        <w:t>)</w:t>
       </w:r>
     </w:p>
     <w:p>
@@ -313,7 +303,7 @@
           <w:rFonts w:ascii="Cambria" w:hAnsi="Cambria" w:cs="Cambria" w:eastAsia="Cambria"/>
           <w:sz w:val="22"/>
         </w:rPr>
-        <w:t xml:space="preserve"> (var. </w:t>
+        <w:t xml:space="preserve"> (</w:t>
       </w:r>
       <w:r>
         <w:rPr>
@@ -321,6 +311,21 @@
           <w:i/>
           <w:sz w:val="22"/>
         </w:rPr>
+        <w:t>Prunus persica</w:t>
+      </w:r>
+      <w:r>
+        <w:rPr>
+          <w:rFonts w:ascii="Cambria" w:hAnsi="Cambria" w:cs="Cambria" w:eastAsia="Cambria"/>
+          <w:sz w:val="22"/>
+        </w:rPr>
+        <w:t xml:space="preserve"> var. </w:t>
+      </w:r>
+      <w:r>
+        <w:rPr>
+          <w:rFonts w:ascii="Cambria" w:hAnsi="Cambria" w:cs="Cambria" w:eastAsia="Cambria"/>
+          <w:i/>
+          <w:sz w:val="22"/>
+        </w:rPr>
         <w:t>nectarina</w:t>
       </w:r>
       <w:r>
@@ -328,7 +333,7 @@
           <w:rFonts w:ascii="Cambria" w:hAnsi="Cambria" w:cs="Cambria" w:eastAsia="Cambria"/>
           <w:sz w:val="22"/>
         </w:rPr>
-        <w:t>): mutación de piel lisa</w:t>
+        <w:t>)</w:t>
       </w:r>
     </w:p>
     <w:p>
@@ -342,7 +347,7 @@
           <w:rFonts w:ascii="Cambria" w:hAnsi="Cambria" w:cs="Cambria" w:eastAsia="Cambria"/>
           <w:sz w:val="22"/>
         </w:rPr>
-        <w:t>Big Top, Snow Queen</w:t>
+        <w:t>Mutación del melocotonero, piel lisa. Big Top, Armking (amarilla), Snow Queen, Silver King (blanca)</w:t>
       </w:r>
     </w:p>
     <w:p>
@@ -364,7 +369,7 @@
           <w:rFonts w:ascii="Cambria" w:hAnsi="Cambria" w:cs="Cambria" w:eastAsia="Cambria"/>
           <w:sz w:val="22"/>
         </w:rPr>
-        <w:t xml:space="preserve"> (var. </w:t>
+        <w:t xml:space="preserve"> (</w:t>
       </w:r>
       <w:r>
         <w:rPr>
@@ -372,6 +377,21 @@
           <w:i/>
           <w:sz w:val="22"/>
         </w:rPr>
+        <w:t>Prunus persica</w:t>
+      </w:r>
+      <w:r>
+        <w:rPr>
+          <w:rFonts w:ascii="Cambria" w:hAnsi="Cambria" w:cs="Cambria" w:eastAsia="Cambria"/>
+          <w:sz w:val="22"/>
+        </w:rPr>
+        <w:t xml:space="preserve"> var. </w:t>
+      </w:r>
+      <w:r>
+        <w:rPr>
+          <w:rFonts w:ascii="Cambria" w:hAnsi="Cambria" w:cs="Cambria" w:eastAsia="Cambria"/>
+          <w:i/>
+          <w:sz w:val="22"/>
+        </w:rPr>
         <w:t>platycarpa</w:t>
       </w:r>
       <w:r>
@@ -379,7 +399,7 @@
           <w:rFonts w:ascii="Cambria" w:hAnsi="Cambria" w:cs="Cambria" w:eastAsia="Cambria"/>
           <w:sz w:val="22"/>
         </w:rPr>
-        <w:t>): forma plana</w:t>
+        <w:t>)</w:t>
       </w:r>
     </w:p>
     <w:p>
@@ -393,7 +413,7 @@
           <w:rFonts w:ascii="Cambria" w:hAnsi="Cambria" w:cs="Cambria" w:eastAsia="Cambria"/>
           <w:sz w:val="22"/>
         </w:rPr>
-        <w:t>Serie UFO, Sweet Cap. Platerina: nectarina plana</w:t>
+        <w:t>Forma aplanada, origen China. Serie UFO y Sweet Cap. Platerina: nectarina plana</w:t>
       </w:r>
     </w:p>
     <w:p>
@@ -423,14 +443,14 @@
           <w:i/>
           <w:sz w:val="22"/>
         </w:rPr>
-        <w:t>P. armeniaca</w:t>
-      </w:r>
-      <w:r>
-        <w:rPr>
-          <w:rFonts w:ascii="Cambria" w:hAnsi="Cambria" w:cs="Cambria" w:eastAsia="Cambria"/>
-          <w:sz w:val="22"/>
-        </w:rPr>
-        <w:t>): maduración temprana, rico en betacarotenos</w:t>
+        <w:t>Prunus armeniaca</w:t>
+      </w:r>
+      <w:r>
+        <w:rPr>
+          <w:rFonts w:ascii="Cambria" w:hAnsi="Cambria" w:cs="Cambria" w:eastAsia="Cambria"/>
+          <w:sz w:val="22"/>
+        </w:rPr>
+        <w:t>)</w:t>
       </w:r>
     </w:p>
     <w:p>
@@ -444,7 +464,7 @@
           <w:rFonts w:ascii="Cambria" w:hAnsi="Cambria" w:cs="Cambria" w:eastAsia="Cambria"/>
           <w:sz w:val="22"/>
         </w:rPr>
-        <w:t>Currot, Mitger, Canino, Moniquí</w:t>
+        <w:t>Maduración temprana. Currot y Mitger (tempranas), Canino, Moniquí y Búlida (media)</w:t>
       </w:r>
     </w:p>
     <w:p>
@@ -474,7 +494,7 @@
           <w:i/>
           <w:sz w:val="22"/>
         </w:rPr>
-        <w:t>P. domestica</w:t>
+        <w:t>Prunus domestica</w:t>
       </w:r>
       <w:r>
         <w:rPr>
@@ -489,7 +509,7 @@
           <w:i/>
           <w:sz w:val="22"/>
         </w:rPr>
-        <w:t>P. salicina</w:t>
+        <w:t>Prunus salicina</w:t>
       </w:r>
       <w:r>
         <w:rPr>
@@ -510,7 +530,21 @@
           <w:rFonts w:ascii="Cambria" w:hAnsi="Cambria" w:cs="Cambria" w:eastAsia="Cambria"/>
           <w:sz w:val="22"/>
         </w:rPr>
-        <w:t>Europeas: Reina Claudia, President. Japonesas: Santa Rosa, Black Amber</w:t>
+        <w:t>Europeas: Reina Claudia Verde, President, Stanley</w:t>
+      </w:r>
+    </w:p>
+    <w:p>
+      <w:pPr>
+        <w:pStyle w:val="ListBullet2"/>
+        <w:ind w:left="720"/>
+        <w:jc w:val="both"/>
+      </w:pPr>
+      <w:r>
+        <w:rPr>
+          <w:rFonts w:ascii="Cambria" w:hAnsi="Cambria" w:cs="Cambria" w:eastAsia="Cambria"/>
+          <w:sz w:val="22"/>
+        </w:rPr>
+        <w:t>Japonesas: Golden Japan, Santa Rosa, Black Amber, Angeleno</w:t>
       </w:r>
     </w:p>
     <w:p>
@@ -540,14 +574,14 @@
           <w:i/>
           <w:sz w:val="22"/>
         </w:rPr>
-        <w:t>P. avium</w:t>
-      </w:r>
-      <w:r>
-        <w:rPr>
-          <w:rFonts w:ascii="Cambria" w:hAnsi="Cambria" w:cs="Cambria" w:eastAsia="Cambria"/>
-          <w:sz w:val="22"/>
-        </w:rPr>
-        <w:t>): no climatérica, campaña de abril a julio, rica en antocianinas</w:t>
+        <w:t>Prunus avium</w:t>
+      </w:r>
+      <w:r>
+        <w:rPr>
+          <w:rFonts w:ascii="Cambria" w:hAnsi="Cambria" w:cs="Cambria" w:eastAsia="Cambria"/>
+          <w:sz w:val="22"/>
+        </w:rPr>
+        <w:t>)</w:t>
       </w:r>
     </w:p>
     <w:p>
@@ -559,9 +593,47 @@
       <w:r>
         <w:rPr>
           <w:rFonts w:ascii="Cambria" w:hAnsi="Cambria" w:cs="Cambria" w:eastAsia="Cambria"/>
-          <w:sz w:val="22"/>
-        </w:rPr>
-        <w:t>Burlat, Lapins. Picota del Jerte (DOP Cereza del Jerte)</w:t>
+          <w:b/>
+          <w:sz w:val="22"/>
+        </w:rPr>
+        <w:t>No climatérica</w:t>
+      </w:r>
+      <w:r>
+        <w:rPr>
+          <w:rFonts w:ascii="Cambria" w:hAnsi="Cambria" w:cs="Cambria" w:eastAsia="Cambria"/>
+          <w:sz w:val="22"/>
+        </w:rPr>
+        <w:t>, campaña de finales de abril a julio. Burlat, Napoleón, Lapins, Sweetheart</w:t>
+      </w:r>
+    </w:p>
+    <w:p>
+      <w:pPr>
+        <w:pStyle w:val="ListBullet2"/>
+        <w:ind w:left="720"/>
+        <w:jc w:val="both"/>
+      </w:pPr>
+      <w:r>
+        <w:rPr>
+          <w:rFonts w:ascii="Cambria" w:hAnsi="Cambria" w:cs="Cambria" w:eastAsia="Cambria"/>
+          <w:b/>
+          <w:sz w:val="22"/>
+        </w:rPr>
+        <w:t>Picota</w:t>
+      </w:r>
+      <w:r>
+        <w:rPr>
+          <w:rFonts w:ascii="Cambria" w:hAnsi="Cambria" w:cs="Cambria" w:eastAsia="Cambria"/>
+          <w:sz w:val="22"/>
+        </w:rPr>
+        <w:t xml:space="preserve">: tipo del Valle del Jerte sin pedúnculo (Ambrunés), </w:t>
+      </w:r>
+      <w:r>
+        <w:rPr>
+          <w:rFonts w:ascii="Cambria" w:hAnsi="Cambria" w:cs="Cambria" w:eastAsia="Cambria"/>
+          <w:b/>
+          <w:sz w:val="22"/>
+        </w:rPr>
+        <w:t>DOP Cereza del Jerte</w:t>
       </w:r>
     </w:p>
     <w:p>
@@ -573,6 +645,7 @@
       <w:r>
         <w:rPr>
           <w:rFonts w:ascii="Cambria" w:hAnsi="Cambria" w:cs="Cambria" w:eastAsia="Cambria"/>
+          <w:b/>
           <w:sz w:val="22"/>
         </w:rPr>
         <w:t>Análisis sectorial</w:t>
@@ -589,22 +662,7 @@
           <w:rFonts w:ascii="Cambria" w:hAnsi="Cambria" w:cs="Cambria" w:eastAsia="Cambria"/>
           <w:sz w:val="22"/>
         </w:rPr>
-        <w:t xml:space="preserve">Productores: </w:t>
-      </w:r>
-      <w:r>
-        <w:rPr>
-          <w:rFonts w:ascii="Cambria" w:hAnsi="Cambria" w:cs="Cambria" w:eastAsia="Cambria"/>
-          <w:b/>
-          <w:sz w:val="22"/>
-        </w:rPr>
-        <w:t>China</w:t>
-      </w:r>
-      <w:r>
-        <w:rPr>
-          <w:rFonts w:ascii="Cambria" w:hAnsi="Cambria" w:cs="Cambria" w:eastAsia="Cambria"/>
-          <w:sz w:val="22"/>
-        </w:rPr>
-        <w:t>, España, Italia, Turquía</w:t>
+        <w:t>Productores de melocotón y nectarina: China, España, Italia, Turquía, Grecia, EEUU</w:t>
       </w:r>
     </w:p>
     <w:p>
@@ -618,7 +676,7 @@
           <w:rFonts w:ascii="Cambria" w:hAnsi="Cambria" w:cs="Cambria" w:eastAsia="Cambria"/>
           <w:sz w:val="22"/>
         </w:rPr>
-        <w:t>España: valle del Ebro, Murcia, Extremadura, Comunitat Valenciana. Cereza en Cáceres y Aragón</w:t>
+        <w:t>España: valle del Ebro (Lleida y Aragón), Murcia, Extremadura, Comunitat Valenciana. Cereza en Cáceres y Aragón</w:t>
       </w:r>
     </w:p>
     <w:p>
@@ -632,7 +690,7 @@
           <w:rFonts w:ascii="Cambria" w:hAnsi="Cambria" w:cs="Cambria" w:eastAsia="Cambria"/>
           <w:sz w:val="22"/>
         </w:rPr>
-        <w:t>Perecederos, poca conservación frigorífica</w:t>
+        <w:t>Perecederos, conservación frigorífica reducida frente a la pepita</w:t>
       </w:r>
     </w:p>
     <w:p>
@@ -646,7 +704,7 @@
           <w:rFonts w:ascii="Cambria" w:hAnsi="Cambria" w:cs="Cambria" w:eastAsia="Cambria"/>
           <w:sz w:val="22"/>
         </w:rPr>
-        <w:t xml:space="preserve">Melocotón y nectarina 2025: </w:t>
+        <w:t xml:space="preserve">2025: exportaciones de melocotón y nectarina </w:t>
       </w:r>
       <w:r>
         <w:rPr>
@@ -661,22 +719,110 @@
           <w:rFonts w:ascii="Cambria" w:hAnsi="Cambria" w:cs="Cambria" w:eastAsia="Cambria"/>
           <w:sz w:val="22"/>
         </w:rPr>
-        <w:t xml:space="preserve">, </w:t>
-      </w:r>
+        <w:t xml:space="preserve"> (+10,7 %), tercera fruta más exportada tras cítricos y frutos rojos</w:t>
+      </w:r>
+    </w:p>
+    <w:p>
+      <w:pPr>
+        <w:pStyle w:val="Heading2"/>
+      </w:pPr>
       <w:r>
         <w:rPr>
           <w:rFonts w:ascii="Cambria" w:hAnsi="Cambria" w:cs="Cambria" w:eastAsia="Cambria"/>
           <w:b/>
-          <w:sz w:val="22"/>
-        </w:rPr>
-        <w:t>+10,7 %</w:t>
-      </w:r>
-      <w:r>
-        <w:rPr>
-          <w:rFonts w:ascii="Cambria" w:hAnsi="Cambria" w:cs="Cambria" w:eastAsia="Cambria"/>
-          <w:sz w:val="22"/>
-        </w:rPr>
-        <w:t>, tercera fruta exportada. Destinos Alemania, Países Bajos, Reino Unido</w:t>
+          <w:color w:val="0F4761"/>
+          <w:sz w:val="24"/>
+        </w:rPr>
+        <w:t>2.2. Frutas de pepita</w:t>
+      </w:r>
+    </w:p>
+    <w:p>
+      <w:pPr>
+        <w:pStyle w:val="ListBullet"/>
+        <w:ind w:left="357"/>
+        <w:jc w:val="both"/>
+      </w:pPr>
+      <w:r>
+        <w:rPr>
+          <w:rFonts w:ascii="Cambria" w:hAnsi="Cambria" w:cs="Cambria" w:eastAsia="Cambria"/>
+          <w:sz w:val="22"/>
+        </w:rPr>
+        <w:t xml:space="preserve">Rosáceas, géneros </w:t>
+      </w:r>
+      <w:r>
+        <w:rPr>
+          <w:rFonts w:ascii="Cambria" w:hAnsi="Cambria" w:cs="Cambria" w:eastAsia="Cambria"/>
+          <w:i/>
+          <w:sz w:val="22"/>
+        </w:rPr>
+        <w:t>Malus</w:t>
+      </w:r>
+      <w:r>
+        <w:rPr>
+          <w:rFonts w:ascii="Cambria" w:hAnsi="Cambria" w:cs="Cambria" w:eastAsia="Cambria"/>
+          <w:sz w:val="22"/>
+        </w:rPr>
+        <w:t xml:space="preserve"> y </w:t>
+      </w:r>
+      <w:r>
+        <w:rPr>
+          <w:rFonts w:ascii="Cambria" w:hAnsi="Cambria" w:cs="Cambria" w:eastAsia="Cambria"/>
+          <w:i/>
+          <w:sz w:val="22"/>
+        </w:rPr>
+        <w:t>Pyrus</w:t>
+      </w:r>
+      <w:r>
+        <w:rPr>
+          <w:rFonts w:ascii="Cambria" w:hAnsi="Cambria" w:cs="Cambria" w:eastAsia="Cambria"/>
+          <w:sz w:val="22"/>
+        </w:rPr>
+        <w:t xml:space="preserve">. Fruto tipo </w:t>
+      </w:r>
+      <w:r>
+        <w:rPr>
+          <w:rFonts w:ascii="Cambria" w:hAnsi="Cambria" w:cs="Cambria" w:eastAsia="Cambria"/>
+          <w:b/>
+          <w:sz w:val="22"/>
+        </w:rPr>
+        <w:t>pomo</w:t>
+      </w:r>
+    </w:p>
+    <w:p>
+      <w:pPr>
+        <w:pStyle w:val="ListBullet"/>
+        <w:ind w:left="357"/>
+        <w:jc w:val="both"/>
+      </w:pPr>
+      <w:r>
+        <w:rPr>
+          <w:rFonts w:ascii="Cambria" w:hAnsi="Cambria" w:cs="Cambria" w:eastAsia="Cambria"/>
+          <w:b/>
+          <w:sz w:val="22"/>
+        </w:rPr>
+        <w:t>Manzana</w:t>
+      </w:r>
+      <w:r>
+        <w:rPr>
+          <w:rFonts w:ascii="Cambria" w:hAnsi="Cambria" w:cs="Cambria" w:eastAsia="Cambria"/>
+          <w:sz w:val="22"/>
+        </w:rPr>
+        <w:t xml:space="preserve"> (</w:t>
+      </w:r>
+      <w:r>
+        <w:rPr>
+          <w:rFonts w:ascii="Cambria" w:hAnsi="Cambria" w:cs="Cambria" w:eastAsia="Cambria"/>
+          <w:i/>
+          <w:sz w:val="22"/>
+        </w:rPr>
+        <w:t>Malus domestica</w:t>
+      </w:r>
+      <w:r>
+        <w:rPr>
+          <w:rFonts w:ascii="Cambria" w:hAnsi="Cambria" w:cs="Cambria" w:eastAsia="Cambria"/>
+          <w:sz w:val="22"/>
+        </w:rPr>
+        <w:t>)</w:t>
       </w:r>
     </w:p>
     <w:p>
@@ -688,9 +834,251 @@
       <w:r>
         <w:rPr>
           <w:rFonts w:ascii="Cambria" w:hAnsi="Cambria" w:cs="Cambria" w:eastAsia="Cambria"/>
-          <w:sz w:val="22"/>
-        </w:rPr>
-        <w:t>Importaciones testimoniales (Marruecos, Chile, Grecia)</w:t>
+          <w:b/>
+          <w:sz w:val="22"/>
+        </w:rPr>
+        <w:t>Climatérica</w:t>
+      </w:r>
+      <w:r>
+        <w:rPr>
+          <w:rFonts w:ascii="Cambria" w:hAnsi="Cambria" w:cs="Cambria" w:eastAsia="Cambria"/>
+          <w:sz w:val="22"/>
+        </w:rPr>
+        <w:t>, muy buena conservación frigorífica y en atmósfera controlada</w:t>
+      </w:r>
+    </w:p>
+    <w:p>
+      <w:pPr>
+        <w:pStyle w:val="ListBullet"/>
+        <w:ind w:left="357"/>
+        <w:jc w:val="both"/>
+      </w:pPr>
+      <w:r>
+        <w:rPr>
+          <w:rFonts w:ascii="Cambria" w:hAnsi="Cambria" w:cs="Cambria" w:eastAsia="Cambria"/>
+          <w:b/>
+          <w:sz w:val="22"/>
+        </w:rPr>
+        <w:t>Pera</w:t>
+      </w:r>
+      <w:r>
+        <w:rPr>
+          <w:rFonts w:ascii="Cambria" w:hAnsi="Cambria" w:cs="Cambria" w:eastAsia="Cambria"/>
+          <w:sz w:val="22"/>
+        </w:rPr>
+        <w:t xml:space="preserve"> (</w:t>
+      </w:r>
+      <w:r>
+        <w:rPr>
+          <w:rFonts w:ascii="Cambria" w:hAnsi="Cambria" w:cs="Cambria" w:eastAsia="Cambria"/>
+          <w:i/>
+          <w:sz w:val="22"/>
+        </w:rPr>
+        <w:t>Pyrus communis</w:t>
+      </w:r>
+      <w:r>
+        <w:rPr>
+          <w:rFonts w:ascii="Cambria" w:hAnsi="Cambria" w:cs="Cambria" w:eastAsia="Cambria"/>
+          <w:sz w:val="22"/>
+        </w:rPr>
+        <w:t>)</w:t>
+      </w:r>
+    </w:p>
+    <w:p>
+      <w:pPr>
+        <w:pStyle w:val="ListBullet2"/>
+        <w:ind w:left="720"/>
+        <w:jc w:val="both"/>
+      </w:pPr>
+      <w:r>
+        <w:rPr>
+          <w:rFonts w:ascii="Cambria" w:hAnsi="Cambria" w:cs="Cambria" w:eastAsia="Cambria"/>
+          <w:sz w:val="22"/>
+        </w:rPr>
+        <w:t>Climatérica. Ercolini, Limonera, Blanquilla, Williams y Conferencia (la más cultivada en España)</w:t>
+      </w:r>
+    </w:p>
+    <w:p>
+      <w:pPr>
+        <w:pStyle w:val="ListBullet"/>
+        <w:ind w:left="357"/>
+        <w:jc w:val="both"/>
+      </w:pPr>
+      <w:r>
+        <w:rPr>
+          <w:rFonts w:ascii="Cambria" w:hAnsi="Cambria" w:cs="Cambria" w:eastAsia="Cambria"/>
+          <w:b/>
+          <w:sz w:val="22"/>
+        </w:rPr>
+        <w:t>Análisis sectorial</w:t>
+      </w:r>
+    </w:p>
+    <w:p>
+      <w:pPr>
+        <w:pStyle w:val="ListBullet2"/>
+        <w:ind w:left="720"/>
+        <w:jc w:val="both"/>
+      </w:pPr>
+      <w:r>
+        <w:rPr>
+          <w:rFonts w:ascii="Cambria" w:hAnsi="Cambria" w:cs="Cambria" w:eastAsia="Cambria"/>
+          <w:sz w:val="22"/>
+        </w:rPr>
+        <w:t>Productores: China, UE (Polonia, Italia, Francia) y EEUU</w:t>
+      </w:r>
+    </w:p>
+    <w:p>
+      <w:pPr>
+        <w:pStyle w:val="ListBullet2"/>
+        <w:ind w:left="720"/>
+        <w:jc w:val="both"/>
+      </w:pPr>
+      <w:r>
+        <w:rPr>
+          <w:rFonts w:ascii="Cambria" w:hAnsi="Cambria" w:cs="Cambria" w:eastAsia="Cambria"/>
+          <w:sz w:val="22"/>
+        </w:rPr>
+        <w:t xml:space="preserve">España: Cataluña (Lleida y Girona), Aragón, La Rioja. </w:t>
+      </w:r>
+      <w:r>
+        <w:rPr>
+          <w:rFonts w:ascii="Cambria" w:hAnsi="Cambria" w:cs="Cambria" w:eastAsia="Cambria"/>
+          <w:b/>
+          <w:sz w:val="22"/>
+        </w:rPr>
+        <w:t>DOP Pera de Lleida</w:t>
+      </w:r>
+      <w:r>
+        <w:rPr>
+          <w:rFonts w:ascii="Cambria" w:hAnsi="Cambria" w:cs="Cambria" w:eastAsia="Cambria"/>
+          <w:sz w:val="22"/>
+        </w:rPr>
+        <w:t xml:space="preserve">, </w:t>
+      </w:r>
+      <w:r>
+        <w:rPr>
+          <w:rFonts w:ascii="Cambria" w:hAnsi="Cambria" w:cs="Cambria" w:eastAsia="Cambria"/>
+          <w:b/>
+          <w:sz w:val="22"/>
+        </w:rPr>
+        <w:t>DOP Peras de Rincón de Soto</w:t>
+      </w:r>
+      <w:r>
+        <w:rPr>
+          <w:rFonts w:ascii="Cambria" w:hAnsi="Cambria" w:cs="Cambria" w:eastAsia="Cambria"/>
+          <w:sz w:val="22"/>
+        </w:rPr>
+        <w:t xml:space="preserve">, </w:t>
+      </w:r>
+      <w:r>
+        <w:rPr>
+          <w:rFonts w:ascii="Cambria" w:hAnsi="Cambria" w:cs="Cambria" w:eastAsia="Cambria"/>
+          <w:b/>
+          <w:sz w:val="22"/>
+        </w:rPr>
+        <w:t>IGP Poma de Girona</w:t>
+      </w:r>
+    </w:p>
+    <w:p>
+      <w:pPr>
+        <w:pStyle w:val="ListBullet2"/>
+        <w:ind w:left="720"/>
+        <w:jc w:val="both"/>
+      </w:pPr>
+      <w:r>
+        <w:rPr>
+          <w:rFonts w:ascii="Cambria" w:hAnsi="Cambria" w:cs="Cambria" w:eastAsia="Cambria"/>
+          <w:sz w:val="22"/>
+        </w:rPr>
+        <w:t xml:space="preserve">Manzana 2025: exportación </w:t>
+      </w:r>
+      <w:r>
+        <w:rPr>
+          <w:rFonts w:ascii="Cambria" w:hAnsi="Cambria" w:cs="Cambria" w:eastAsia="Cambria"/>
+          <w:b/>
+          <w:sz w:val="22"/>
+        </w:rPr>
+        <w:t>102 M€</w:t>
+      </w:r>
+      <w:r>
+        <w:rPr>
+          <w:rFonts w:ascii="Cambria" w:hAnsi="Cambria" w:cs="Cambria" w:eastAsia="Cambria"/>
+          <w:sz w:val="22"/>
+        </w:rPr>
+        <w:t xml:space="preserve"> (+2,5 %, 65,2 % extracomunitaria: Reino Unido, Brasil, Colombia, Emiratos Árabes Unidos). Importación </w:t>
+      </w:r>
+      <w:r>
+        <w:rPr>
+          <w:rFonts w:ascii="Cambria" w:hAnsi="Cambria" w:cs="Cambria" w:eastAsia="Cambria"/>
+          <w:b/>
+          <w:sz w:val="22"/>
+        </w:rPr>
+        <w:t>219,7 M€</w:t>
+      </w:r>
+      <w:r>
+        <w:rPr>
+          <w:rFonts w:ascii="Cambria" w:hAnsi="Cambria" w:cs="Cambria" w:eastAsia="Cambria"/>
+          <w:sz w:val="22"/>
+        </w:rPr>
+        <w:t xml:space="preserve"> (+7,2 %, de Italia, Francia, Portugal y Chile)</w:t>
+      </w:r>
+    </w:p>
+    <w:p>
+      <w:pPr>
+        <w:pStyle w:val="ListBullet2"/>
+        <w:ind w:left="720"/>
+        <w:jc w:val="both"/>
+      </w:pPr>
+      <w:r>
+        <w:rPr>
+          <w:rFonts w:ascii="Cambria" w:hAnsi="Cambria" w:cs="Cambria" w:eastAsia="Cambria"/>
+          <w:sz w:val="22"/>
+        </w:rPr>
+        <w:t xml:space="preserve">Pera 2025: exportación </w:t>
+      </w:r>
+      <w:r>
+        <w:rPr>
+          <w:rFonts w:ascii="Cambria" w:hAnsi="Cambria" w:cs="Cambria" w:eastAsia="Cambria"/>
+          <w:b/>
+          <w:sz w:val="22"/>
+        </w:rPr>
+        <w:t>99,6 M€</w:t>
+      </w:r>
+      <w:r>
+        <w:rPr>
+          <w:rFonts w:ascii="Cambria" w:hAnsi="Cambria" w:cs="Cambria" w:eastAsia="Cambria"/>
+          <w:sz w:val="22"/>
+        </w:rPr>
+        <w:t xml:space="preserve"> (+6,3 %, 41,2 % extracomunitaria: Marruecos, Brasil). Importación </w:t>
+      </w:r>
+      <w:r>
+        <w:rPr>
+          <w:rFonts w:ascii="Cambria" w:hAnsi="Cambria" w:cs="Cambria" w:eastAsia="Cambria"/>
+          <w:b/>
+          <w:sz w:val="22"/>
+        </w:rPr>
+        <w:t>85,5 M€</w:t>
+      </w:r>
+      <w:r>
+        <w:rPr>
+          <w:rFonts w:ascii="Cambria" w:hAnsi="Cambria" w:cs="Cambria" w:eastAsia="Cambria"/>
+          <w:sz w:val="22"/>
+        </w:rPr>
+        <w:t xml:space="preserve"> (+8,1 %, de Bélgica, Países Bajos y Chile)</w:t>
+      </w:r>
+    </w:p>
+    <w:p>
+      <w:pPr>
+        <w:pStyle w:val="ListBullet2"/>
+        <w:ind w:left="720"/>
+        <w:jc w:val="both"/>
+      </w:pPr>
+      <w:r>
+        <w:rPr>
+          <w:rFonts w:ascii="Cambria" w:hAnsi="Cambria" w:cs="Cambria" w:eastAsia="Cambria"/>
+          <w:sz w:val="22"/>
+        </w:rPr>
+        <w:t>Saldo tradicionalmente deficitario, como en 2025</w:t>
       </w:r>
     </w:p>
     <w:p>
@@ -704,7 +1092,7 @@
           <w:color w:val="0F4761"/>
           <w:sz w:val="24"/>
         </w:rPr>
-        <w:t>2.2. Frutas de pepita</w:t>
+        <w:t>2.3. Otras frutas</w:t>
       </w:r>
     </w:p>
     <w:p>
@@ -716,24 +1104,46 @@
       <w:r>
         <w:rPr>
           <w:rFonts w:ascii="Cambria" w:hAnsi="Cambria" w:cs="Cambria" w:eastAsia="Cambria"/>
-          <w:sz w:val="22"/>
-        </w:rPr>
-        <w:t xml:space="preserve">Rosáceas, géneros </w:t>
-      </w:r>
-      <w:r>
-        <w:rPr>
-          <w:rFonts w:ascii="Cambria" w:hAnsi="Cambria" w:cs="Cambria" w:eastAsia="Cambria"/>
           <w:b/>
           <w:sz w:val="22"/>
         </w:rPr>
-        <w:t>Malus</w:t>
-      </w:r>
-      <w:r>
-        <w:rPr>
-          <w:rFonts w:ascii="Cambria" w:hAnsi="Cambria" w:cs="Cambria" w:eastAsia="Cambria"/>
-          <w:sz w:val="22"/>
-        </w:rPr>
-        <w:t xml:space="preserve"> y </w:t>
+        <w:t>Fresa y fresón</w:t>
+      </w:r>
+      <w:r>
+        <w:rPr>
+          <w:rFonts w:ascii="Cambria" w:hAnsi="Cambria" w:cs="Cambria" w:eastAsia="Cambria"/>
+          <w:sz w:val="22"/>
+        </w:rPr>
+        <w:t xml:space="preserve"> (</w:t>
+      </w:r>
+      <w:r>
+        <w:rPr>
+          <w:rFonts w:ascii="Cambria" w:hAnsi="Cambria" w:cs="Cambria" w:eastAsia="Cambria"/>
+          <w:i/>
+          <w:sz w:val="22"/>
+        </w:rPr>
+        <w:t>Fragaria × ananassa</w:t>
+      </w:r>
+      <w:r>
+        <w:rPr>
+          <w:rFonts w:ascii="Cambria" w:hAnsi="Cambria" w:cs="Cambria" w:eastAsia="Cambria"/>
+          <w:sz w:val="22"/>
+        </w:rPr>
+        <w:t>, rosáceas)</w:t>
+      </w:r>
+    </w:p>
+    <w:p>
+      <w:pPr>
+        <w:pStyle w:val="ListBullet2"/>
+        <w:ind w:left="720"/>
+        <w:jc w:val="both"/>
+      </w:pPr>
+      <w:r>
+        <w:rPr>
+          <w:rFonts w:ascii="Cambria" w:hAnsi="Cambria" w:cs="Cambria" w:eastAsia="Cambria"/>
+          <w:sz w:val="22"/>
+        </w:rPr>
+        <w:t xml:space="preserve">Falso fruto (eterio), </w:t>
       </w:r>
       <w:r>
         <w:rPr>
@@ -741,22 +1151,28 @@
           <w:b/>
           <w:sz w:val="22"/>
         </w:rPr>
-        <w:t>Pyrus</w:t>
-      </w:r>
-      <w:r>
-        <w:rPr>
-          <w:rFonts w:ascii="Cambria" w:hAnsi="Cambria" w:cs="Cambria" w:eastAsia="Cambria"/>
-          <w:sz w:val="22"/>
-        </w:rPr>
-        <w:t xml:space="preserve">. Fruto </w:t>
-      </w:r>
-      <w:r>
-        <w:rPr>
-          <w:rFonts w:ascii="Cambria" w:hAnsi="Cambria" w:cs="Cambria" w:eastAsia="Cambria"/>
-          <w:b/>
-          <w:sz w:val="22"/>
-        </w:rPr>
-        <w:t>pomo</w:t>
+        <w:t>no climatérico</w:t>
+      </w:r>
+      <w:r>
+        <w:rPr>
+          <w:rFonts w:ascii="Cambria" w:hAnsi="Cambria" w:cs="Cambria" w:eastAsia="Cambria"/>
+          <w:sz w:val="22"/>
+        </w:rPr>
+        <w:t>. Variedades de día corto y de día neutro</w:t>
+      </w:r>
+    </w:p>
+    <w:p>
+      <w:pPr>
+        <w:pStyle w:val="ListBullet2"/>
+        <w:ind w:left="720"/>
+        <w:jc w:val="both"/>
+      </w:pPr>
+      <w:r>
+        <w:rPr>
+          <w:rFonts w:ascii="Cambria" w:hAnsi="Cambria" w:cs="Cambria" w:eastAsia="Cambria"/>
+          <w:sz w:val="22"/>
+        </w:rPr>
+        <w:t>Huelva: Camarosa, Fortuna, Rociera, Marisma, Red Sayra, Victory</w:t>
       </w:r>
     </w:p>
     <w:p>
@@ -771,7 +1187,7 @@
           <w:b/>
           <w:sz w:val="22"/>
         </w:rPr>
-        <w:t>Manzana</w:t>
+        <w:t>Uva de mesa</w:t>
       </w:r>
       <w:r>
         <w:rPr>
@@ -786,14 +1202,14 @@
           <w:i/>
           <w:sz w:val="22"/>
         </w:rPr>
-        <w:t>M. domestica</w:t>
-      </w:r>
-      <w:r>
-        <w:rPr>
-          <w:rFonts w:ascii="Cambria" w:hAnsi="Cambria" w:cs="Cambria" w:eastAsia="Cambria"/>
-          <w:sz w:val="22"/>
-        </w:rPr>
-        <w:t>): climatérica, buena conservación en atmósfera controlada</w:t>
+        <w:t>Vitis vinifera</w:t>
+      </w:r>
+      <w:r>
+        <w:rPr>
+          <w:rFonts w:ascii="Cambria" w:hAnsi="Cambria" w:cs="Cambria" w:eastAsia="Cambria"/>
+          <w:sz w:val="22"/>
+        </w:rPr>
+        <w:t>, vitáceas)</w:t>
       </w:r>
     </w:p>
     <w:p>
@@ -807,7 +1223,22 @@
           <w:rFonts w:ascii="Cambria" w:hAnsi="Cambria" w:cs="Cambria" w:eastAsia="Cambria"/>
           <w:sz w:val="22"/>
         </w:rPr>
-        <w:t>Golden, Granny Smith, Gala, Fuji</w:t>
+        <w:t>Baya no climatérica. Con semilla: Cardinal, Italia, Red Globe, Aledo (</w:t>
+      </w:r>
+      <w:r>
+        <w:rPr>
+          <w:rFonts w:ascii="Cambria" w:hAnsi="Cambria" w:cs="Cambria" w:eastAsia="Cambria"/>
+          <w:b/>
+          <w:sz w:val="22"/>
+        </w:rPr>
+        <w:t>DOP Uva de Mesa Embolsada del Vinalopó</w:t>
+      </w:r>
+      <w:r>
+        <w:rPr>
+          <w:rFonts w:ascii="Cambria" w:hAnsi="Cambria" w:cs="Cambria" w:eastAsia="Cambria"/>
+          <w:sz w:val="22"/>
+        </w:rPr>
+        <w:t>)</w:t>
       </w:r>
     </w:p>
     <w:p>
@@ -822,7 +1253,7 @@
           <w:b/>
           <w:sz w:val="22"/>
         </w:rPr>
-        <w:t>Pera</w:t>
+        <w:t>Melón</w:t>
       </w:r>
       <w:r>
         <w:rPr>
@@ -837,14 +1268,14 @@
           <w:i/>
           <w:sz w:val="22"/>
         </w:rPr>
-        <w:t>P. communis</w:t>
-      </w:r>
-      <w:r>
-        <w:rPr>
-          <w:rFonts w:ascii="Cambria" w:hAnsi="Cambria" w:cs="Cambria" w:eastAsia="Cambria"/>
-          <w:sz w:val="22"/>
-        </w:rPr>
-        <w:t>): climatérica</w:t>
+        <w:t>Cucumis melo</w:t>
+      </w:r>
+      <w:r>
+        <w:rPr>
+          <w:rFonts w:ascii="Cambria" w:hAnsi="Cambria" w:cs="Cambria" w:eastAsia="Cambria"/>
+          <w:sz w:val="22"/>
+        </w:rPr>
+        <w:t>, cucurbitáceas)</w:t>
       </w:r>
     </w:p>
     <w:p>
@@ -858,7 +1289,7 @@
           <w:rFonts w:ascii="Cambria" w:hAnsi="Cambria" w:cs="Cambria" w:eastAsia="Cambria"/>
           <w:sz w:val="22"/>
         </w:rPr>
-        <w:t>Blanquilla, Williams, Conferencia (la más cultivada en España)</w:t>
+        <w:t>Pepónide. Piel de Sapo, Amarillo, Galia, Cantaloup, Charentais</w:t>
       </w:r>
     </w:p>
     <w:p>
@@ -870,9 +1301,32 @@
       <w:r>
         <w:rPr>
           <w:rFonts w:ascii="Cambria" w:hAnsi="Cambria" w:cs="Cambria" w:eastAsia="Cambria"/>
-          <w:sz w:val="22"/>
-        </w:rPr>
-        <w:t>Análisis sectorial</w:t>
+          <w:b/>
+          <w:sz w:val="22"/>
+        </w:rPr>
+        <w:t>Sandía</w:t>
+      </w:r>
+      <w:r>
+        <w:rPr>
+          <w:rFonts w:ascii="Cambria" w:hAnsi="Cambria" w:cs="Cambria" w:eastAsia="Cambria"/>
+          <w:sz w:val="22"/>
+        </w:rPr>
+        <w:t xml:space="preserve"> (</w:t>
+      </w:r>
+      <w:r>
+        <w:rPr>
+          <w:rFonts w:ascii="Cambria" w:hAnsi="Cambria" w:cs="Cambria" w:eastAsia="Cambria"/>
+          <w:i/>
+          <w:sz w:val="22"/>
+        </w:rPr>
+        <w:t>Citrullus lanatus</w:t>
+      </w:r>
+      <w:r>
+        <w:rPr>
+          <w:rFonts w:ascii="Cambria" w:hAnsi="Cambria" w:cs="Cambria" w:eastAsia="Cambria"/>
+          <w:sz w:val="22"/>
+        </w:rPr>
+        <w:t>, cucurbitáceas)</w:t>
       </w:r>
     </w:p>
     <w:p>
@@ -886,7 +1340,22 @@
           <w:rFonts w:ascii="Cambria" w:hAnsi="Cambria" w:cs="Cambria" w:eastAsia="Cambria"/>
           <w:sz w:val="22"/>
         </w:rPr>
-        <w:t>Productores: China, UE (Polonia, Italia, Francia), EE. UU.</w:t>
+        <w:t>Pepónide no climatérica, licopeno. Sugar Baby, Crimson, triploides sin semillas</w:t>
+      </w:r>
+    </w:p>
+    <w:p>
+      <w:pPr>
+        <w:pStyle w:val="ListBullet"/>
+        <w:ind w:left="357"/>
+        <w:jc w:val="both"/>
+      </w:pPr>
+      <w:r>
+        <w:rPr>
+          <w:rFonts w:ascii="Cambria" w:hAnsi="Cambria" w:cs="Cambria" w:eastAsia="Cambria"/>
+          <w:b/>
+          <w:sz w:val="22"/>
+        </w:rPr>
+        <w:t>Análisis sectorial</w:t>
       </w:r>
     </w:p>
     <w:p>
@@ -900,7 +1369,22 @@
           <w:rFonts w:ascii="Cambria" w:hAnsi="Cambria" w:cs="Cambria" w:eastAsia="Cambria"/>
           <w:sz w:val="22"/>
         </w:rPr>
-        <w:t>España: Cataluña, Aragón, La Rioja. DOP Pera de Lleida, IGP Poma de Girona</w:t>
+        <w:t xml:space="preserve">Fresa: China, EEUU, Turquía, Egipto, México y España (primer productor y exportador de la UE por Huelva). Importación </w:t>
+      </w:r>
+      <w:r>
+        <w:rPr>
+          <w:rFonts w:ascii="Cambria" w:hAnsi="Cambria" w:cs="Cambria" w:eastAsia="Cambria"/>
+          <w:b/>
+          <w:sz w:val="22"/>
+        </w:rPr>
+        <w:t>37,5 M€</w:t>
+      </w:r>
+      <w:r>
+        <w:rPr>
+          <w:rFonts w:ascii="Cambria" w:hAnsi="Cambria" w:cs="Cambria" w:eastAsia="Cambria"/>
+          <w:sz w:val="22"/>
+        </w:rPr>
+        <w:t xml:space="preserve"> (66 % de Marruecos)</w:t>
       </w:r>
     </w:p>
     <w:p>
@@ -914,7 +1398,7 @@
           <w:rFonts w:ascii="Cambria" w:hAnsi="Cambria" w:cs="Cambria" w:eastAsia="Cambria"/>
           <w:sz w:val="22"/>
         </w:rPr>
-        <w:t xml:space="preserve">Exportación 2025: manzana </w:t>
+        <w:t xml:space="preserve">Uva de mesa: España en Murcia y Alicante. Exportadores Perú, Chile, Italia, Sudáfrica. Importación </w:t>
       </w:r>
       <w:r>
         <w:rPr>
@@ -922,22 +1406,14 @@
           <w:b/>
           <w:sz w:val="22"/>
         </w:rPr>
-        <w:t>102 M€</w:t>
-      </w:r>
-      <w:r>
-        <w:rPr>
-          <w:rFonts w:ascii="Cambria" w:hAnsi="Cambria" w:cs="Cambria" w:eastAsia="Cambria"/>
-          <w:sz w:val="22"/>
-        </w:rPr>
-        <w:t xml:space="preserve">, pera </w:t>
-      </w:r>
-      <w:r>
-        <w:rPr>
-          <w:rFonts w:ascii="Cambria" w:hAnsi="Cambria" w:cs="Cambria" w:eastAsia="Cambria"/>
-          <w:b/>
-          <w:sz w:val="22"/>
-        </w:rPr>
-        <w:t>99,6 M€</w:t>
+        <w:t>245 M€</w:t>
+      </w:r>
+      <w:r>
+        <w:rPr>
+          <w:rFonts w:ascii="Cambria" w:hAnsi="Cambria" w:cs="Cambria" w:eastAsia="Cambria"/>
+          <w:sz w:val="22"/>
+        </w:rPr>
+        <w:t xml:space="preserve"> (Perú, Chile, Italia)</w:t>
       </w:r>
     </w:p>
     <w:p>
@@ -951,7 +1427,7 @@
           <w:rFonts w:ascii="Cambria" w:hAnsi="Cambria" w:cs="Cambria" w:eastAsia="Cambria"/>
           <w:sz w:val="22"/>
         </w:rPr>
-        <w:t xml:space="preserve">Importación 2025: manzana </w:t>
+        <w:t xml:space="preserve">Melón: Castilla-La Mancha, Murcia, Almería. España, </w:t>
       </w:r>
       <w:r>
         <w:rPr>
@@ -959,29 +1435,14 @@
           <w:b/>
           <w:sz w:val="22"/>
         </w:rPr>
-        <w:t>219,7 M€</w:t>
-      </w:r>
-      <w:r>
-        <w:rPr>
-          <w:rFonts w:ascii="Cambria" w:hAnsi="Cambria" w:cs="Cambria" w:eastAsia="Cambria"/>
-          <w:sz w:val="22"/>
-        </w:rPr>
-        <w:t xml:space="preserve">, pera </w:t>
-      </w:r>
-      <w:r>
-        <w:rPr>
-          <w:rFonts w:ascii="Cambria" w:hAnsi="Cambria" w:cs="Cambria" w:eastAsia="Cambria"/>
-          <w:b/>
-          <w:sz w:val="22"/>
-        </w:rPr>
-        <w:t>85,5 M€</w:t>
-      </w:r>
-      <w:r>
-        <w:rPr>
-          <w:rFonts w:ascii="Cambria" w:hAnsi="Cambria" w:cs="Cambria" w:eastAsia="Cambria"/>
-          <w:sz w:val="22"/>
-        </w:rPr>
-        <w:t xml:space="preserve"> (UE y Chile)</w:t>
+        <w:t>71 %</w:t>
+      </w:r>
+      <w:r>
+        <w:rPr>
+          <w:rFonts w:ascii="Cambria" w:hAnsi="Cambria" w:cs="Cambria" w:eastAsia="Cambria"/>
+          <w:sz w:val="22"/>
+        </w:rPr>
+        <w:t xml:space="preserve"> de la exportación de la UE</w:t>
       </w:r>
     </w:p>
     <w:p>
@@ -995,7 +1456,65 @@
           <w:rFonts w:ascii="Cambria" w:hAnsi="Cambria" w:cs="Cambria" w:eastAsia="Cambria"/>
           <w:sz w:val="22"/>
         </w:rPr>
-        <w:t>Saldo tradicionalmente deficitario</w:t>
+        <w:t>Sandía: Almería, Murcia, Castilla-La Mancha, Comunitat Valenciana. Importación de Marruecos y Senegal</w:t>
+      </w:r>
+    </w:p>
+    <w:p>
+      <w:pPr>
+        <w:pStyle w:val="ListBullet2"/>
+        <w:ind w:left="720"/>
+        <w:jc w:val="both"/>
+      </w:pPr>
+      <w:r>
+        <w:rPr>
+          <w:rFonts w:ascii="Cambria" w:hAnsi="Cambria" w:cs="Cambria" w:eastAsia="Cambria"/>
+          <w:sz w:val="22"/>
+        </w:rPr>
+        <w:t>Destinos: UE (Francia, Alemania, Italia). Uva también a Reino Unido, Canadá y EEUU</w:t>
+      </w:r>
+    </w:p>
+    <w:p>
+      <w:pPr>
+        <w:pStyle w:val="ListBullet2"/>
+        <w:ind w:left="720"/>
+        <w:jc w:val="both"/>
+      </w:pPr>
+      <w:r>
+        <w:rPr>
+          <w:rFonts w:ascii="Cambria" w:hAnsi="Cambria" w:cs="Cambria" w:eastAsia="Cambria"/>
+          <w:sz w:val="22"/>
+        </w:rPr>
+        <w:t xml:space="preserve">Fresa </w:t>
+      </w:r>
+      <w:r>
+        <w:rPr>
+          <w:rFonts w:ascii="Cambria" w:hAnsi="Cambria" w:cs="Cambria" w:eastAsia="Cambria"/>
+          <w:b/>
+          <w:sz w:val="22"/>
+        </w:rPr>
+        <w:t>11 %</w:t>
+      </w:r>
+      <w:r>
+        <w:rPr>
+          <w:rFonts w:ascii="Cambria" w:hAnsi="Cambria" w:cs="Cambria" w:eastAsia="Cambria"/>
+          <w:sz w:val="22"/>
+        </w:rPr>
+        <w:t xml:space="preserve"> y melón y sandía </w:t>
+      </w:r>
+      <w:r>
+        <w:rPr>
+          <w:rFonts w:ascii="Cambria" w:hAnsi="Cambria" w:cs="Cambria" w:eastAsia="Cambria"/>
+          <w:b/>
+          <w:sz w:val="22"/>
+        </w:rPr>
+        <w:t>13 %</w:t>
+      </w:r>
+      <w:r>
+        <w:rPr>
+          <w:rFonts w:ascii="Cambria" w:hAnsi="Cambria" w:cs="Cambria" w:eastAsia="Cambria"/>
+          <w:sz w:val="22"/>
+        </w:rPr>
+        <w:t xml:space="preserve"> de las exportaciones de frutas frescas</w:t>
       </w:r>
     </w:p>
     <w:p>
@@ -1009,7 +1528,7 @@
           <w:color w:val="0F4761"/>
           <w:sz w:val="24"/>
         </w:rPr>
-        <w:t>2.3. Otras frutas</w:t>
+        <w:t>2.4. Frutas tropicales y subtropicales</w:t>
       </w:r>
     </w:p>
     <w:p>
@@ -1021,10 +1540,24 @@
       <w:r>
         <w:rPr>
           <w:rFonts w:ascii="Cambria" w:hAnsi="Cambria" w:cs="Cambria" w:eastAsia="Cambria"/>
+          <w:sz w:val="22"/>
+        </w:rPr>
+        <w:t>Sensibles al daño por frío (plátano 13 ºC, mango 10 a 13 ºC, aguacate 5 a 13 ºC). Kiwi incluido por convención comercial</w:t>
+      </w:r>
+    </w:p>
+    <w:p>
+      <w:pPr>
+        <w:pStyle w:val="ListBullet"/>
+        <w:ind w:left="357"/>
+        <w:jc w:val="both"/>
+      </w:pPr>
+      <w:r>
+        <w:rPr>
+          <w:rFonts w:ascii="Cambria" w:hAnsi="Cambria" w:cs="Cambria" w:eastAsia="Cambria"/>
           <w:b/>
           <w:sz w:val="22"/>
         </w:rPr>
-        <w:t>Fresa y fresón</w:t>
+        <w:t>Plátano</w:t>
       </w:r>
       <w:r>
         <w:rPr>
@@ -1039,14 +1572,14 @@
           <w:i/>
           <w:sz w:val="22"/>
         </w:rPr>
-        <w:t>Fragaria × ananassa</w:t>
-      </w:r>
-      <w:r>
-        <w:rPr>
-          <w:rFonts w:ascii="Cambria" w:hAnsi="Cambria" w:cs="Cambria" w:eastAsia="Cambria"/>
-          <w:sz w:val="22"/>
-        </w:rPr>
-        <w:t>): falso fruto (eterio), no climatérica</w:t>
+        <w:t>Musa acuminata</w:t>
+      </w:r>
+      <w:r>
+        <w:rPr>
+          <w:rFonts w:ascii="Cambria" w:hAnsi="Cambria" w:cs="Cambria" w:eastAsia="Cambria"/>
+          <w:sz w:val="22"/>
+        </w:rPr>
+        <w:t>, Cavendish, musáceas)</w:t>
       </w:r>
     </w:p>
     <w:p>
@@ -1060,7 +1593,51 @@
           <w:rFonts w:ascii="Cambria" w:hAnsi="Cambria" w:cs="Cambria" w:eastAsia="Cambria"/>
           <w:sz w:val="22"/>
         </w:rPr>
-        <w:t>Huelva: Fortuna, Rociera. Día corto y día neutro</w:t>
+        <w:t xml:space="preserve">Baya climatérica, madurada con etileno. </w:t>
+      </w:r>
+      <w:r>
+        <w:rPr>
+          <w:rFonts w:ascii="Cambria" w:hAnsi="Cambria" w:cs="Cambria" w:eastAsia="Cambria"/>
+          <w:b/>
+          <w:sz w:val="22"/>
+        </w:rPr>
+        <w:t>IGP Plátano de Canarias</w:t>
+      </w:r>
+    </w:p>
+    <w:p>
+      <w:pPr>
+        <w:pStyle w:val="ListBullet2"/>
+        <w:ind w:left="720"/>
+        <w:jc w:val="both"/>
+      </w:pPr>
+      <w:r>
+        <w:rPr>
+          <w:rFonts w:ascii="Cambria" w:hAnsi="Cambria" w:cs="Cambria" w:eastAsia="Cambria"/>
+          <w:sz w:val="22"/>
+        </w:rPr>
+        <w:t>Normas propias integradas en el Reglamento Delegado (UE) 2023/2429, que derogó el Reglamento de Ejecución (UE) 1333/2011</w:t>
+      </w:r>
+    </w:p>
+    <w:p>
+      <w:pPr>
+        <w:pStyle w:val="ListBullet2"/>
+        <w:ind w:left="720"/>
+        <w:jc w:val="both"/>
+      </w:pPr>
+      <w:r>
+        <w:rPr>
+          <w:rFonts w:ascii="Cambria" w:hAnsi="Cambria" w:cs="Cambria" w:eastAsia="Cambria"/>
+          <w:sz w:val="22"/>
+        </w:rPr>
+        <w:t xml:space="preserve">Gros Michel desplazado por Cavendish (enfermedad de Panamá), amenazado por </w:t>
+      </w:r>
+      <w:r>
+        <w:rPr>
+          <w:rFonts w:ascii="Cambria" w:hAnsi="Cambria" w:cs="Cambria" w:eastAsia="Cambria"/>
+          <w:b/>
+          <w:sz w:val="22"/>
+        </w:rPr>
+        <w:t>TR4</w:t>
       </w:r>
     </w:p>
     <w:p>
@@ -1075,7 +1652,7 @@
           <w:b/>
           <w:sz w:val="22"/>
         </w:rPr>
-        <w:t>Uva de mesa</w:t>
+        <w:t>Mango</w:t>
       </w:r>
       <w:r>
         <w:rPr>
@@ -1090,14 +1667,14 @@
           <w:i/>
           <w:sz w:val="22"/>
         </w:rPr>
-        <w:t>Vitis vinifera</w:t>
-      </w:r>
-      <w:r>
-        <w:rPr>
-          <w:rFonts w:ascii="Cambria" w:hAnsi="Cambria" w:cs="Cambria" w:eastAsia="Cambria"/>
-          <w:sz w:val="22"/>
-        </w:rPr>
-        <w:t>): baya, no climatérica</w:t>
+        <w:t>Mangifera indica</w:t>
+      </w:r>
+      <w:r>
+        <w:rPr>
+          <w:rFonts w:ascii="Cambria" w:hAnsi="Cambria" w:cs="Cambria" w:eastAsia="Cambria"/>
+          <w:sz w:val="22"/>
+        </w:rPr>
+        <w:t>, anacardiáceas)</w:t>
       </w:r>
     </w:p>
     <w:p>
@@ -1111,7 +1688,7 @@
           <w:rFonts w:ascii="Cambria" w:hAnsi="Cambria" w:cs="Cambria" w:eastAsia="Cambria"/>
           <w:sz w:val="22"/>
         </w:rPr>
-        <w:t>Con semilla: Italia, Red Globe, Aledo (DOP Vinalopó). Apirenas: Superior Seedless</w:t>
+        <w:t>Drupa climatérica. Indios, indochinos y de Florida (Tommy Atkins, Kent, Keitt). Osteen en Málaga y Granada</w:t>
       </w:r>
     </w:p>
     <w:p>
@@ -1126,7 +1703,7 @@
           <w:b/>
           <w:sz w:val="22"/>
         </w:rPr>
-        <w:t>Melón</w:t>
+        <w:t>Piña</w:t>
       </w:r>
       <w:r>
         <w:rPr>
@@ -1141,14 +1718,14 @@
           <w:i/>
           <w:sz w:val="22"/>
         </w:rPr>
-        <w:t>Cucumis melo</w:t>
-      </w:r>
-      <w:r>
-        <w:rPr>
-          <w:rFonts w:ascii="Cambria" w:hAnsi="Cambria" w:cs="Cambria" w:eastAsia="Cambria"/>
-          <w:sz w:val="22"/>
-        </w:rPr>
-        <w:t>): pepónide</w:t>
+        <w:t>Ananas comosus</w:t>
+      </w:r>
+      <w:r>
+        <w:rPr>
+          <w:rFonts w:ascii="Cambria" w:hAnsi="Cambria" w:cs="Cambria" w:eastAsia="Cambria"/>
+          <w:sz w:val="22"/>
+        </w:rPr>
+        <w:t>, bromeliáceas)</w:t>
       </w:r>
     </w:p>
     <w:p>
@@ -1162,7 +1739,22 @@
           <w:rFonts w:ascii="Cambria" w:hAnsi="Cambria" w:cs="Cambria" w:eastAsia="Cambria"/>
           <w:sz w:val="22"/>
         </w:rPr>
-        <w:t>Piel de Sapo, Galia, Cantaloup</w:t>
+        <w:t xml:space="preserve">Sorosis no climatérica, bromelina. </w:t>
+      </w:r>
+      <w:r>
+        <w:rPr>
+          <w:rFonts w:ascii="Cambria" w:hAnsi="Cambria" w:cs="Cambria" w:eastAsia="Cambria"/>
+          <w:b/>
+          <w:sz w:val="22"/>
+        </w:rPr>
+        <w:t>MD-2</w:t>
+      </w:r>
+      <w:r>
+        <w:rPr>
+          <w:rFonts w:ascii="Cambria" w:hAnsi="Cambria" w:cs="Cambria" w:eastAsia="Cambria"/>
+          <w:sz w:val="22"/>
+        </w:rPr>
+        <w:t xml:space="preserve"> dominante, Cayena Lisa</w:t>
       </w:r>
     </w:p>
     <w:p>
@@ -1177,7 +1769,7 @@
           <w:b/>
           <w:sz w:val="22"/>
         </w:rPr>
-        <w:t>Sandía</w:t>
+        <w:t>Aguacate</w:t>
       </w:r>
       <w:r>
         <w:rPr>
@@ -1192,14 +1784,14 @@
           <w:i/>
           <w:sz w:val="22"/>
         </w:rPr>
-        <w:t>Citrullus lanatus</w:t>
-      </w:r>
-      <w:r>
-        <w:rPr>
-          <w:rFonts w:ascii="Cambria" w:hAnsi="Cambria" w:cs="Cambria" w:eastAsia="Cambria"/>
-          <w:sz w:val="22"/>
-        </w:rPr>
-        <w:t>): pepónide, licopeno, no climatérica</w:t>
+        <w:t>Persea americana</w:t>
+      </w:r>
+      <w:r>
+        <w:rPr>
+          <w:rFonts w:ascii="Cambria" w:hAnsi="Cambria" w:cs="Cambria" w:eastAsia="Cambria"/>
+          <w:sz w:val="22"/>
+        </w:rPr>
+        <w:t>, lauráceas)</w:t>
       </w:r>
     </w:p>
     <w:p>
@@ -1213,7 +1805,22 @@
           <w:rFonts w:ascii="Cambria" w:hAnsi="Cambria" w:cs="Cambria" w:eastAsia="Cambria"/>
           <w:sz w:val="22"/>
         </w:rPr>
-        <w:t>Sugar Baby, Crimson, triploides sin semillas</w:t>
+        <w:t xml:space="preserve">Baya climatérica, índice de recolección: materia seca. </w:t>
+      </w:r>
+      <w:r>
+        <w:rPr>
+          <w:rFonts w:ascii="Cambria" w:hAnsi="Cambria" w:cs="Cambria" w:eastAsia="Cambria"/>
+          <w:b/>
+          <w:sz w:val="22"/>
+        </w:rPr>
+        <w:t>Hass</w:t>
+      </w:r>
+      <w:r>
+        <w:rPr>
+          <w:rFonts w:ascii="Cambria" w:hAnsi="Cambria" w:cs="Cambria" w:eastAsia="Cambria"/>
+          <w:sz w:val="22"/>
+        </w:rPr>
+        <w:t xml:space="preserve"> dominante, Fuerte, Bacon, Reed</w:t>
       </w:r>
     </w:p>
     <w:p>
@@ -1225,9 +1832,47 @@
       <w:r>
         <w:rPr>
           <w:rFonts w:ascii="Cambria" w:hAnsi="Cambria" w:cs="Cambria" w:eastAsia="Cambria"/>
-          <w:sz w:val="22"/>
-        </w:rPr>
-        <w:t>Análisis sectorial</w:t>
+          <w:b/>
+          <w:sz w:val="22"/>
+        </w:rPr>
+        <w:t>Kiwi</w:t>
+      </w:r>
+      <w:r>
+        <w:rPr>
+          <w:rFonts w:ascii="Cambria" w:hAnsi="Cambria" w:cs="Cambria" w:eastAsia="Cambria"/>
+          <w:sz w:val="22"/>
+        </w:rPr>
+        <w:t xml:space="preserve"> (</w:t>
+      </w:r>
+      <w:r>
+        <w:rPr>
+          <w:rFonts w:ascii="Cambria" w:hAnsi="Cambria" w:cs="Cambria" w:eastAsia="Cambria"/>
+          <w:i/>
+          <w:sz w:val="22"/>
+        </w:rPr>
+        <w:t>Actinidia deliciosa</w:t>
+      </w:r>
+      <w:r>
+        <w:rPr>
+          <w:rFonts w:ascii="Cambria" w:hAnsi="Cambria" w:cs="Cambria" w:eastAsia="Cambria"/>
+          <w:sz w:val="22"/>
+        </w:rPr>
+        <w:t xml:space="preserve"> y </w:t>
+      </w:r>
+      <w:r>
+        <w:rPr>
+          <w:rFonts w:ascii="Cambria" w:hAnsi="Cambria" w:cs="Cambria" w:eastAsia="Cambria"/>
+          <w:i/>
+          <w:sz w:val="22"/>
+        </w:rPr>
+        <w:t>Actinidia chinensis</w:t>
+      </w:r>
+      <w:r>
+        <w:rPr>
+          <w:rFonts w:ascii="Cambria" w:hAnsi="Cambria" w:cs="Cambria" w:eastAsia="Cambria"/>
+          <w:sz w:val="22"/>
+        </w:rPr>
+        <w:t>, actinidiáceas)</w:t>
       </w:r>
     </w:p>
     <w:p>
@@ -1241,7 +1886,22 @@
           <w:rFonts w:ascii="Cambria" w:hAnsi="Cambria" w:cs="Cambria" w:eastAsia="Cambria"/>
           <w:sz w:val="22"/>
         </w:rPr>
-        <w:t>Productores: China. España primer productor y exportador de fresa de la UE (Huelva)</w:t>
+        <w:t>Baya climatérica. Hayward (pulpa verde), SunGold y Jintao (pulpa amarilla)</w:t>
+      </w:r>
+    </w:p>
+    <w:p>
+      <w:pPr>
+        <w:pStyle w:val="ListBullet"/>
+        <w:ind w:left="357"/>
+        <w:jc w:val="both"/>
+      </w:pPr>
+      <w:r>
+        <w:rPr>
+          <w:rFonts w:ascii="Cambria" w:hAnsi="Cambria" w:cs="Cambria" w:eastAsia="Cambria"/>
+          <w:b/>
+          <w:sz w:val="22"/>
+        </w:rPr>
+        <w:t>Análisis sectorial</w:t>
       </w:r>
     </w:p>
     <w:p>
@@ -1255,22 +1915,7 @@
           <w:rFonts w:ascii="Cambria" w:hAnsi="Cambria" w:cs="Cambria" w:eastAsia="Cambria"/>
           <w:sz w:val="22"/>
         </w:rPr>
-        <w:t xml:space="preserve">Melón: España </w:t>
-      </w:r>
-      <w:r>
-        <w:rPr>
-          <w:rFonts w:ascii="Cambria" w:hAnsi="Cambria" w:cs="Cambria" w:eastAsia="Cambria"/>
-          <w:b/>
-          <w:sz w:val="22"/>
-        </w:rPr>
-        <w:t>71 %</w:t>
-      </w:r>
-      <w:r>
-        <w:rPr>
-          <w:rFonts w:ascii="Cambria" w:hAnsi="Cambria" w:cs="Cambria" w:eastAsia="Cambria"/>
-          <w:sz w:val="22"/>
-        </w:rPr>
-        <w:t xml:space="preserve"> de la exportación UE</w:t>
+        <w:t>Grupo con déficit comercial</w:t>
       </w:r>
     </w:p>
     <w:p>
@@ -1284,7 +1929,7 @@
           <w:rFonts w:ascii="Cambria" w:hAnsi="Cambria" w:cs="Cambria" w:eastAsia="Cambria"/>
           <w:sz w:val="22"/>
         </w:rPr>
-        <w:t xml:space="preserve">Fresa </w:t>
+        <w:t xml:space="preserve">Plátano: productores India y China, exportadores Ecuador, Filipinas, Costa Rica. UE: Canarias. 2025: exportación </w:t>
       </w:r>
       <w:r>
         <w:rPr>
@@ -1292,22 +1937,14 @@
           <w:b/>
           <w:sz w:val="22"/>
         </w:rPr>
-        <w:t>~11 %</w:t>
-      </w:r>
-      <w:r>
-        <w:rPr>
-          <w:rFonts w:ascii="Cambria" w:hAnsi="Cambria" w:cs="Cambria" w:eastAsia="Cambria"/>
-          <w:sz w:val="22"/>
-        </w:rPr>
-        <w:t xml:space="preserve"> de las exportaciones de frutas frescas. Melón y sandía </w:t>
-      </w:r>
-      <w:r>
-        <w:rPr>
-          <w:rFonts w:ascii="Cambria" w:hAnsi="Cambria" w:cs="Cambria" w:eastAsia="Cambria"/>
-          <w:b/>
-          <w:sz w:val="22"/>
-        </w:rPr>
-        <w:t>~13 %</w:t>
+        <w:t>92,4 M€</w:t>
+      </w:r>
+      <w:r>
+        <w:rPr>
+          <w:rFonts w:ascii="Cambria" w:hAnsi="Cambria" w:cs="Cambria" w:eastAsia="Cambria"/>
+          <w:sz w:val="22"/>
+        </w:rPr>
+        <w:t xml:space="preserve"> (-17,5 %) a Portugal, Francia y Marruecos</w:t>
       </w:r>
     </w:p>
     <w:p>
@@ -1321,7 +1958,7 @@
           <w:rFonts w:ascii="Cambria" w:hAnsi="Cambria" w:cs="Cambria" w:eastAsia="Cambria"/>
           <w:sz w:val="22"/>
         </w:rPr>
-        <w:t>Importaciones: fresa 37,5 M€ (Marruecos), uva 245 M€ (Perú, Chile, Italia)</w:t>
+        <w:t>Piña: Costa Rica, principal exportador e origen de las importaciones</w:t>
       </w:r>
     </w:p>
     <w:p>
@@ -1335,7 +1972,399 @@
           <w:rFonts w:ascii="Cambria" w:hAnsi="Cambria" w:cs="Cambria" w:eastAsia="Cambria"/>
           <w:sz w:val="22"/>
         </w:rPr>
-        <w:t>Notable superávit</w:t>
+        <w:t xml:space="preserve">Aguacate: México. España en Axarquía y costa de Granada. 2025: exportación </w:t>
+      </w:r>
+      <w:r>
+        <w:rPr>
+          <w:rFonts w:ascii="Cambria" w:hAnsi="Cambria" w:cs="Cambria" w:eastAsia="Cambria"/>
+          <w:b/>
+          <w:sz w:val="22"/>
+        </w:rPr>
+        <w:t>483,5 M€</w:t>
+      </w:r>
+      <w:r>
+        <w:rPr>
+          <w:rFonts w:ascii="Cambria" w:hAnsi="Cambria" w:cs="Cambria" w:eastAsia="Cambria"/>
+          <w:sz w:val="22"/>
+        </w:rPr>
+        <w:t xml:space="preserve"> (+8,5 %, con reexpedición) a Francia, Países Bajos, Alemania y Reino Unido. Importación de Perú, Chile y Marruecos</w:t>
+      </w:r>
+    </w:p>
+    <w:p>
+      <w:pPr>
+        <w:pStyle w:val="ListBullet2"/>
+        <w:ind w:left="720"/>
+        <w:jc w:val="both"/>
+      </w:pPr>
+      <w:r>
+        <w:rPr>
+          <w:rFonts w:ascii="Cambria" w:hAnsi="Cambria" w:cs="Cambria" w:eastAsia="Cambria"/>
+          <w:sz w:val="22"/>
+        </w:rPr>
+        <w:t>Competidores: Perú, Israel, Marruecos y Kenia en aguacate. Ecuador, Colombia, Costa Rica y Panamá en plátano</w:t>
+      </w:r>
+    </w:p>
+    <w:p>
+      <w:pPr>
+        <w:pStyle w:val="Heading1"/>
+      </w:pPr>
+      <w:r>
+        <w:rPr>
+          <w:rFonts w:ascii="Cambria" w:hAnsi="Cambria" w:cs="Cambria" w:eastAsia="Cambria"/>
+          <w:b/>
+          <w:color w:val="0F4761"/>
+          <w:sz w:val="28"/>
+        </w:rPr>
+        <w:t>3. FACTORES DE CALIDAD COMERCIAL</w:t>
+      </w:r>
+    </w:p>
+    <w:p>
+      <w:pPr>
+        <w:pStyle w:val="ListBullet"/>
+        <w:ind w:left="357"/>
+        <w:jc w:val="both"/>
+      </w:pPr>
+      <w:r>
+        <w:rPr>
+          <w:rFonts w:ascii="Cambria" w:hAnsi="Cambria" w:cs="Cambria" w:eastAsia="Cambria"/>
+          <w:b/>
+          <w:sz w:val="22"/>
+        </w:rPr>
+        <w:t>Calidad comercial</w:t>
+      </w:r>
+      <w:r>
+        <w:rPr>
+          <w:rFonts w:ascii="Cambria" w:hAnsi="Cambria" w:cs="Cambria" w:eastAsia="Cambria"/>
+          <w:sz w:val="22"/>
+        </w:rPr>
+        <w:t>: características externas e internas que determinan la aptitud para comercializar</w:t>
+      </w:r>
+    </w:p>
+    <w:p>
+      <w:pPr>
+        <w:pStyle w:val="ListBullet"/>
+        <w:ind w:left="357"/>
+        <w:jc w:val="both"/>
+      </w:pPr>
+      <w:r>
+        <w:rPr>
+          <w:rFonts w:ascii="Cambria" w:hAnsi="Cambria" w:cs="Cambria" w:eastAsia="Cambria"/>
+          <w:sz w:val="22"/>
+        </w:rPr>
+        <w:t xml:space="preserve">Normas de la UE: </w:t>
+      </w:r>
+      <w:r>
+        <w:rPr>
+          <w:rFonts w:ascii="Cambria" w:hAnsi="Cambria" w:cs="Cambria" w:eastAsia="Cambria"/>
+          <w:b/>
+          <w:sz w:val="22"/>
+        </w:rPr>
+        <w:t>Reglamento Delegado (UE) 2023/2429</w:t>
+      </w:r>
+      <w:r>
+        <w:rPr>
+          <w:rFonts w:ascii="Cambria" w:hAnsi="Cambria" w:cs="Cambria" w:eastAsia="Cambria"/>
+          <w:sz w:val="22"/>
+        </w:rPr>
+        <w:t>, aplicable desde el 1 de enero de 2025</w:t>
+      </w:r>
+    </w:p>
+    <w:p>
+      <w:pPr>
+        <w:pStyle w:val="ListBullet2"/>
+        <w:ind w:left="720"/>
+        <w:jc w:val="both"/>
+      </w:pPr>
+      <w:r>
+        <w:rPr>
+          <w:rFonts w:ascii="Cambria" w:hAnsi="Cambria" w:cs="Cambria" w:eastAsia="Cambria"/>
+          <w:b/>
+          <w:sz w:val="22"/>
+        </w:rPr>
+        <w:t>Norma general</w:t>
+      </w:r>
+      <w:r>
+        <w:rPr>
+          <w:rFonts w:ascii="Cambria" w:hAnsi="Cambria" w:cs="Cambria" w:eastAsia="Cambria"/>
+          <w:sz w:val="22"/>
+        </w:rPr>
+        <w:t>: albaricoque, ciruela, cereza, melón, sandía, mango, piña, aguacate</w:t>
+      </w:r>
+    </w:p>
+    <w:p>
+      <w:pPr>
+        <w:pStyle w:val="ListBullet2"/>
+        <w:ind w:left="720"/>
+        <w:jc w:val="both"/>
+      </w:pPr>
+      <w:r>
+        <w:rPr>
+          <w:rFonts w:ascii="Cambria" w:hAnsi="Cambria" w:cs="Cambria" w:eastAsia="Cambria"/>
+          <w:b/>
+          <w:sz w:val="22"/>
+        </w:rPr>
+        <w:t>Normas específicas</w:t>
+      </w:r>
+      <w:r>
+        <w:rPr>
+          <w:rFonts w:ascii="Cambria" w:hAnsi="Cambria" w:cs="Cambria" w:eastAsia="Cambria"/>
+          <w:sz w:val="22"/>
+        </w:rPr>
+        <w:t>: manzana, pera, melocotón y nectarina, fresa, uva de mesa, kiwi, plátano (categorías Extra, I y II)</w:t>
+      </w:r>
+    </w:p>
+    <w:p>
+      <w:pPr>
+        <w:pStyle w:val="ListBullet"/>
+        <w:ind w:left="357"/>
+        <w:jc w:val="both"/>
+      </w:pPr>
+      <w:r>
+        <w:rPr>
+          <w:rFonts w:ascii="Cambria" w:hAnsi="Cambria" w:cs="Cambria" w:eastAsia="Cambria"/>
+          <w:b/>
+          <w:sz w:val="22"/>
+        </w:rPr>
+        <w:t>Requisitos mínimos</w:t>
+      </w:r>
+      <w:r>
+        <w:rPr>
+          <w:rFonts w:ascii="Cambria" w:hAnsi="Cambria" w:cs="Cambria" w:eastAsia="Cambria"/>
+          <w:sz w:val="22"/>
+        </w:rPr>
+        <w:t>: enteros, sanos, limpios, prácticamente exentos de plagas y de daños en pulpa, sin humedad exterior anormal, sin olores ni sabores extraños, aptos para transporte</w:t>
+      </w:r>
+    </w:p>
+    <w:p>
+      <w:pPr>
+        <w:pStyle w:val="ListBullet2"/>
+        <w:ind w:left="720"/>
+        <w:jc w:val="both"/>
+      </w:pPr>
+      <w:r>
+        <w:rPr>
+          <w:rFonts w:ascii="Cambria" w:hAnsi="Cambria" w:cs="Cambria" w:eastAsia="Cambria"/>
+          <w:sz w:val="22"/>
+        </w:rPr>
+        <w:t>Además: madurez mínima, tolerancias, marcado (</w:t>
+      </w:r>
+      <w:r>
+        <w:rPr>
+          <w:rFonts w:ascii="Cambria" w:hAnsi="Cambria" w:cs="Cambria" w:eastAsia="Cambria"/>
+          <w:b/>
+          <w:sz w:val="22"/>
+        </w:rPr>
+        <w:t>país de origen</w:t>
+      </w:r>
+      <w:r>
+        <w:rPr>
+          <w:rFonts w:ascii="Cambria" w:hAnsi="Cambria" w:cs="Cambria" w:eastAsia="Cambria"/>
+          <w:sz w:val="22"/>
+        </w:rPr>
+        <w:t>)</w:t>
+      </w:r>
+    </w:p>
+    <w:p>
+      <w:pPr>
+        <w:pStyle w:val="ListBullet"/>
+        <w:ind w:left="357"/>
+        <w:jc w:val="both"/>
+      </w:pPr>
+      <w:r>
+        <w:rPr>
+          <w:rFonts w:ascii="Cambria" w:hAnsi="Cambria" w:cs="Cambria" w:eastAsia="Cambria"/>
+          <w:b/>
+          <w:sz w:val="22"/>
+        </w:rPr>
+        <w:t>Madurez</w:t>
+      </w:r>
+      <w:r>
+        <w:rPr>
+          <w:rFonts w:ascii="Cambria" w:hAnsi="Cambria" w:cs="Cambria" w:eastAsia="Cambria"/>
+          <w:sz w:val="22"/>
+        </w:rPr>
+        <w:t>: fisiológica, comercial, de consumo</w:t>
+      </w:r>
+    </w:p>
+    <w:p>
+      <w:pPr>
+        <w:pStyle w:val="ListBullet"/>
+        <w:ind w:left="357"/>
+        <w:jc w:val="both"/>
+      </w:pPr>
+      <w:r>
+        <w:rPr>
+          <w:rFonts w:ascii="Cambria" w:hAnsi="Cambria" w:cs="Cambria" w:eastAsia="Cambria"/>
+          <w:b/>
+          <w:sz w:val="22"/>
+        </w:rPr>
+        <w:t>Climatéricos</w:t>
+      </w:r>
+      <w:r>
+        <w:rPr>
+          <w:rFonts w:ascii="Cambria" w:hAnsi="Cambria" w:cs="Cambria" w:eastAsia="Cambria"/>
+          <w:sz w:val="22"/>
+        </w:rPr>
+        <w:t>: manzana, pera, melocotón, albaricoque, ciruela, plátano, mango, aguacate, kiwi</w:t>
+      </w:r>
+    </w:p>
+    <w:p>
+      <w:pPr>
+        <w:pStyle w:val="ListBullet"/>
+        <w:ind w:left="357"/>
+        <w:jc w:val="both"/>
+      </w:pPr>
+      <w:r>
+        <w:rPr>
+          <w:rFonts w:ascii="Cambria" w:hAnsi="Cambria" w:cs="Cambria" w:eastAsia="Cambria"/>
+          <w:b/>
+          <w:sz w:val="22"/>
+        </w:rPr>
+        <w:t>No climatéricos</w:t>
+      </w:r>
+      <w:r>
+        <w:rPr>
+          <w:rFonts w:ascii="Cambria" w:hAnsi="Cambria" w:cs="Cambria" w:eastAsia="Cambria"/>
+          <w:sz w:val="22"/>
+        </w:rPr>
+        <w:t>: cereza, fresa, uva, sandía, piña. Melón variable</w:t>
+      </w:r>
+    </w:p>
+    <w:p>
+      <w:pPr>
+        <w:pStyle w:val="ListBullet"/>
+        <w:ind w:left="357"/>
+        <w:jc w:val="both"/>
+      </w:pPr>
+      <w:r>
+        <w:rPr>
+          <w:rFonts w:ascii="Cambria" w:hAnsi="Cambria" w:cs="Cambria" w:eastAsia="Cambria"/>
+          <w:sz w:val="22"/>
+        </w:rPr>
+        <w:t>Índices objetivos: firmeza (penetrómetro), color, sólidos solubles (Brix), acidez, almidón (test de yodo), materia seca</w:t>
+      </w:r>
+    </w:p>
+    <w:p>
+      <w:pPr>
+        <w:pStyle w:val="ListBullet2"/>
+        <w:ind w:left="720"/>
+        <w:jc w:val="both"/>
+      </w:pPr>
+      <w:r>
+        <w:rPr>
+          <w:rFonts w:ascii="Cambria" w:hAnsi="Cambria" w:cs="Cambria" w:eastAsia="Cambria"/>
+          <w:sz w:val="22"/>
+        </w:rPr>
+        <w:t>Solo exigibles si la norma los fija (Brix en kiwi y uva de mesa)</w:t>
+      </w:r>
+    </w:p>
+    <w:p>
+      <w:pPr>
+        <w:pStyle w:val="ListBullet"/>
+        <w:ind w:left="357"/>
+        <w:jc w:val="both"/>
+      </w:pPr>
+      <w:r>
+        <w:rPr>
+          <w:rFonts w:ascii="Cambria" w:hAnsi="Cambria" w:cs="Cambria" w:eastAsia="Cambria"/>
+          <w:sz w:val="22"/>
+        </w:rPr>
+        <w:t>Tres ámbitos distintos</w:t>
+      </w:r>
+    </w:p>
+    <w:p>
+      <w:pPr>
+        <w:pStyle w:val="ListBullet2"/>
+        <w:ind w:left="720"/>
+        <w:jc w:val="both"/>
+      </w:pPr>
+      <w:r>
+        <w:rPr>
+          <w:rFonts w:ascii="Cambria" w:hAnsi="Cambria" w:cs="Cambria" w:eastAsia="Cambria"/>
+          <w:b/>
+          <w:sz w:val="22"/>
+        </w:rPr>
+        <w:t>Calidad comercial</w:t>
+      </w:r>
+      <w:r>
+        <w:rPr>
+          <w:rFonts w:ascii="Cambria" w:hAnsi="Cambria" w:cs="Cambria" w:eastAsia="Cambria"/>
+          <w:sz w:val="22"/>
+        </w:rPr>
+        <w:t>: categoría, calibre, defectos, madurez, presentación, marcado</w:t>
+      </w:r>
+    </w:p>
+    <w:p>
+      <w:pPr>
+        <w:pStyle w:val="ListBullet2"/>
+        <w:ind w:left="720"/>
+        <w:jc w:val="both"/>
+      </w:pPr>
+      <w:r>
+        <w:rPr>
+          <w:rFonts w:ascii="Cambria" w:hAnsi="Cambria" w:cs="Cambria" w:eastAsia="Cambria"/>
+          <w:b/>
+          <w:sz w:val="22"/>
+        </w:rPr>
+        <w:t>Sanidad vegetal</w:t>
+      </w:r>
+      <w:r>
+        <w:rPr>
+          <w:rFonts w:ascii="Cambria" w:hAnsi="Cambria" w:cs="Cambria" w:eastAsia="Cambria"/>
+          <w:sz w:val="22"/>
+        </w:rPr>
+        <w:t xml:space="preserve">: Reglamento (UE) 2016/2031. Moscas de la fruta, piojo de San José, </w:t>
+      </w:r>
+      <w:r>
+        <w:rPr>
+          <w:rFonts w:ascii="Cambria" w:hAnsi="Cambria" w:cs="Cambria" w:eastAsia="Cambria"/>
+          <w:b/>
+          <w:sz w:val="22"/>
+        </w:rPr>
+        <w:t>TR4</w:t>
+      </w:r>
+      <w:r>
+        <w:rPr>
+          <w:rFonts w:ascii="Cambria" w:hAnsi="Cambria" w:cs="Cambria" w:eastAsia="Cambria"/>
+          <w:sz w:val="22"/>
+        </w:rPr>
+        <w:t xml:space="preserve"> en platanera</w:t>
+      </w:r>
+    </w:p>
+    <w:p>
+      <w:pPr>
+        <w:pStyle w:val="ListBullet2"/>
+        <w:ind w:left="720"/>
+        <w:jc w:val="both"/>
+      </w:pPr>
+      <w:r>
+        <w:rPr>
+          <w:rFonts w:ascii="Cambria" w:hAnsi="Cambria" w:cs="Cambria" w:eastAsia="Cambria"/>
+          <w:b/>
+          <w:sz w:val="22"/>
+        </w:rPr>
+        <w:t>Seguridad alimentaria</w:t>
+      </w:r>
+      <w:r>
+        <w:rPr>
+          <w:rFonts w:ascii="Cambria" w:hAnsi="Cambria" w:cs="Cambria" w:eastAsia="Cambria"/>
+          <w:sz w:val="22"/>
+        </w:rPr>
+        <w:t>: LMR de plaguicidas y contaminantes</w:t>
+      </w:r>
+    </w:p>
+    <w:p>
+      <w:pPr>
+        <w:pStyle w:val="Heading1"/>
+      </w:pPr>
+      <w:r>
+        <w:rPr>
+          <w:rFonts w:ascii="Cambria" w:hAnsi="Cambria" w:cs="Cambria" w:eastAsia="Cambria"/>
+          <w:b/>
+          <w:color w:val="0F4761"/>
+          <w:sz w:val="28"/>
+        </w:rPr>
+        <w:t>4. NORMATIVA APLICABLE</w:t>
       </w:r>
     </w:p>
     <w:p>
@@ -1349,7 +2378,7 @@
           <w:color w:val="0F4761"/>
           <w:sz w:val="24"/>
         </w:rPr>
-        <w:t>2.4. Frutas tropicales y subtropicales</w:t>
+        <w:t>4.1. Política Agrícola Común (PAC)</w:t>
       </w:r>
     </w:p>
     <w:p>
@@ -1361,24 +2390,17 @@
       <w:r>
         <w:rPr>
           <w:rFonts w:ascii="Cambria" w:hAnsi="Cambria" w:cs="Cambria" w:eastAsia="Cambria"/>
-          <w:sz w:val="22"/>
-        </w:rPr>
-        <w:t xml:space="preserve">Sensibles al </w:t>
-      </w:r>
-      <w:r>
-        <w:rPr>
-          <w:rFonts w:ascii="Cambria" w:hAnsi="Cambria" w:cs="Cambria" w:eastAsia="Cambria"/>
           <w:b/>
           <w:sz w:val="22"/>
         </w:rPr>
-        <w:t>frío</w:t>
-      </w:r>
-      <w:r>
-        <w:rPr>
-          <w:rFonts w:ascii="Cambria" w:hAnsi="Cambria" w:cs="Cambria" w:eastAsia="Cambria"/>
-          <w:sz w:val="22"/>
-        </w:rPr>
-        <w:t>. Kiwi, templado, incluido por convención</w:t>
+        <w:t>PAC 2023-2027</w:t>
+      </w:r>
+      <w:r>
+        <w:rPr>
+          <w:rFonts w:ascii="Cambria" w:hAnsi="Cambria" w:cs="Cambria" w:eastAsia="Cambria"/>
+          <w:sz w:val="22"/>
+        </w:rPr>
+        <w:t>: modelo orientado al mercado, la sostenibilidad y la simplificación</w:t>
       </w:r>
     </w:p>
     <w:p>
@@ -1390,32 +2412,9 @@
       <w:r>
         <w:rPr>
           <w:rFonts w:ascii="Cambria" w:hAnsi="Cambria" w:cs="Cambria" w:eastAsia="Cambria"/>
-          <w:b/>
-          <w:sz w:val="22"/>
-        </w:rPr>
-        <w:t>Plátano</w:t>
-      </w:r>
-      <w:r>
-        <w:rPr>
-          <w:rFonts w:ascii="Cambria" w:hAnsi="Cambria" w:cs="Cambria" w:eastAsia="Cambria"/>
-          <w:sz w:val="22"/>
-        </w:rPr>
-        <w:t xml:space="preserve"> (</w:t>
-      </w:r>
-      <w:r>
-        <w:rPr>
-          <w:rFonts w:ascii="Cambria" w:hAnsi="Cambria" w:cs="Cambria" w:eastAsia="Cambria"/>
-          <w:i/>
-          <w:sz w:val="22"/>
-        </w:rPr>
-        <w:t>Musa acuminata</w:t>
-      </w:r>
-      <w:r>
-        <w:rPr>
-          <w:rFonts w:ascii="Cambria" w:hAnsi="Cambria" w:cs="Cambria" w:eastAsia="Cambria"/>
-          <w:sz w:val="22"/>
-        </w:rPr>
-        <w:t>, Cavendish): climatérico, IGP Plátano de Canarias</w:t>
+          <w:sz w:val="22"/>
+        </w:rPr>
+        <w:t>Reglamentos</w:t>
       </w:r>
     </w:p>
     <w:p>
@@ -1427,9 +2426,84 @@
       <w:r>
         <w:rPr>
           <w:rFonts w:ascii="Cambria" w:hAnsi="Cambria" w:cs="Cambria" w:eastAsia="Cambria"/>
-          <w:sz w:val="22"/>
-        </w:rPr>
-        <w:t>Gros Michel (Panamá raza 1), Cavendish (amenaza TR4)</w:t>
+          <w:b/>
+          <w:sz w:val="22"/>
+        </w:rPr>
+        <w:t>(UE) 2021/2115</w:t>
+      </w:r>
+      <w:r>
+        <w:rPr>
+          <w:rFonts w:ascii="Cambria" w:hAnsi="Cambria" w:cs="Cambria" w:eastAsia="Cambria"/>
+          <w:sz w:val="22"/>
+        </w:rPr>
+        <w:t xml:space="preserve">: planes estratégicos (FEAGA y FEADER). En España, </w:t>
+      </w:r>
+      <w:r>
+        <w:rPr>
+          <w:rFonts w:ascii="Cambria" w:hAnsi="Cambria" w:cs="Cambria" w:eastAsia="Cambria"/>
+          <w:b/>
+          <w:sz w:val="22"/>
+        </w:rPr>
+        <w:t>PEPAC</w:t>
+      </w:r>
+    </w:p>
+    <w:p>
+      <w:pPr>
+        <w:pStyle w:val="ListBullet2"/>
+        <w:ind w:left="720"/>
+        <w:jc w:val="both"/>
+      </w:pPr>
+      <w:r>
+        <w:rPr>
+          <w:rFonts w:ascii="Cambria" w:hAnsi="Cambria" w:cs="Cambria" w:eastAsia="Cambria"/>
+          <w:b/>
+          <w:sz w:val="22"/>
+        </w:rPr>
+        <w:t>(UE) 2021/2116</w:t>
+      </w:r>
+      <w:r>
+        <w:rPr>
+          <w:rFonts w:ascii="Cambria" w:hAnsi="Cambria" w:cs="Cambria" w:eastAsia="Cambria"/>
+          <w:sz w:val="22"/>
+        </w:rPr>
+        <w:t>: financiación, gestión y seguimiento</w:t>
+      </w:r>
+    </w:p>
+    <w:p>
+      <w:pPr>
+        <w:pStyle w:val="ListBullet2"/>
+        <w:ind w:left="720"/>
+        <w:jc w:val="both"/>
+      </w:pPr>
+      <w:r>
+        <w:rPr>
+          <w:rFonts w:ascii="Cambria" w:hAnsi="Cambria" w:cs="Cambria" w:eastAsia="Cambria"/>
+          <w:b/>
+          <w:sz w:val="22"/>
+        </w:rPr>
+        <w:t>(UE) 2021/2117</w:t>
+      </w:r>
+      <w:r>
+        <w:rPr>
+          <w:rFonts w:ascii="Cambria" w:hAnsi="Cambria" w:cs="Cambria" w:eastAsia="Cambria"/>
+          <w:sz w:val="22"/>
+        </w:rPr>
+        <w:t>: modifica la OCM única (</w:t>
+      </w:r>
+      <w:r>
+        <w:rPr>
+          <w:rFonts w:ascii="Cambria" w:hAnsi="Cambria" w:cs="Cambria" w:eastAsia="Cambria"/>
+          <w:b/>
+          <w:sz w:val="22"/>
+        </w:rPr>
+        <w:t>1308/2013</w:t>
+      </w:r>
+      <w:r>
+        <w:rPr>
+          <w:rFonts w:ascii="Cambria" w:hAnsi="Cambria" w:cs="Cambria" w:eastAsia="Cambria"/>
+          <w:sz w:val="22"/>
+        </w:rPr>
+        <w:t>)</w:t>
       </w:r>
     </w:p>
     <w:p>
@@ -1444,29 +2518,7 @@
           <w:b/>
           <w:sz w:val="22"/>
         </w:rPr>
-        <w:t>Mango</w:t>
-      </w:r>
-      <w:r>
-        <w:rPr>
-          <w:rFonts w:ascii="Cambria" w:hAnsi="Cambria" w:cs="Cambria" w:eastAsia="Cambria"/>
-          <w:sz w:val="22"/>
-        </w:rPr>
-        <w:t xml:space="preserve"> (</w:t>
-      </w:r>
-      <w:r>
-        <w:rPr>
-          <w:rFonts w:ascii="Cambria" w:hAnsi="Cambria" w:cs="Cambria" w:eastAsia="Cambria"/>
-          <w:i/>
-          <w:sz w:val="22"/>
-        </w:rPr>
-        <w:t>Mangifera indica</w:t>
-      </w:r>
-      <w:r>
-        <w:rPr>
-          <w:rFonts w:ascii="Cambria" w:hAnsi="Cambria" w:cs="Cambria" w:eastAsia="Cambria"/>
-          <w:sz w:val="22"/>
-        </w:rPr>
-        <w:t>): climatérico</w:t>
+        <w:t>Ayudas directas</w:t>
       </w:r>
     </w:p>
     <w:p>
@@ -1478,9 +2530,54 @@
       <w:r>
         <w:rPr>
           <w:rFonts w:ascii="Cambria" w:hAnsi="Cambria" w:cs="Cambria" w:eastAsia="Cambria"/>
-          <w:sz w:val="22"/>
-        </w:rPr>
-        <w:t>Tommy Atkins, Kent, Osteen</w:t>
+          <w:b/>
+          <w:sz w:val="22"/>
+        </w:rPr>
+        <w:t>BISS</w:t>
+      </w:r>
+      <w:r>
+        <w:rPr>
+          <w:rFonts w:ascii="Cambria" w:hAnsi="Cambria" w:cs="Cambria" w:eastAsia="Cambria"/>
+          <w:sz w:val="22"/>
+        </w:rPr>
+        <w:t>, ayuda básica a la renta para la sostenibilidad (sustituye pago básico y greening)</w:t>
+      </w:r>
+    </w:p>
+    <w:p>
+      <w:pPr>
+        <w:pStyle w:val="ListBullet2"/>
+        <w:ind w:left="720"/>
+        <w:jc w:val="both"/>
+      </w:pPr>
+      <w:r>
+        <w:rPr>
+          <w:rFonts w:ascii="Cambria" w:hAnsi="Cambria" w:cs="Cambria" w:eastAsia="Cambria"/>
+          <w:b/>
+          <w:sz w:val="22"/>
+        </w:rPr>
+        <w:t>Eco-regímenes</w:t>
+      </w:r>
+    </w:p>
+    <w:p>
+      <w:pPr>
+        <w:pStyle w:val="ListBullet2"/>
+        <w:ind w:left="720"/>
+        <w:jc w:val="both"/>
+      </w:pPr>
+      <w:r>
+        <w:rPr>
+          <w:rFonts w:ascii="Cambria" w:hAnsi="Cambria" w:cs="Cambria" w:eastAsia="Cambria"/>
+          <w:b/>
+          <w:sz w:val="22"/>
+        </w:rPr>
+        <w:t>Condicionalidad reforzada</w:t>
+      </w:r>
+      <w:r>
+        <w:rPr>
+          <w:rFonts w:ascii="Cambria" w:hAnsi="Cambria" w:cs="Cambria" w:eastAsia="Cambria"/>
+          <w:sz w:val="22"/>
+        </w:rPr>
+        <w:t xml:space="preserve"> (BCAM)</w:t>
       </w:r>
     </w:p>
     <w:p>
@@ -1492,32 +2589,132 @@
       <w:r>
         <w:rPr>
           <w:rFonts w:ascii="Cambria" w:hAnsi="Cambria" w:cs="Cambria" w:eastAsia="Cambria"/>
+          <w:sz w:val="22"/>
+        </w:rPr>
+        <w:t>Prioridades: sostenibilidad ambiental y climática, relevo generacional, digitalización, organizaciones de productores, resiliencia ante crisis</w:t>
+      </w:r>
+    </w:p>
+    <w:p>
+      <w:pPr>
+        <w:pStyle w:val="Heading2"/>
+      </w:pPr>
+      <w:r>
+        <w:rPr>
+          <w:rFonts w:ascii="Cambria" w:hAnsi="Cambria" w:cs="Cambria" w:eastAsia="Cambria"/>
           <w:b/>
-          <w:sz w:val="22"/>
-        </w:rPr>
-        <w:t>Piña</w:t>
-      </w:r>
-      <w:r>
-        <w:rPr>
-          <w:rFonts w:ascii="Cambria" w:hAnsi="Cambria" w:cs="Cambria" w:eastAsia="Cambria"/>
-          <w:sz w:val="22"/>
-        </w:rPr>
-        <w:t xml:space="preserve"> (</w:t>
-      </w:r>
-      <w:r>
-        <w:rPr>
-          <w:rFonts w:ascii="Cambria" w:hAnsi="Cambria" w:cs="Cambria" w:eastAsia="Cambria"/>
-          <w:i/>
-          <w:sz w:val="22"/>
-        </w:rPr>
-        <w:t>Ananas comosus</w:t>
-      </w:r>
-      <w:r>
-        <w:rPr>
-          <w:rFonts w:ascii="Cambria" w:hAnsi="Cambria" w:cs="Cambria" w:eastAsia="Cambria"/>
-          <w:sz w:val="22"/>
-        </w:rPr>
-        <w:t>): sorosis, no climatérica</w:t>
+          <w:color w:val="0F4761"/>
+          <w:sz w:val="24"/>
+        </w:rPr>
+        <w:t>4.2. Organización Común de Mercados (OCM) y normas de comercialización</w:t>
+      </w:r>
+    </w:p>
+    <w:p>
+      <w:pPr>
+        <w:pStyle w:val="ListBullet"/>
+        <w:ind w:left="357"/>
+        <w:jc w:val="both"/>
+      </w:pPr>
+      <w:r>
+        <w:rPr>
+          <w:rFonts w:ascii="Cambria" w:hAnsi="Cambria" w:cs="Cambria" w:eastAsia="Cambria"/>
+          <w:sz w:val="22"/>
+        </w:rPr>
+        <w:t xml:space="preserve">Norma base: </w:t>
+      </w:r>
+      <w:r>
+        <w:rPr>
+          <w:rFonts w:ascii="Cambria" w:hAnsi="Cambria" w:cs="Cambria" w:eastAsia="Cambria"/>
+          <w:b/>
+          <w:sz w:val="22"/>
+        </w:rPr>
+        <w:t>Reglamento (UE) 1308/2013</w:t>
+      </w:r>
+      <w:r>
+        <w:rPr>
+          <w:rFonts w:ascii="Cambria" w:hAnsi="Cambria" w:cs="Cambria" w:eastAsia="Cambria"/>
+          <w:sz w:val="22"/>
+        </w:rPr>
+        <w:t>, modificado por el 2021/2117</w:t>
+      </w:r>
+    </w:p>
+    <w:p>
+      <w:pPr>
+        <w:pStyle w:val="ListBullet"/>
+        <w:ind w:left="357"/>
+        <w:jc w:val="both"/>
+      </w:pPr>
+      <w:r>
+        <w:rPr>
+          <w:rFonts w:ascii="Cambria" w:hAnsi="Cambria" w:cs="Cambria" w:eastAsia="Cambria"/>
+          <w:sz w:val="22"/>
+        </w:rPr>
+        <w:t xml:space="preserve">Principios: </w:t>
+      </w:r>
+      <w:r>
+        <w:rPr>
+          <w:rFonts w:ascii="Cambria" w:hAnsi="Cambria" w:cs="Cambria" w:eastAsia="Cambria"/>
+          <w:b/>
+          <w:sz w:val="22"/>
+        </w:rPr>
+        <w:t>unidad de mercado</w:t>
+      </w:r>
+      <w:r>
+        <w:rPr>
+          <w:rFonts w:ascii="Cambria" w:hAnsi="Cambria" w:cs="Cambria" w:eastAsia="Cambria"/>
+          <w:sz w:val="22"/>
+        </w:rPr>
+        <w:t xml:space="preserve">, </w:t>
+      </w:r>
+      <w:r>
+        <w:rPr>
+          <w:rFonts w:ascii="Cambria" w:hAnsi="Cambria" w:cs="Cambria" w:eastAsia="Cambria"/>
+          <w:b/>
+          <w:sz w:val="22"/>
+        </w:rPr>
+        <w:t>preferencia comunitaria</w:t>
+      </w:r>
+      <w:r>
+        <w:rPr>
+          <w:rFonts w:ascii="Cambria" w:hAnsi="Cambria" w:cs="Cambria" w:eastAsia="Cambria"/>
+          <w:sz w:val="22"/>
+        </w:rPr>
+        <w:t xml:space="preserve">, </w:t>
+      </w:r>
+      <w:r>
+        <w:rPr>
+          <w:rFonts w:ascii="Cambria" w:hAnsi="Cambria" w:cs="Cambria" w:eastAsia="Cambria"/>
+          <w:b/>
+          <w:sz w:val="22"/>
+        </w:rPr>
+        <w:t>solidaridad financiera</w:t>
+      </w:r>
+    </w:p>
+    <w:p>
+      <w:pPr>
+        <w:pStyle w:val="ListBullet"/>
+        <w:ind w:left="357"/>
+        <w:jc w:val="both"/>
+      </w:pPr>
+      <w:r>
+        <w:rPr>
+          <w:rFonts w:ascii="Cambria" w:hAnsi="Cambria" w:cs="Cambria" w:eastAsia="Cambria"/>
+          <w:sz w:val="22"/>
+        </w:rPr>
+        <w:t>Objetivos: estabilizar mercados, nivel de vida equitativo del agricultor, competitividad, abastecimiento</w:t>
+      </w:r>
+    </w:p>
+    <w:p>
+      <w:pPr>
+        <w:pStyle w:val="ListBullet"/>
+        <w:ind w:left="357"/>
+        <w:jc w:val="both"/>
+      </w:pPr>
+      <w:r>
+        <w:rPr>
+          <w:rFonts w:ascii="Cambria" w:hAnsi="Cambria" w:cs="Cambria" w:eastAsia="Cambria"/>
+          <w:sz w:val="22"/>
+        </w:rPr>
+        <w:t>Cinco pilares</w:t>
       </w:r>
     </w:p>
     <w:p>
@@ -1529,9 +2726,264 @@
       <w:r>
         <w:rPr>
           <w:rFonts w:ascii="Cambria" w:hAnsi="Cambria" w:cs="Cambria" w:eastAsia="Cambria"/>
-          <w:sz w:val="22"/>
-        </w:rPr>
-        <w:t>MD-2, Cayena Lisa</w:t>
+          <w:b/>
+          <w:sz w:val="22"/>
+        </w:rPr>
+        <w:t>Normas de comercialización</w:t>
+      </w:r>
+      <w:r>
+        <w:rPr>
+          <w:rFonts w:ascii="Cambria" w:hAnsi="Cambria" w:cs="Cambria" w:eastAsia="Cambria"/>
+          <w:sz w:val="22"/>
+        </w:rPr>
+        <w:t xml:space="preserve">: Reglamento Delegado </w:t>
+      </w:r>
+      <w:r>
+        <w:rPr>
+          <w:rFonts w:ascii="Cambria" w:hAnsi="Cambria" w:cs="Cambria" w:eastAsia="Cambria"/>
+          <w:b/>
+          <w:sz w:val="22"/>
+        </w:rPr>
+        <w:t>2023/2429</w:t>
+      </w:r>
+      <w:r>
+        <w:rPr>
+          <w:rFonts w:ascii="Cambria" w:hAnsi="Cambria" w:cs="Cambria" w:eastAsia="Cambria"/>
+          <w:sz w:val="22"/>
+        </w:rPr>
+        <w:t xml:space="preserve"> y Reglamento de Ejecución </w:t>
+      </w:r>
+      <w:r>
+        <w:rPr>
+          <w:rFonts w:ascii="Cambria" w:hAnsi="Cambria" w:cs="Cambria" w:eastAsia="Cambria"/>
+          <w:b/>
+          <w:sz w:val="22"/>
+        </w:rPr>
+        <w:t>2023/2430</w:t>
+      </w:r>
+      <w:r>
+        <w:rPr>
+          <w:rFonts w:ascii="Cambria" w:hAnsi="Cambria" w:cs="Cambria" w:eastAsia="Cambria"/>
+          <w:sz w:val="22"/>
+        </w:rPr>
+        <w:t xml:space="preserve"> (controles de conformidad)</w:t>
+      </w:r>
+    </w:p>
+    <w:p>
+      <w:pPr>
+        <w:pStyle w:val="ListBullet3"/>
+        <w:ind w:left="1077"/>
+        <w:jc w:val="both"/>
+      </w:pPr>
+      <w:r>
+        <w:rPr>
+          <w:rFonts w:ascii="Cambria" w:hAnsi="Cambria" w:cs="Cambria" w:eastAsia="Cambria"/>
+          <w:sz w:val="22"/>
+        </w:rPr>
+        <w:t>Base CEPE/ONU (WP.7). Esquema: definición, calidad, calibrado, tolerancias, presentación, marcado</w:t>
+      </w:r>
+    </w:p>
+    <w:p>
+      <w:pPr>
+        <w:pStyle w:val="ListBullet3"/>
+        <w:ind w:left="1077"/>
+        <w:jc w:val="both"/>
+      </w:pPr>
+      <w:r>
+        <w:rPr>
+          <w:rFonts w:ascii="Cambria" w:hAnsi="Cambria" w:cs="Cambria" w:eastAsia="Cambria"/>
+          <w:sz w:val="22"/>
+        </w:rPr>
+        <w:t xml:space="preserve">Controles en todas las fases y a terceros países (normas UE o equivalentes). </w:t>
+      </w:r>
+      <w:r>
+        <w:rPr>
+          <w:rFonts w:ascii="Cambria" w:hAnsi="Cambria" w:cs="Cambria" w:eastAsia="Cambria"/>
+          <w:b/>
+          <w:sz w:val="22"/>
+        </w:rPr>
+        <w:t>Real Decreto 175/2004</w:t>
+      </w:r>
+      <w:r>
+        <w:rPr>
+          <w:rFonts w:ascii="Cambria" w:hAnsi="Cambria" w:cs="Cambria" w:eastAsia="Cambria"/>
+          <w:sz w:val="22"/>
+        </w:rPr>
+        <w:t>: autoridad coordinadora</w:t>
+      </w:r>
+    </w:p>
+    <w:p>
+      <w:pPr>
+        <w:pStyle w:val="ListBullet2"/>
+        <w:ind w:left="720"/>
+        <w:jc w:val="both"/>
+      </w:pPr>
+      <w:r>
+        <w:rPr>
+          <w:rFonts w:ascii="Cambria" w:hAnsi="Cambria" w:cs="Cambria" w:eastAsia="Cambria"/>
+          <w:b/>
+          <w:sz w:val="22"/>
+        </w:rPr>
+        <w:t>Organizaciones de productores (OP)</w:t>
+      </w:r>
+      <w:r>
+        <w:rPr>
+          <w:rFonts w:ascii="Cambria" w:hAnsi="Cambria" w:cs="Cambria" w:eastAsia="Cambria"/>
+          <w:sz w:val="22"/>
+        </w:rPr>
+        <w:t>: concentran oferta, planifican, reducen costes</w:t>
+      </w:r>
+    </w:p>
+    <w:p>
+      <w:pPr>
+        <w:pStyle w:val="ListBullet3"/>
+        <w:ind w:left="1077"/>
+        <w:jc w:val="both"/>
+      </w:pPr>
+      <w:r>
+        <w:rPr>
+          <w:rFonts w:ascii="Cambria" w:hAnsi="Cambria" w:cs="Cambria" w:eastAsia="Cambria"/>
+          <w:sz w:val="22"/>
+        </w:rPr>
+        <w:t>Programas operativos con fondo operativo, intervención sectorial del PEPAC</w:t>
+      </w:r>
+    </w:p>
+    <w:p>
+      <w:pPr>
+        <w:pStyle w:val="ListBullet2"/>
+        <w:ind w:left="720"/>
+        <w:jc w:val="both"/>
+      </w:pPr>
+      <w:r>
+        <w:rPr>
+          <w:rFonts w:ascii="Cambria" w:hAnsi="Cambria" w:cs="Cambria" w:eastAsia="Cambria"/>
+          <w:b/>
+          <w:sz w:val="22"/>
+        </w:rPr>
+        <w:t>Organizaciones interprofesionales</w:t>
+      </w:r>
+      <w:r>
+        <w:rPr>
+          <w:rFonts w:ascii="Cambria" w:hAnsi="Cambria" w:cs="Cambria" w:eastAsia="Cambria"/>
+          <w:sz w:val="22"/>
+        </w:rPr>
+        <w:t xml:space="preserve">: art. 157 del Reglamento 1308/2013 y </w:t>
+      </w:r>
+      <w:r>
+        <w:rPr>
+          <w:rFonts w:ascii="Cambria" w:hAnsi="Cambria" w:cs="Cambria" w:eastAsia="Cambria"/>
+          <w:b/>
+          <w:sz w:val="22"/>
+        </w:rPr>
+        <w:t>Ley 38/1994</w:t>
+      </w:r>
+    </w:p>
+    <w:p>
+      <w:pPr>
+        <w:pStyle w:val="ListBullet3"/>
+        <w:ind w:left="1077"/>
+        <w:jc w:val="both"/>
+      </w:pPr>
+      <w:r>
+        <w:rPr>
+          <w:rFonts w:ascii="Cambria" w:hAnsi="Cambria" w:cs="Cambria" w:eastAsia="Cambria"/>
+          <w:sz w:val="22"/>
+        </w:rPr>
+        <w:t>Defensa y promoción. HORTIESPAÑA, INTERFRESA, INTERCITRUS. Asociaciones: FEPEX, FRESHUELVA</w:t>
+      </w:r>
+    </w:p>
+    <w:p>
+      <w:pPr>
+        <w:pStyle w:val="ListBullet2"/>
+        <w:ind w:left="720"/>
+        <w:jc w:val="both"/>
+      </w:pPr>
+      <w:r>
+        <w:rPr>
+          <w:rFonts w:ascii="Cambria" w:hAnsi="Cambria" w:cs="Cambria" w:eastAsia="Cambria"/>
+          <w:b/>
+          <w:sz w:val="22"/>
+        </w:rPr>
+        <w:t>Régimen de intervención</w:t>
+      </w:r>
+      <w:r>
+        <w:rPr>
+          <w:rFonts w:ascii="Cambria" w:hAnsi="Cambria" w:cs="Cambria" w:eastAsia="Cambria"/>
+          <w:sz w:val="22"/>
+        </w:rPr>
+        <w:t>: prevención y gestión de crisis, retirada con compensación</w:t>
+      </w:r>
+    </w:p>
+    <w:p>
+      <w:pPr>
+        <w:pStyle w:val="ListBullet3"/>
+        <w:ind w:left="1077"/>
+        <w:jc w:val="both"/>
+      </w:pPr>
+      <w:r>
+        <w:rPr>
+          <w:rFonts w:ascii="Cambria" w:hAnsi="Cambria" w:cs="Cambria" w:eastAsia="Cambria"/>
+          <w:sz w:val="22"/>
+        </w:rPr>
+        <w:t>FEGA gestiona, FEAGA financia</w:t>
+      </w:r>
+    </w:p>
+    <w:p>
+      <w:pPr>
+        <w:pStyle w:val="ListBullet2"/>
+        <w:ind w:left="720"/>
+        <w:jc w:val="both"/>
+      </w:pPr>
+      <w:r>
+        <w:rPr>
+          <w:rFonts w:ascii="Cambria" w:hAnsi="Cambria" w:cs="Cambria" w:eastAsia="Cambria"/>
+          <w:b/>
+          <w:sz w:val="22"/>
+        </w:rPr>
+        <w:t>Intercambios con terceros países</w:t>
+      </w:r>
+      <w:r>
+        <w:rPr>
+          <w:rFonts w:ascii="Cambria" w:hAnsi="Cambria" w:cs="Cambria" w:eastAsia="Cambria"/>
+          <w:sz w:val="22"/>
+        </w:rPr>
+        <w:t>: aranceles, contingentes, salvaguardias, certificados</w:t>
+      </w:r>
+    </w:p>
+    <w:p>
+      <w:pPr>
+        <w:pStyle w:val="ListBullet3"/>
+        <w:ind w:left="1077"/>
+        <w:jc w:val="both"/>
+      </w:pPr>
+      <w:r>
+        <w:rPr>
+          <w:rFonts w:ascii="Cambria" w:hAnsi="Cambria" w:cs="Cambria" w:eastAsia="Cambria"/>
+          <w:b/>
+          <w:sz w:val="22"/>
+        </w:rPr>
+        <w:t>Precios de entrada</w:t>
+      </w:r>
+      <w:r>
+        <w:rPr>
+          <w:rFonts w:ascii="Cambria" w:hAnsi="Cambria" w:cs="Cambria" w:eastAsia="Cambria"/>
+          <w:sz w:val="22"/>
+        </w:rPr>
+        <w:t xml:space="preserve"> en manzana, pera, melocotón, cereza, ciruela, albaricoque y uva de mesa</w:t>
+      </w:r>
+    </w:p>
+    <w:p>
+      <w:pPr>
+        <w:pStyle w:val="Heading2"/>
+      </w:pPr>
+      <w:r>
+        <w:rPr>
+          <w:rFonts w:ascii="Cambria" w:hAnsi="Cambria" w:cs="Cambria" w:eastAsia="Cambria"/>
+          <w:b/>
+          <w:color w:val="0F4761"/>
+          <w:sz w:val="24"/>
+        </w:rPr>
+        <w:t>4.3. Normativa internacional y voluntaria</w:t>
       </w:r>
     </w:p>
     <w:p>
@@ -1546,29 +2998,58 @@
           <w:b/>
           <w:sz w:val="22"/>
         </w:rPr>
-        <w:t>Aguacate</w:t>
-      </w:r>
-      <w:r>
-        <w:rPr>
-          <w:rFonts w:ascii="Cambria" w:hAnsi="Cambria" w:cs="Cambria" w:eastAsia="Cambria"/>
-          <w:sz w:val="22"/>
-        </w:rPr>
-        <w:t xml:space="preserve"> (</w:t>
-      </w:r>
-      <w:r>
-        <w:rPr>
-          <w:rFonts w:ascii="Cambria" w:hAnsi="Cambria" w:cs="Cambria" w:eastAsia="Cambria"/>
-          <w:i/>
-          <w:sz w:val="22"/>
-        </w:rPr>
-        <w:t>Persea americana</w:t>
-      </w:r>
-      <w:r>
-        <w:rPr>
-          <w:rFonts w:ascii="Cambria" w:hAnsi="Cambria" w:cs="Cambria" w:eastAsia="Cambria"/>
-          <w:sz w:val="22"/>
-        </w:rPr>
-        <w:t>): climatérico, índice de materia seca</w:t>
+        <w:t>CEPE/ONU (WP.7)</w:t>
+      </w:r>
+      <w:r>
+        <w:rPr>
+          <w:rFonts w:ascii="Cambria" w:hAnsi="Cambria" w:cs="Cambria" w:eastAsia="Cambria"/>
+          <w:sz w:val="22"/>
+        </w:rPr>
+        <w:t>: normas voluntarias, base técnica de las de la UE. Acuerdo de Ginebra</w:t>
+      </w:r>
+    </w:p>
+    <w:p>
+      <w:pPr>
+        <w:pStyle w:val="ListBullet"/>
+        <w:ind w:left="357"/>
+        <w:jc w:val="both"/>
+      </w:pPr>
+      <w:r>
+        <w:rPr>
+          <w:rFonts w:ascii="Cambria" w:hAnsi="Cambria" w:cs="Cambria" w:eastAsia="Cambria"/>
+          <w:b/>
+          <w:sz w:val="22"/>
+        </w:rPr>
+        <w:t>OCDE</w:t>
+      </w:r>
+      <w:r>
+        <w:rPr>
+          <w:rFonts w:ascii="Cambria" w:hAnsi="Cambria" w:cs="Cambria" w:eastAsia="Cambria"/>
+          <w:sz w:val="22"/>
+        </w:rPr>
+        <w:t>: folletos interpretativos con fotografías de defectos y cartas colorimétricas</w:t>
+      </w:r>
+    </w:p>
+    <w:p>
+      <w:pPr>
+        <w:pStyle w:val="ListBullet"/>
+        <w:ind w:left="357"/>
+        <w:jc w:val="both"/>
+      </w:pPr>
+      <w:r>
+        <w:rPr>
+          <w:rFonts w:ascii="Cambria" w:hAnsi="Cambria" w:cs="Cambria" w:eastAsia="Cambria"/>
+          <w:b/>
+          <w:sz w:val="22"/>
+        </w:rPr>
+        <w:t>Codex Alimentarius</w:t>
+      </w:r>
+      <w:r>
+        <w:rPr>
+          <w:rFonts w:ascii="Cambria" w:hAnsi="Cambria" w:cs="Cambria" w:eastAsia="Cambria"/>
+          <w:sz w:val="22"/>
+        </w:rPr>
+        <w:t xml:space="preserve"> (FAO y OMS): voluntario, referencia de los Acuerdos MSF y OTC</w:t>
       </w:r>
     </w:p>
     <w:p>
@@ -1582,7 +3063,7 @@
           <w:rFonts w:ascii="Cambria" w:hAnsi="Cambria" w:cs="Cambria" w:eastAsia="Cambria"/>
           <w:sz w:val="22"/>
         </w:rPr>
-        <w:t>Hass, Fuerte</w:t>
+        <w:t>Piña, mango, aguacate, banano, uva de mesa, manzana, kiwi</w:t>
       </w:r>
     </w:p>
     <w:p>
@@ -1594,32 +3075,9 @@
       <w:r>
         <w:rPr>
           <w:rFonts w:ascii="Cambria" w:hAnsi="Cambria" w:cs="Cambria" w:eastAsia="Cambria"/>
-          <w:b/>
-          <w:sz w:val="22"/>
-        </w:rPr>
-        <w:t>Kiwi</w:t>
-      </w:r>
-      <w:r>
-        <w:rPr>
-          <w:rFonts w:ascii="Cambria" w:hAnsi="Cambria" w:cs="Cambria" w:eastAsia="Cambria"/>
-          <w:sz w:val="22"/>
-        </w:rPr>
-        <w:t xml:space="preserve"> (</w:t>
-      </w:r>
-      <w:r>
-        <w:rPr>
-          <w:rFonts w:ascii="Cambria" w:hAnsi="Cambria" w:cs="Cambria" w:eastAsia="Cambria"/>
-          <w:i/>
-          <w:sz w:val="22"/>
-        </w:rPr>
-        <w:t>Actinidia</w:t>
-      </w:r>
-      <w:r>
-        <w:rPr>
-          <w:rFonts w:ascii="Cambria" w:hAnsi="Cambria" w:cs="Cambria" w:eastAsia="Cambria"/>
-          <w:sz w:val="22"/>
-        </w:rPr>
-        <w:t>): climatérico</w:t>
+          <w:sz w:val="22"/>
+        </w:rPr>
+        <w:t>Regímenes voluntarios</w:t>
       </w:r>
     </w:p>
     <w:p>
@@ -1631,9 +3089,216 @@
       <w:r>
         <w:rPr>
           <w:rFonts w:ascii="Cambria" w:hAnsi="Cambria" w:cs="Cambria" w:eastAsia="Cambria"/>
-          <w:sz w:val="22"/>
-        </w:rPr>
-        <w:t>Hayward (verde), SunGold (amarillo)</w:t>
+          <w:b/>
+          <w:sz w:val="22"/>
+        </w:rPr>
+        <w:t>Producción controlada</w:t>
+      </w:r>
+      <w:r>
+        <w:rPr>
+          <w:rFonts w:ascii="Cambria" w:hAnsi="Cambria" w:cs="Cambria" w:eastAsia="Cambria"/>
+          <w:sz w:val="22"/>
+        </w:rPr>
+        <w:t>: normas UNE 155000, certificable por AENOR</w:t>
+      </w:r>
+    </w:p>
+    <w:p>
+      <w:pPr>
+        <w:pStyle w:val="ListBullet2"/>
+        <w:ind w:left="720"/>
+        <w:jc w:val="both"/>
+      </w:pPr>
+      <w:r>
+        <w:rPr>
+          <w:rFonts w:ascii="Cambria" w:hAnsi="Cambria" w:cs="Cambria" w:eastAsia="Cambria"/>
+          <w:b/>
+          <w:sz w:val="22"/>
+        </w:rPr>
+        <w:t>Producción integrada</w:t>
+      </w:r>
+      <w:r>
+        <w:rPr>
+          <w:rFonts w:ascii="Cambria" w:hAnsi="Cambria" w:cs="Cambria" w:eastAsia="Cambria"/>
+          <w:sz w:val="22"/>
+        </w:rPr>
+        <w:t xml:space="preserve">: </w:t>
+      </w:r>
+      <w:r>
+        <w:rPr>
+          <w:rFonts w:ascii="Cambria" w:hAnsi="Cambria" w:cs="Cambria" w:eastAsia="Cambria"/>
+          <w:b/>
+          <w:sz w:val="22"/>
+        </w:rPr>
+        <w:t>Real Decreto 1201/2002</w:t>
+      </w:r>
+      <w:r>
+        <w:rPr>
+          <w:rFonts w:ascii="Cambria" w:hAnsi="Cambria" w:cs="Cambria" w:eastAsia="Cambria"/>
+          <w:sz w:val="22"/>
+        </w:rPr>
+        <w:t xml:space="preserve">, logotipo por </w:t>
+      </w:r>
+      <w:r>
+        <w:rPr>
+          <w:rFonts w:ascii="Cambria" w:hAnsi="Cambria" w:cs="Cambria" w:eastAsia="Cambria"/>
+          <w:b/>
+          <w:sz w:val="22"/>
+        </w:rPr>
+        <w:t>Orden APA/1/2004</w:t>
+      </w:r>
+    </w:p>
+    <w:p>
+      <w:pPr>
+        <w:pStyle w:val="ListBullet2"/>
+        <w:ind w:left="720"/>
+        <w:jc w:val="both"/>
+      </w:pPr>
+      <w:r>
+        <w:rPr>
+          <w:rFonts w:ascii="Cambria" w:hAnsi="Cambria" w:cs="Cambria" w:eastAsia="Cambria"/>
+          <w:b/>
+          <w:sz w:val="22"/>
+        </w:rPr>
+        <w:t>Producción ecológica</w:t>
+      </w:r>
+      <w:r>
+        <w:rPr>
+          <w:rFonts w:ascii="Cambria" w:hAnsi="Cambria" w:cs="Cambria" w:eastAsia="Cambria"/>
+          <w:sz w:val="22"/>
+        </w:rPr>
+        <w:t xml:space="preserve">: </w:t>
+      </w:r>
+      <w:r>
+        <w:rPr>
+          <w:rFonts w:ascii="Cambria" w:hAnsi="Cambria" w:cs="Cambria" w:eastAsia="Cambria"/>
+          <w:b/>
+          <w:sz w:val="22"/>
+        </w:rPr>
+        <w:t>Reglamento (UE) 2018/848</w:t>
+      </w:r>
+      <w:r>
+        <w:rPr>
+          <w:rFonts w:ascii="Cambria" w:hAnsi="Cambria" w:cs="Cambria" w:eastAsia="Cambria"/>
+          <w:sz w:val="22"/>
+        </w:rPr>
+        <w:t>, desde el 1 de enero de 2022</w:t>
+      </w:r>
+    </w:p>
+    <w:p>
+      <w:pPr>
+        <w:pStyle w:val="ListBullet3"/>
+        <w:ind w:left="1077"/>
+        <w:jc w:val="both"/>
+      </w:pPr>
+      <w:r>
+        <w:rPr>
+          <w:rFonts w:ascii="Cambria" w:hAnsi="Cambria" w:cs="Cambria" w:eastAsia="Cambria"/>
+          <w:sz w:val="22"/>
+        </w:rPr>
+        <w:t>Importaciones con COI electrónico en TRACES. Control del SOIVRE (</w:t>
+      </w:r>
+      <w:r>
+        <w:rPr>
+          <w:rFonts w:ascii="Cambria" w:hAnsi="Cambria" w:cs="Cambria" w:eastAsia="Cambria"/>
+          <w:b/>
+          <w:sz w:val="22"/>
+        </w:rPr>
+        <w:t>Orden ECC/1936/2014</w:t>
+      </w:r>
+      <w:r>
+        <w:rPr>
+          <w:rFonts w:ascii="Cambria" w:hAnsi="Cambria" w:cs="Cambria" w:eastAsia="Cambria"/>
+          <w:sz w:val="22"/>
+        </w:rPr>
+        <w:t>)</w:t>
+      </w:r>
+    </w:p>
+    <w:p>
+      <w:pPr>
+        <w:pStyle w:val="ListBullet2"/>
+        <w:ind w:left="720"/>
+        <w:jc w:val="both"/>
+      </w:pPr>
+      <w:r>
+        <w:rPr>
+          <w:rFonts w:ascii="Cambria" w:hAnsi="Cambria" w:cs="Cambria" w:eastAsia="Cambria"/>
+          <w:b/>
+          <w:sz w:val="22"/>
+        </w:rPr>
+        <w:t>DOP, IGP y ETG</w:t>
+      </w:r>
+      <w:r>
+        <w:rPr>
+          <w:rFonts w:ascii="Cambria" w:hAnsi="Cambria" w:cs="Cambria" w:eastAsia="Cambria"/>
+          <w:sz w:val="22"/>
+        </w:rPr>
+        <w:t xml:space="preserve">: </w:t>
+      </w:r>
+      <w:r>
+        <w:rPr>
+          <w:rFonts w:ascii="Cambria" w:hAnsi="Cambria" w:cs="Cambria" w:eastAsia="Cambria"/>
+          <w:b/>
+          <w:sz w:val="22"/>
+        </w:rPr>
+        <w:t>Reglamento (UE) 2024/1143</w:t>
+      </w:r>
+      <w:r>
+        <w:rPr>
+          <w:rFonts w:ascii="Cambria" w:hAnsi="Cambria" w:cs="Cambria" w:eastAsia="Cambria"/>
+          <w:sz w:val="22"/>
+        </w:rPr>
+        <w:t xml:space="preserve">. </w:t>
+      </w:r>
+      <w:r>
+        <w:rPr>
+          <w:rFonts w:ascii="Cambria" w:hAnsi="Cambria" w:cs="Cambria" w:eastAsia="Cambria"/>
+          <w:b/>
+          <w:sz w:val="22"/>
+        </w:rPr>
+        <w:t>Ley 6/2015</w:t>
+      </w:r>
+      <w:r>
+        <w:rPr>
+          <w:rFonts w:ascii="Cambria" w:hAnsi="Cambria" w:cs="Cambria" w:eastAsia="Cambria"/>
+          <w:sz w:val="22"/>
+        </w:rPr>
+        <w:t xml:space="preserve"> (supraautonómicas, control MAPA vía AICA)</w:t>
+      </w:r>
+    </w:p>
+    <w:p>
+      <w:pPr>
+        <w:pStyle w:val="ListBullet2"/>
+        <w:ind w:left="720"/>
+        <w:jc w:val="both"/>
+      </w:pPr>
+      <w:r>
+        <w:rPr>
+          <w:rFonts w:ascii="Cambria" w:hAnsi="Cambria" w:cs="Cambria" w:eastAsia="Cambria"/>
+          <w:b/>
+          <w:sz w:val="22"/>
+        </w:rPr>
+        <w:t>Protocolos privados</w:t>
+      </w:r>
+      <w:r>
+        <w:rPr>
+          <w:rFonts w:ascii="Cambria" w:hAnsi="Cambria" w:cs="Cambria" w:eastAsia="Cambria"/>
+          <w:sz w:val="22"/>
+        </w:rPr>
+        <w:t>: GLOBALG.A.P., GFSI (IFS, BRCGS, SQF)</w:t>
+      </w:r>
+    </w:p>
+    <w:p>
+      <w:pPr>
+        <w:pStyle w:val="Heading2"/>
+      </w:pPr>
+      <w:r>
+        <w:rPr>
+          <w:rFonts w:ascii="Cambria" w:hAnsi="Cambria" w:cs="Cambria" w:eastAsia="Cambria"/>
+          <w:b/>
+          <w:color w:val="0F4761"/>
+          <w:sz w:val="24"/>
+        </w:rPr>
+        <w:t>4.4. Normativa general y control SOIVRE</w:t>
       </w:r>
     </w:p>
     <w:p>
@@ -1647,7 +3312,7 @@
           <w:rFonts w:ascii="Cambria" w:hAnsi="Cambria" w:cs="Cambria" w:eastAsia="Cambria"/>
           <w:sz w:val="22"/>
         </w:rPr>
-        <w:t>Análisis sectorial</w:t>
+        <w:t>Legislación alimentaria general</w:t>
       </w:r>
     </w:p>
     <w:p>
@@ -1659,9 +3324,17 @@
       <w:r>
         <w:rPr>
           <w:rFonts w:ascii="Cambria" w:hAnsi="Cambria" w:cs="Cambria" w:eastAsia="Cambria"/>
-          <w:sz w:val="22"/>
-        </w:rPr>
-        <w:t>Grupo deficitario</w:t>
+          <w:b/>
+          <w:sz w:val="22"/>
+        </w:rPr>
+        <w:t>Reglamento (CE) 178/2002</w:t>
+      </w:r>
+      <w:r>
+        <w:rPr>
+          <w:rFonts w:ascii="Cambria" w:hAnsi="Cambria" w:cs="Cambria" w:eastAsia="Cambria"/>
+          <w:sz w:val="22"/>
+        </w:rPr>
+        <w:t>: principios y trazabilidad</w:t>
       </w:r>
     </w:p>
     <w:p>
@@ -1675,7 +3348,7 @@
           <w:rFonts w:ascii="Cambria" w:hAnsi="Cambria" w:cs="Cambria" w:eastAsia="Cambria"/>
           <w:sz w:val="22"/>
         </w:rPr>
-        <w:t xml:space="preserve">Plátano 2025: </w:t>
+        <w:t xml:space="preserve">Higiene: </w:t>
       </w:r>
       <w:r>
         <w:rPr>
@@ -1683,14 +3356,14 @@
           <w:b/>
           <w:sz w:val="22"/>
         </w:rPr>
-        <w:t>92,4 M€</w:t>
-      </w:r>
-      <w:r>
-        <w:rPr>
-          <w:rFonts w:ascii="Cambria" w:hAnsi="Cambria" w:cs="Cambria" w:eastAsia="Cambria"/>
-          <w:sz w:val="22"/>
-        </w:rPr>
-        <w:t xml:space="preserve">, </w:t>
+        <w:t>852/2004</w:t>
+      </w:r>
+      <w:r>
+        <w:rPr>
+          <w:rFonts w:ascii="Cambria" w:hAnsi="Cambria" w:cs="Cambria" w:eastAsia="Cambria"/>
+          <w:sz w:val="22"/>
+        </w:rPr>
+        <w:t xml:space="preserve"> y </w:t>
       </w:r>
       <w:r>
         <w:rPr>
@@ -1698,14 +3371,7 @@
           <w:b/>
           <w:sz w:val="22"/>
         </w:rPr>
-        <w:t>-17,5 %</w:t>
-      </w:r>
-      <w:r>
-        <w:rPr>
-          <w:rFonts w:ascii="Cambria" w:hAnsi="Cambria" w:cs="Cambria" w:eastAsia="Cambria"/>
-          <w:sz w:val="22"/>
-        </w:rPr>
-        <w:t>. Importa de Costa Rica</w:t>
+        <w:t>853/2004</w:t>
       </w:r>
     </w:p>
     <w:p>
@@ -1717,39 +3383,17 @@
       <w:r>
         <w:rPr>
           <w:rFonts w:ascii="Cambria" w:hAnsi="Cambria" w:cs="Cambria" w:eastAsia="Cambria"/>
-          <w:sz w:val="22"/>
-        </w:rPr>
-        <w:t xml:space="preserve">Aguacate 2025: </w:t>
-      </w:r>
-      <w:r>
-        <w:rPr>
-          <w:rFonts w:ascii="Cambria" w:hAnsi="Cambria" w:cs="Cambria" w:eastAsia="Cambria"/>
           <w:b/>
           <w:sz w:val="22"/>
         </w:rPr>
-        <w:t>483,5 M€</w:t>
-      </w:r>
-      <w:r>
-        <w:rPr>
-          <w:rFonts w:ascii="Cambria" w:hAnsi="Cambria" w:cs="Cambria" w:eastAsia="Cambria"/>
-          <w:sz w:val="22"/>
-        </w:rPr>
-        <w:t xml:space="preserve">, </w:t>
-      </w:r>
-      <w:r>
-        <w:rPr>
-          <w:rFonts w:ascii="Cambria" w:hAnsi="Cambria" w:cs="Cambria" w:eastAsia="Cambria"/>
-          <w:b/>
-          <w:sz w:val="22"/>
-        </w:rPr>
-        <w:t>+8,5 %</w:t>
-      </w:r>
-      <w:r>
-        <w:rPr>
-          <w:rFonts w:ascii="Cambria" w:hAnsi="Cambria" w:cs="Cambria" w:eastAsia="Cambria"/>
-          <w:sz w:val="22"/>
-        </w:rPr>
-        <w:t>, con reexpedición. Importa de Perú, Chile, Marruecos</w:t>
+        <w:t>Reglamento (CE) 396/2005</w:t>
+      </w:r>
+      <w:r>
+        <w:rPr>
+          <w:rFonts w:ascii="Cambria" w:hAnsi="Cambria" w:cs="Cambria" w:eastAsia="Cambria"/>
+          <w:sz w:val="22"/>
+        </w:rPr>
+        <w:t>: LMR de plaguicidas</w:t>
       </w:r>
     </w:p>
     <w:p>
@@ -1761,9 +3405,258 @@
       <w:r>
         <w:rPr>
           <w:rFonts w:ascii="Cambria" w:hAnsi="Cambria" w:cs="Cambria" w:eastAsia="Cambria"/>
-          <w:sz w:val="22"/>
-        </w:rPr>
-        <w:t>Kiwi en Galicia y cornisa cantábrica</w:t>
+          <w:b/>
+          <w:sz w:val="22"/>
+        </w:rPr>
+        <w:t>Reglamento (UE) 2023/915</w:t>
+      </w:r>
+      <w:r>
+        <w:rPr>
+          <w:rFonts w:ascii="Cambria" w:hAnsi="Cambria" w:cs="Cambria" w:eastAsia="Cambria"/>
+          <w:sz w:val="22"/>
+        </w:rPr>
+        <w:t>: contaminantes</w:t>
+      </w:r>
+    </w:p>
+    <w:p>
+      <w:pPr>
+        <w:pStyle w:val="ListBullet2"/>
+        <w:ind w:left="720"/>
+        <w:jc w:val="both"/>
+      </w:pPr>
+      <w:r>
+        <w:rPr>
+          <w:rFonts w:ascii="Cambria" w:hAnsi="Cambria" w:cs="Cambria" w:eastAsia="Cambria"/>
+          <w:b/>
+          <w:sz w:val="22"/>
+        </w:rPr>
+        <w:t>Reglamento (UE) 1169/2011</w:t>
+      </w:r>
+      <w:r>
+        <w:rPr>
+          <w:rFonts w:ascii="Cambria" w:hAnsi="Cambria" w:cs="Cambria" w:eastAsia="Cambria"/>
+          <w:sz w:val="22"/>
+        </w:rPr>
+        <w:t>: información al consumidor</w:t>
+      </w:r>
+    </w:p>
+    <w:p>
+      <w:pPr>
+        <w:pStyle w:val="ListBullet2"/>
+        <w:ind w:left="720"/>
+        <w:jc w:val="both"/>
+      </w:pPr>
+      <w:r>
+        <w:rPr>
+          <w:rFonts w:ascii="Cambria" w:hAnsi="Cambria" w:cs="Cambria" w:eastAsia="Cambria"/>
+          <w:b/>
+          <w:sz w:val="22"/>
+        </w:rPr>
+        <w:t>Reglamento (UE) 2017/625</w:t>
+      </w:r>
+      <w:r>
+        <w:rPr>
+          <w:rFonts w:ascii="Cambria" w:hAnsi="Cambria" w:cs="Cambria" w:eastAsia="Cambria"/>
+          <w:sz w:val="22"/>
+        </w:rPr>
+        <w:t xml:space="preserve">: controles oficiales. </w:t>
+      </w:r>
+      <w:r>
+        <w:rPr>
+          <w:rFonts w:ascii="Cambria" w:hAnsi="Cambria" w:cs="Cambria" w:eastAsia="Cambria"/>
+          <w:b/>
+          <w:sz w:val="22"/>
+        </w:rPr>
+        <w:t>Real Decreto 562/2025</w:t>
+      </w:r>
+    </w:p>
+    <w:p>
+      <w:pPr>
+        <w:pStyle w:val="ListBullet2"/>
+        <w:ind w:left="720"/>
+        <w:jc w:val="both"/>
+      </w:pPr>
+      <w:r>
+        <w:rPr>
+          <w:rFonts w:ascii="Cambria" w:hAnsi="Cambria" w:cs="Cambria" w:eastAsia="Cambria"/>
+          <w:b/>
+          <w:sz w:val="22"/>
+        </w:rPr>
+        <w:t>Ley 28/2015</w:t>
+      </w:r>
+      <w:r>
+        <w:rPr>
+          <w:rFonts w:ascii="Cambria" w:hAnsi="Cambria" w:cs="Cambria" w:eastAsia="Cambria"/>
+          <w:sz w:val="22"/>
+        </w:rPr>
+        <w:t>: calidad alimentaria y sanciones</w:t>
+      </w:r>
+    </w:p>
+    <w:p>
+      <w:pPr>
+        <w:pStyle w:val="ListBullet2"/>
+        <w:ind w:left="720"/>
+        <w:jc w:val="both"/>
+      </w:pPr>
+      <w:r>
+        <w:rPr>
+          <w:rFonts w:ascii="Cambria" w:hAnsi="Cambria" w:cs="Cambria" w:eastAsia="Cambria"/>
+          <w:sz w:val="22"/>
+        </w:rPr>
+        <w:t xml:space="preserve">Envases: </w:t>
+      </w:r>
+      <w:r>
+        <w:rPr>
+          <w:rFonts w:ascii="Cambria" w:hAnsi="Cambria" w:cs="Cambria" w:eastAsia="Cambria"/>
+          <w:b/>
+          <w:sz w:val="22"/>
+        </w:rPr>
+        <w:t>Reglamento (UE) 2025/40</w:t>
+      </w:r>
+      <w:r>
+        <w:rPr>
+          <w:rFonts w:ascii="Cambria" w:hAnsi="Cambria" w:cs="Cambria" w:eastAsia="Cambria"/>
+          <w:sz w:val="22"/>
+        </w:rPr>
+        <w:t xml:space="preserve"> (agosto de 2026) y </w:t>
+      </w:r>
+      <w:r>
+        <w:rPr>
+          <w:rFonts w:ascii="Cambria" w:hAnsi="Cambria" w:cs="Cambria" w:eastAsia="Cambria"/>
+          <w:b/>
+          <w:sz w:val="22"/>
+        </w:rPr>
+        <w:t>Real Decreto 1055/2022</w:t>
+      </w:r>
+    </w:p>
+    <w:p>
+      <w:pPr>
+        <w:pStyle w:val="ListBullet2"/>
+        <w:ind w:left="720"/>
+        <w:jc w:val="both"/>
+      </w:pPr>
+      <w:r>
+        <w:rPr>
+          <w:rFonts w:ascii="Cambria" w:hAnsi="Cambria" w:cs="Cambria" w:eastAsia="Cambria"/>
+          <w:b/>
+          <w:sz w:val="22"/>
+        </w:rPr>
+        <w:t>Ley 1/2025</w:t>
+      </w:r>
+      <w:r>
+        <w:rPr>
+          <w:rFonts w:ascii="Cambria" w:hAnsi="Cambria" w:cs="Cambria" w:eastAsia="Cambria"/>
+          <w:sz w:val="22"/>
+        </w:rPr>
+        <w:t>: desperdicio alimentario</w:t>
+      </w:r>
+    </w:p>
+    <w:p>
+      <w:pPr>
+        <w:pStyle w:val="ListBullet"/>
+        <w:ind w:left="357"/>
+        <w:jc w:val="both"/>
+      </w:pPr>
+      <w:r>
+        <w:rPr>
+          <w:rFonts w:ascii="Cambria" w:hAnsi="Cambria" w:cs="Cambria" w:eastAsia="Cambria"/>
+          <w:b/>
+          <w:sz w:val="22"/>
+        </w:rPr>
+        <w:t>Orden PRE/3026/2003</w:t>
+      </w:r>
+      <w:r>
+        <w:rPr>
+          <w:rFonts w:ascii="Cambria" w:hAnsi="Cambria" w:cs="Cambria" w:eastAsia="Cambria"/>
+          <w:sz w:val="22"/>
+        </w:rPr>
+        <w:t>: inspección SOIVRE de calidad comercial</w:t>
+      </w:r>
+    </w:p>
+    <w:p>
+      <w:pPr>
+        <w:pStyle w:val="ListBullet2"/>
+        <w:ind w:left="720"/>
+        <w:jc w:val="both"/>
+      </w:pPr>
+      <w:r>
+        <w:rPr>
+          <w:rFonts w:ascii="Cambria" w:hAnsi="Cambria" w:cs="Cambria" w:eastAsia="Cambria"/>
+          <w:sz w:val="22"/>
+        </w:rPr>
+        <w:t xml:space="preserve">Anexo sustituido por la </w:t>
+      </w:r>
+      <w:r>
+        <w:rPr>
+          <w:rFonts w:ascii="Cambria" w:hAnsi="Cambria" w:cs="Cambria" w:eastAsia="Cambria"/>
+          <w:b/>
+          <w:sz w:val="22"/>
+        </w:rPr>
+        <w:t>Orden ECM/1002/2026</w:t>
+      </w:r>
+      <w:r>
+        <w:rPr>
+          <w:rFonts w:ascii="Cambria" w:hAnsi="Cambria" w:cs="Cambria" w:eastAsia="Cambria"/>
+          <w:sz w:val="22"/>
+        </w:rPr>
+        <w:t xml:space="preserve"> para adaptarlo a los Reglamentos 2023/2429 y 2023/2430</w:t>
+      </w:r>
+    </w:p>
+    <w:p>
+      <w:pPr>
+        <w:pStyle w:val="ListBullet2"/>
+        <w:ind w:left="720"/>
+        <w:jc w:val="both"/>
+      </w:pPr>
+      <w:r>
+        <w:rPr>
+          <w:rFonts w:ascii="Cambria" w:hAnsi="Cambria" w:cs="Cambria" w:eastAsia="Cambria"/>
+          <w:sz w:val="22"/>
+        </w:rPr>
+        <w:t>Control de conformidad frente a solo verificación del país de origen</w:t>
+      </w:r>
+    </w:p>
+    <w:p>
+      <w:pPr>
+        <w:pStyle w:val="ListBullet2"/>
+        <w:ind w:left="720"/>
+        <w:jc w:val="both"/>
+      </w:pPr>
+      <w:r>
+        <w:rPr>
+          <w:rFonts w:ascii="Cambria" w:hAnsi="Cambria" w:cs="Cambria" w:eastAsia="Cambria"/>
+          <w:sz w:val="22"/>
+        </w:rPr>
+        <w:t xml:space="preserve">Selección por </w:t>
+      </w:r>
+      <w:r>
+        <w:rPr>
+          <w:rFonts w:ascii="Cambria" w:hAnsi="Cambria" w:cs="Cambria" w:eastAsia="Cambria"/>
+          <w:b/>
+          <w:sz w:val="22"/>
+        </w:rPr>
+        <w:t>análisis de riesgos</w:t>
+      </w:r>
+      <w:r>
+        <w:rPr>
+          <w:rFonts w:ascii="Cambria" w:hAnsi="Cambria" w:cs="Cambria" w:eastAsia="Cambria"/>
+          <w:sz w:val="22"/>
+        </w:rPr>
+        <w:t>. Certificado de conformidad (2023/2430)</w:t>
+      </w:r>
+    </w:p>
+    <w:p>
+      <w:pPr>
+        <w:pStyle w:val="ListBullet2"/>
+        <w:ind w:left="720"/>
+        <w:jc w:val="both"/>
+      </w:pPr>
+      <w:r>
+        <w:rPr>
+          <w:rFonts w:ascii="Cambria" w:hAnsi="Cambria" w:cs="Cambria" w:eastAsia="Cambria"/>
+          <w:sz w:val="22"/>
+        </w:rPr>
+        <w:t>Ejemplos: plátanos, aguacates y manzanas a la importación. Piñas y aguacates a la exportación</w:t>
       </w:r>
     </w:p>
     <w:p>
@@ -1777,7 +3670,7 @@
           <w:color w:val="0F4761"/>
           <w:sz w:val="28"/>
         </w:rPr>
-        <w:t>3. FACTORES DE CALIDAD COMERCIAL</w:t>
+        <w:t>5. CONCLUSIÓN</w:t>
       </w:r>
     </w:p>
     <w:p>
@@ -1789,17 +3682,24 @@
       <w:r>
         <w:rPr>
           <w:rFonts w:ascii="Cambria" w:hAnsi="Cambria" w:cs="Cambria" w:eastAsia="Cambria"/>
+          <w:sz w:val="22"/>
+        </w:rPr>
+        <w:t xml:space="preserve">Sector </w:t>
+      </w:r>
+      <w:r>
+        <w:rPr>
+          <w:rFonts w:ascii="Cambria" w:hAnsi="Cambria" w:cs="Cambria" w:eastAsia="Cambria"/>
           <w:b/>
           <w:sz w:val="22"/>
         </w:rPr>
-        <w:t>Calidad comercial</w:t>
-      </w:r>
-      <w:r>
-        <w:rPr>
-          <w:rFonts w:ascii="Cambria" w:hAnsi="Cambria" w:cs="Cambria" w:eastAsia="Cambria"/>
-          <w:sz w:val="22"/>
-        </w:rPr>
-        <w:t>: características externas e internas que determinan la aptitud para comercializar</w:t>
+        <w:t>estratégico</w:t>
+      </w:r>
+      <w:r>
+        <w:rPr>
+          <w:rFonts w:ascii="Cambria" w:hAnsi="Cambria" w:cs="Cambria" w:eastAsia="Cambria"/>
+          <w:sz w:val="22"/>
+        </w:rPr>
+        <w:t xml:space="preserve"> y superavitario, España entre los principales exportadores de la UE</w:t>
       </w:r>
     </w:p>
     <w:p>
@@ -1811,24 +3711,25 @@
       <w:r>
         <w:rPr>
           <w:rFonts w:ascii="Cambria" w:hAnsi="Cambria" w:cs="Cambria" w:eastAsia="Cambria"/>
-          <w:sz w:val="22"/>
-        </w:rPr>
-        <w:t xml:space="preserve">Normas de la UE: </w:t>
-      </w:r>
-      <w:r>
-        <w:rPr>
-          <w:rFonts w:ascii="Cambria" w:hAnsi="Cambria" w:cs="Cambria" w:eastAsia="Cambria"/>
           <w:b/>
           <w:sz w:val="22"/>
         </w:rPr>
-        <w:t>Reglamento Delegado (UE) 2023/2429</w:t>
-      </w:r>
-      <w:r>
-        <w:rPr>
-          <w:rFonts w:ascii="Cambria" w:hAnsi="Cambria" w:cs="Cambria" w:eastAsia="Cambria"/>
-          <w:sz w:val="22"/>
-        </w:rPr>
-        <w:t>, aplicable desde el 1 de enero de 2025</w:t>
+        <w:t>Mercosur</w:t>
+      </w:r>
+      <w:r>
+        <w:rPr>
+          <w:rFonts w:ascii="Cambria" w:hAnsi="Cambria" w:cs="Cambria" w:eastAsia="Cambria"/>
+          <w:sz w:val="22"/>
+        </w:rPr>
+        <w:t xml:space="preserve">: Acuerdo Interino de Comercio firmado en enero de 2026, aplicación provisional del pilar comercial desde el </w:t>
+      </w:r>
+      <w:r>
+        <w:rPr>
+          <w:rFonts w:ascii="Cambria" w:hAnsi="Cambria" w:cs="Cambria" w:eastAsia="Cambria"/>
+          <w:b/>
+          <w:sz w:val="22"/>
+        </w:rPr>
+        <w:t>1 de mayo de 2026</w:t>
       </w:r>
     </w:p>
     <w:p>
@@ -1840,17 +3741,9 @@
       <w:r>
         <w:rPr>
           <w:rFonts w:ascii="Cambria" w:hAnsi="Cambria" w:cs="Cambria" w:eastAsia="Cambria"/>
-          <w:b/>
-          <w:sz w:val="22"/>
-        </w:rPr>
-        <w:t>Norma general</w:t>
-      </w:r>
-      <w:r>
-        <w:rPr>
-          <w:rFonts w:ascii="Cambria" w:hAnsi="Cambria" w:cs="Cambria" w:eastAsia="Cambria"/>
-          <w:sz w:val="22"/>
-        </w:rPr>
-        <w:t>: albaricoque, ciruela, cereza, melón, sandía, mango, piña, aguacate</w:t>
+          <w:sz w:val="22"/>
+        </w:rPr>
+        <w:t>Acuerdo de Asociación pendiente de ratificación</w:t>
       </w:r>
     </w:p>
     <w:p>
@@ -1862,32 +3755,23 @@
       <w:r>
         <w:rPr>
           <w:rFonts w:ascii="Cambria" w:hAnsi="Cambria" w:cs="Cambria" w:eastAsia="Cambria"/>
-          <w:b/>
-          <w:sz w:val="22"/>
-        </w:rPr>
-        <w:t>Normas específicas</w:t>
-      </w:r>
-      <w:r>
-        <w:rPr>
-          <w:rFonts w:ascii="Cambria" w:hAnsi="Cambria" w:cs="Cambria" w:eastAsia="Cambria"/>
-          <w:sz w:val="22"/>
-        </w:rPr>
-        <w:t xml:space="preserve">: manzana, pera, melocotón, nectarina, fresa, uva, kiwi, plátano. Categorías </w:t>
-      </w:r>
-      <w:r>
-        <w:rPr>
-          <w:rFonts w:ascii="Cambria" w:hAnsi="Cambria" w:cs="Cambria" w:eastAsia="Cambria"/>
-          <w:b/>
-          <w:sz w:val="22"/>
-        </w:rPr>
-        <w:t>Extra, I y II</w:t>
-      </w:r>
-      <w:r>
-        <w:rPr>
-          <w:rFonts w:ascii="Cambria" w:hAnsi="Cambria" w:cs="Cambria" w:eastAsia="Cambria"/>
-          <w:sz w:val="22"/>
-        </w:rPr>
-        <w:t>, calibre, tolerancias</w:t>
+          <w:sz w:val="22"/>
+        </w:rPr>
+        <w:t>Liberalización progresiva, contingentes y salvaguardia bilateral</w:t>
+      </w:r>
+    </w:p>
+    <w:p>
+      <w:pPr>
+        <w:pStyle w:val="ListBullet2"/>
+        <w:ind w:left="720"/>
+        <w:jc w:val="both"/>
+      </w:pPr>
+      <w:r>
+        <w:rPr>
+          <w:rFonts w:ascii="Cambria" w:hAnsi="Cambria" w:cs="Cambria" w:eastAsia="Cambria"/>
+          <w:sz w:val="22"/>
+        </w:rPr>
+        <w:t>Brasil en melón, mango y uva de mesa. Argentina en pera y manzana</w:t>
       </w:r>
     </w:p>
     <w:p>
@@ -1899,31 +3783,9 @@
       <w:r>
         <w:rPr>
           <w:rFonts w:ascii="Cambria" w:hAnsi="Cambria" w:cs="Cambria" w:eastAsia="Cambria"/>
-          <w:b/>
-          <w:sz w:val="22"/>
-        </w:rPr>
-        <w:t>Requisitos mínimos</w:t>
-      </w:r>
-      <w:r>
-        <w:rPr>
-          <w:rFonts w:ascii="Cambria" w:hAnsi="Cambria" w:cs="Cambria" w:eastAsia="Cambria"/>
-          <w:sz w:val="22"/>
-        </w:rPr>
-        <w:t>: enteros, sanos, limpios, prácticamente exentos de plagas y de sus daños, sin humedad anormal, sin olores extraños, aptos para transporte</w:t>
-      </w:r>
-    </w:p>
-    <w:p>
-      <w:pPr>
-        <w:pStyle w:val="ListBullet"/>
-        <w:ind w:left="357"/>
-        <w:jc w:val="both"/>
-      </w:pPr>
-      <w:r>
-        <w:rPr>
-          <w:rFonts w:ascii="Cambria" w:hAnsi="Cambria" w:cs="Cambria" w:eastAsia="Cambria"/>
-          <w:sz w:val="22"/>
-        </w:rPr>
-        <w:t>Madurez</w:t>
+          <w:sz w:val="22"/>
+        </w:rPr>
+        <w:t>Respuesta: diferenciación, innovación varietal, calidad, sostenibilidad y estándares equivalentes</w:t>
       </w:r>
     </w:p>
     <w:p>
@@ -1935,1640 +3797,24 @@
       <w:r>
         <w:rPr>
           <w:rFonts w:ascii="Cambria" w:hAnsi="Cambria" w:cs="Cambria" w:eastAsia="Cambria"/>
+          <w:sz w:val="22"/>
+        </w:rPr>
+        <w:t xml:space="preserve">El </w:t>
+      </w:r>
+      <w:r>
+        <w:rPr>
+          <w:rFonts w:ascii="Cambria" w:hAnsi="Cambria" w:cs="Cambria" w:eastAsia="Cambria"/>
           <w:b/>
           <w:sz w:val="22"/>
         </w:rPr>
-        <w:t>Fisiológica</w:t>
-      </w:r>
-      <w:r>
-        <w:rPr>
-          <w:rFonts w:ascii="Cambria" w:hAnsi="Cambria" w:cs="Cambria" w:eastAsia="Cambria"/>
-          <w:sz w:val="22"/>
-        </w:rPr>
-        <w:t xml:space="preserve">, </w:t>
-      </w:r>
-      <w:r>
-        <w:rPr>
-          <w:rFonts w:ascii="Cambria" w:hAnsi="Cambria" w:cs="Cambria" w:eastAsia="Cambria"/>
-          <w:b/>
-          <w:sz w:val="22"/>
-        </w:rPr>
-        <w:t>comercial</w:t>
-      </w:r>
-      <w:r>
-        <w:rPr>
-          <w:rFonts w:ascii="Cambria" w:hAnsi="Cambria" w:cs="Cambria" w:eastAsia="Cambria"/>
-          <w:sz w:val="22"/>
-        </w:rPr>
-        <w:t xml:space="preserve"> y </w:t>
-      </w:r>
-      <w:r>
-        <w:rPr>
-          <w:rFonts w:ascii="Cambria" w:hAnsi="Cambria" w:cs="Cambria" w:eastAsia="Cambria"/>
-          <w:b/>
-          <w:sz w:val="22"/>
-        </w:rPr>
-        <w:t>de consumo</w:t>
-      </w:r>
-    </w:p>
-    <w:p>
-      <w:pPr>
-        <w:pStyle w:val="ListBullet"/>
-        <w:ind w:left="357"/>
-        <w:jc w:val="both"/>
-      </w:pPr>
-      <w:r>
-        <w:rPr>
-          <w:rFonts w:ascii="Cambria" w:hAnsi="Cambria" w:cs="Cambria" w:eastAsia="Cambria"/>
-          <w:sz w:val="22"/>
-        </w:rPr>
-        <w:t>Comportamiento respiratorio</w:t>
-      </w:r>
-    </w:p>
-    <w:p>
-      <w:pPr>
-        <w:pStyle w:val="ListBullet2"/>
-        <w:ind w:left="720"/>
-        <w:jc w:val="both"/>
-      </w:pPr>
-      <w:r>
-        <w:rPr>
-          <w:rFonts w:ascii="Cambria" w:hAnsi="Cambria" w:cs="Cambria" w:eastAsia="Cambria"/>
-          <w:b/>
-          <w:sz w:val="22"/>
-        </w:rPr>
-        <w:t>Climatéricos</w:t>
-      </w:r>
-      <w:r>
-        <w:rPr>
-          <w:rFonts w:ascii="Cambria" w:hAnsi="Cambria" w:cs="Cambria" w:eastAsia="Cambria"/>
-          <w:sz w:val="22"/>
-        </w:rPr>
-        <w:t>: manzana, pera, melocotón, albaricoque, ciruela, plátano, mango, aguacate, kiwi</w:t>
-      </w:r>
-    </w:p>
-    <w:p>
-      <w:pPr>
-        <w:pStyle w:val="ListBullet2"/>
-        <w:ind w:left="720"/>
-        <w:jc w:val="both"/>
-      </w:pPr>
-      <w:r>
-        <w:rPr>
-          <w:rFonts w:ascii="Cambria" w:hAnsi="Cambria" w:cs="Cambria" w:eastAsia="Cambria"/>
-          <w:b/>
-          <w:sz w:val="22"/>
-        </w:rPr>
-        <w:t>No climatéricos</w:t>
-      </w:r>
-      <w:r>
-        <w:rPr>
-          <w:rFonts w:ascii="Cambria" w:hAnsi="Cambria" w:cs="Cambria" w:eastAsia="Cambria"/>
-          <w:sz w:val="22"/>
-        </w:rPr>
-        <w:t>: cereza, fresa, uva, sandía, piña. Melón variable</w:t>
-      </w:r>
-    </w:p>
-    <w:p>
-      <w:pPr>
-        <w:pStyle w:val="ListBullet"/>
-        <w:ind w:left="357"/>
-        <w:jc w:val="both"/>
-      </w:pPr>
-      <w:r>
-        <w:rPr>
-          <w:rFonts w:ascii="Cambria" w:hAnsi="Cambria" w:cs="Cambria" w:eastAsia="Cambria"/>
-          <w:sz w:val="22"/>
-        </w:rPr>
-        <w:t>Índices de recolección</w:t>
-      </w:r>
-    </w:p>
-    <w:p>
-      <w:pPr>
-        <w:pStyle w:val="ListBullet2"/>
-        <w:ind w:left="720"/>
-        <w:jc w:val="both"/>
-      </w:pPr>
-      <w:r>
-        <w:rPr>
-          <w:rFonts w:ascii="Cambria" w:hAnsi="Cambria" w:cs="Cambria" w:eastAsia="Cambria"/>
-          <w:sz w:val="22"/>
-        </w:rPr>
-        <w:t xml:space="preserve">Firmeza (penetrómetro), color, </w:t>
-      </w:r>
-      <w:r>
-        <w:rPr>
-          <w:rFonts w:ascii="Cambria" w:hAnsi="Cambria" w:cs="Cambria" w:eastAsia="Cambria"/>
-          <w:b/>
-          <w:sz w:val="22"/>
-        </w:rPr>
-        <w:t>grados Brix</w:t>
-      </w:r>
-      <w:r>
-        <w:rPr>
-          <w:rFonts w:ascii="Cambria" w:hAnsi="Cambria" w:cs="Cambria" w:eastAsia="Cambria"/>
-          <w:sz w:val="22"/>
-        </w:rPr>
-        <w:t>, acidez, almidón, materia seca</w:t>
-      </w:r>
-    </w:p>
-    <w:p>
-      <w:pPr>
-        <w:pStyle w:val="ListBullet2"/>
-        <w:ind w:left="720"/>
-        <w:jc w:val="both"/>
-      </w:pPr>
-      <w:r>
-        <w:rPr>
-          <w:rFonts w:ascii="Cambria" w:hAnsi="Cambria" w:cs="Cambria" w:eastAsia="Cambria"/>
-          <w:sz w:val="22"/>
-        </w:rPr>
-        <w:t>Solo exigibles si la norma los fija (Brix en kiwi y uva)</w:t>
-      </w:r>
-    </w:p>
-    <w:p>
-      <w:pPr>
-        <w:pStyle w:val="ListBullet"/>
-        <w:ind w:left="357"/>
-        <w:jc w:val="both"/>
-      </w:pPr>
-      <w:r>
-        <w:rPr>
-          <w:rFonts w:ascii="Cambria" w:hAnsi="Cambria" w:cs="Cambria" w:eastAsia="Cambria"/>
-          <w:sz w:val="22"/>
-        </w:rPr>
-        <w:t>Tres ámbitos distintos</w:t>
-      </w:r>
-    </w:p>
-    <w:p>
-      <w:pPr>
-        <w:pStyle w:val="ListBullet2"/>
-        <w:ind w:left="720"/>
-        <w:jc w:val="both"/>
-      </w:pPr>
-      <w:r>
-        <w:rPr>
-          <w:rFonts w:ascii="Cambria" w:hAnsi="Cambria" w:cs="Cambria" w:eastAsia="Cambria"/>
-          <w:sz w:val="22"/>
-        </w:rPr>
-        <w:t>Calidad comercial</w:t>
-      </w:r>
-    </w:p>
-    <w:p>
-      <w:pPr>
-        <w:pStyle w:val="ListBullet2"/>
-        <w:ind w:left="720"/>
-        <w:jc w:val="both"/>
-      </w:pPr>
-      <w:r>
-        <w:rPr>
-          <w:rFonts w:ascii="Cambria" w:hAnsi="Cambria" w:cs="Cambria" w:eastAsia="Cambria"/>
-          <w:b/>
-          <w:sz w:val="22"/>
-        </w:rPr>
-        <w:t>Sanidad vegetal</w:t>
-      </w:r>
-      <w:r>
-        <w:rPr>
-          <w:rFonts w:ascii="Cambria" w:hAnsi="Cambria" w:cs="Cambria" w:eastAsia="Cambria"/>
-          <w:sz w:val="22"/>
-        </w:rPr>
-        <w:t>: Reglamento (UE) 2016/2031</w:t>
-      </w:r>
-    </w:p>
-    <w:p>
-      <w:pPr>
-        <w:pStyle w:val="ListBullet2"/>
-        <w:ind w:left="720"/>
-        <w:jc w:val="both"/>
-      </w:pPr>
-      <w:r>
-        <w:rPr>
-          <w:rFonts w:ascii="Cambria" w:hAnsi="Cambria" w:cs="Cambria" w:eastAsia="Cambria"/>
-          <w:b/>
-          <w:sz w:val="22"/>
-        </w:rPr>
-        <w:t>Seguridad alimentaria</w:t>
-      </w:r>
-      <w:r>
-        <w:rPr>
-          <w:rFonts w:ascii="Cambria" w:hAnsi="Cambria" w:cs="Cambria" w:eastAsia="Cambria"/>
-          <w:sz w:val="22"/>
-        </w:rPr>
-        <w:t>: LMR y contaminantes</w:t>
-      </w:r>
-    </w:p>
-    <w:p>
-      <w:pPr>
-        <w:pStyle w:val="Heading1"/>
-      </w:pPr>
-      <w:r>
-        <w:rPr>
-          <w:rFonts w:ascii="Cambria" w:hAnsi="Cambria" w:cs="Cambria" w:eastAsia="Cambria"/>
-          <w:b/>
-          <w:color w:val="0F4761"/>
-          <w:sz w:val="28"/>
-        </w:rPr>
-        <w:t>4. NORMATIVA APLICABLE</w:t>
-      </w:r>
-    </w:p>
-    <w:p>
-      <w:pPr>
-        <w:pStyle w:val="Heading2"/>
-      </w:pPr>
-      <w:r>
-        <w:rPr>
-          <w:rFonts w:ascii="Cambria" w:hAnsi="Cambria" w:cs="Cambria" w:eastAsia="Cambria"/>
-          <w:b/>
-          <w:color w:val="0F4761"/>
-          <w:sz w:val="24"/>
-        </w:rPr>
-        <w:t>4.1. Política Agrícola Común (PAC)</w:t>
-      </w:r>
-    </w:p>
-    <w:p>
-      <w:pPr>
-        <w:pStyle w:val="ListBullet"/>
-        <w:ind w:left="357"/>
-        <w:jc w:val="both"/>
-      </w:pPr>
-      <w:r>
-        <w:rPr>
-          <w:rFonts w:ascii="Cambria" w:hAnsi="Cambria" w:cs="Cambria" w:eastAsia="Cambria"/>
-          <w:b/>
-          <w:sz w:val="22"/>
-        </w:rPr>
-        <w:t>PAC 2023-2027</w:t>
-      </w:r>
-      <w:r>
-        <w:rPr>
-          <w:rFonts w:ascii="Cambria" w:hAnsi="Cambria" w:cs="Cambria" w:eastAsia="Cambria"/>
-          <w:sz w:val="22"/>
-        </w:rPr>
-        <w:t>: modelo orientado al mercado, la sostenibilidad y la simplificación</w:t>
-      </w:r>
-    </w:p>
-    <w:p>
-      <w:pPr>
-        <w:pStyle w:val="ListBullet"/>
-        <w:ind w:left="357"/>
-        <w:jc w:val="both"/>
-      </w:pPr>
-      <w:r>
-        <w:rPr>
-          <w:rFonts w:ascii="Cambria" w:hAnsi="Cambria" w:cs="Cambria" w:eastAsia="Cambria"/>
-          <w:sz w:val="22"/>
-        </w:rPr>
-        <w:t>Reglamentos</w:t>
-      </w:r>
-    </w:p>
-    <w:p>
-      <w:pPr>
-        <w:pStyle w:val="ListBullet2"/>
-        <w:ind w:left="720"/>
-        <w:jc w:val="both"/>
-      </w:pPr>
-      <w:r>
-        <w:rPr>
-          <w:rFonts w:ascii="Cambria" w:hAnsi="Cambria" w:cs="Cambria" w:eastAsia="Cambria"/>
-          <w:b/>
-          <w:sz w:val="22"/>
-        </w:rPr>
-        <w:t>(UE) 2021/2115</w:t>
-      </w:r>
-      <w:r>
-        <w:rPr>
-          <w:rFonts w:ascii="Cambria" w:hAnsi="Cambria" w:cs="Cambria" w:eastAsia="Cambria"/>
-          <w:sz w:val="22"/>
-        </w:rPr>
-        <w:t xml:space="preserve">: planes estratégicos (FEAGA y FEADER). En España, </w:t>
-      </w:r>
-      <w:r>
-        <w:rPr>
-          <w:rFonts w:ascii="Cambria" w:hAnsi="Cambria" w:cs="Cambria" w:eastAsia="Cambria"/>
-          <w:b/>
-          <w:sz w:val="22"/>
-        </w:rPr>
-        <w:t>PEPAC</w:t>
-      </w:r>
-    </w:p>
-    <w:p>
-      <w:pPr>
-        <w:pStyle w:val="ListBullet2"/>
-        <w:ind w:left="720"/>
-        <w:jc w:val="both"/>
-      </w:pPr>
-      <w:r>
-        <w:rPr>
-          <w:rFonts w:ascii="Cambria" w:hAnsi="Cambria" w:cs="Cambria" w:eastAsia="Cambria"/>
-          <w:b/>
-          <w:sz w:val="22"/>
-        </w:rPr>
-        <w:t>(UE) 2021/2116</w:t>
-      </w:r>
-      <w:r>
-        <w:rPr>
-          <w:rFonts w:ascii="Cambria" w:hAnsi="Cambria" w:cs="Cambria" w:eastAsia="Cambria"/>
-          <w:sz w:val="22"/>
-        </w:rPr>
-        <w:t>: financiación, gestión y seguimiento</w:t>
-      </w:r>
-    </w:p>
-    <w:p>
-      <w:pPr>
-        <w:pStyle w:val="ListBullet2"/>
-        <w:ind w:left="720"/>
-        <w:jc w:val="both"/>
-      </w:pPr>
-      <w:r>
-        <w:rPr>
-          <w:rFonts w:ascii="Cambria" w:hAnsi="Cambria" w:cs="Cambria" w:eastAsia="Cambria"/>
-          <w:b/>
-          <w:sz w:val="22"/>
-        </w:rPr>
-        <w:t>(UE) 2021/2117</w:t>
-      </w:r>
-      <w:r>
-        <w:rPr>
-          <w:rFonts w:ascii="Cambria" w:hAnsi="Cambria" w:cs="Cambria" w:eastAsia="Cambria"/>
-          <w:sz w:val="22"/>
-        </w:rPr>
-        <w:t>: modifica la OCM única (</w:t>
-      </w:r>
-      <w:r>
-        <w:rPr>
-          <w:rFonts w:ascii="Cambria" w:hAnsi="Cambria" w:cs="Cambria" w:eastAsia="Cambria"/>
-          <w:b/>
-          <w:sz w:val="22"/>
-        </w:rPr>
-        <w:t>1308/2013</w:t>
-      </w:r>
-      <w:r>
-        <w:rPr>
-          <w:rFonts w:ascii="Cambria" w:hAnsi="Cambria" w:cs="Cambria" w:eastAsia="Cambria"/>
-          <w:sz w:val="22"/>
-        </w:rPr>
-        <w:t>)</w:t>
-      </w:r>
-    </w:p>
-    <w:p>
-      <w:pPr>
-        <w:pStyle w:val="ListBullet"/>
-        <w:ind w:left="357"/>
-        <w:jc w:val="both"/>
-      </w:pPr>
-      <w:r>
-        <w:rPr>
-          <w:rFonts w:ascii="Cambria" w:hAnsi="Cambria" w:cs="Cambria" w:eastAsia="Cambria"/>
-          <w:b/>
-          <w:sz w:val="22"/>
-        </w:rPr>
-        <w:t>Ayudas directas</w:t>
-      </w:r>
-    </w:p>
-    <w:p>
-      <w:pPr>
-        <w:pStyle w:val="ListBullet2"/>
-        <w:ind w:left="720"/>
-        <w:jc w:val="both"/>
-      </w:pPr>
-      <w:r>
-        <w:rPr>
-          <w:rFonts w:ascii="Cambria" w:hAnsi="Cambria" w:cs="Cambria" w:eastAsia="Cambria"/>
-          <w:b/>
-          <w:sz w:val="22"/>
-        </w:rPr>
-        <w:t>BISS</w:t>
-      </w:r>
-      <w:r>
-        <w:rPr>
-          <w:rFonts w:ascii="Cambria" w:hAnsi="Cambria" w:cs="Cambria" w:eastAsia="Cambria"/>
-          <w:sz w:val="22"/>
-        </w:rPr>
-        <w:t>, ayuda básica a la renta para la sostenibilidad (sustituye pago básico y greening)</w:t>
-      </w:r>
-    </w:p>
-    <w:p>
-      <w:pPr>
-        <w:pStyle w:val="ListBullet2"/>
-        <w:ind w:left="720"/>
-        <w:jc w:val="both"/>
-      </w:pPr>
-      <w:r>
-        <w:rPr>
-          <w:rFonts w:ascii="Cambria" w:hAnsi="Cambria" w:cs="Cambria" w:eastAsia="Cambria"/>
-          <w:b/>
-          <w:sz w:val="22"/>
-        </w:rPr>
-        <w:t>Eco-regímenes</w:t>
-      </w:r>
-    </w:p>
-    <w:p>
-      <w:pPr>
-        <w:pStyle w:val="ListBullet2"/>
-        <w:ind w:left="720"/>
-        <w:jc w:val="both"/>
-      </w:pPr>
-      <w:r>
-        <w:rPr>
-          <w:rFonts w:ascii="Cambria" w:hAnsi="Cambria" w:cs="Cambria" w:eastAsia="Cambria"/>
-          <w:b/>
-          <w:sz w:val="22"/>
-        </w:rPr>
-        <w:t>Condicionalidad reforzada</w:t>
-      </w:r>
-      <w:r>
-        <w:rPr>
-          <w:rFonts w:ascii="Cambria" w:hAnsi="Cambria" w:cs="Cambria" w:eastAsia="Cambria"/>
-          <w:sz w:val="22"/>
-        </w:rPr>
-        <w:t xml:space="preserve"> (BCAM)</w:t>
-      </w:r>
-    </w:p>
-    <w:p>
-      <w:pPr>
-        <w:pStyle w:val="ListBullet"/>
-        <w:ind w:left="357"/>
-        <w:jc w:val="both"/>
-      </w:pPr>
-      <w:r>
-        <w:rPr>
-          <w:rFonts w:ascii="Cambria" w:hAnsi="Cambria" w:cs="Cambria" w:eastAsia="Cambria"/>
-          <w:sz w:val="22"/>
-        </w:rPr>
-        <w:t>Prioridades: sostenibilidad ambiental y climática, relevo generacional, digitalización, organizaciones de productores, resiliencia ante crisis</w:t>
-      </w:r>
-    </w:p>
-    <w:p>
-      <w:pPr>
-        <w:pStyle w:val="Heading2"/>
-      </w:pPr>
-      <w:r>
-        <w:rPr>
-          <w:rFonts w:ascii="Cambria" w:hAnsi="Cambria" w:cs="Cambria" w:eastAsia="Cambria"/>
-          <w:b/>
-          <w:color w:val="0F4761"/>
-          <w:sz w:val="24"/>
-        </w:rPr>
-        <w:t>4.2. Organización Común de Mercados (OCM) y normas de comercialización</w:t>
-      </w:r>
-    </w:p>
-    <w:p>
-      <w:pPr>
-        <w:pStyle w:val="ListBullet"/>
-        <w:ind w:left="357"/>
-        <w:jc w:val="both"/>
-      </w:pPr>
-      <w:r>
-        <w:rPr>
-          <w:rFonts w:ascii="Cambria" w:hAnsi="Cambria" w:cs="Cambria" w:eastAsia="Cambria"/>
-          <w:sz w:val="22"/>
-        </w:rPr>
-        <w:t xml:space="preserve">Norma base: </w:t>
-      </w:r>
-      <w:r>
-        <w:rPr>
-          <w:rFonts w:ascii="Cambria" w:hAnsi="Cambria" w:cs="Cambria" w:eastAsia="Cambria"/>
-          <w:b/>
-          <w:sz w:val="22"/>
-        </w:rPr>
-        <w:t>Reglamento (UE) 1308/2013</w:t>
-      </w:r>
-      <w:r>
-        <w:rPr>
-          <w:rFonts w:ascii="Cambria" w:hAnsi="Cambria" w:cs="Cambria" w:eastAsia="Cambria"/>
-          <w:sz w:val="22"/>
-        </w:rPr>
-        <w:t>, modificado por el 2021/2117</w:t>
-      </w:r>
-    </w:p>
-    <w:p>
-      <w:pPr>
-        <w:pStyle w:val="ListBullet"/>
-        <w:ind w:left="357"/>
-        <w:jc w:val="both"/>
-      </w:pPr>
-      <w:r>
-        <w:rPr>
-          <w:rFonts w:ascii="Cambria" w:hAnsi="Cambria" w:cs="Cambria" w:eastAsia="Cambria"/>
-          <w:sz w:val="22"/>
-        </w:rPr>
-        <w:t xml:space="preserve">Principios: </w:t>
-      </w:r>
-      <w:r>
-        <w:rPr>
-          <w:rFonts w:ascii="Cambria" w:hAnsi="Cambria" w:cs="Cambria" w:eastAsia="Cambria"/>
-          <w:b/>
-          <w:sz w:val="22"/>
-        </w:rPr>
-        <w:t>unidad de mercado</w:t>
-      </w:r>
-      <w:r>
-        <w:rPr>
-          <w:rFonts w:ascii="Cambria" w:hAnsi="Cambria" w:cs="Cambria" w:eastAsia="Cambria"/>
-          <w:sz w:val="22"/>
-        </w:rPr>
-        <w:t xml:space="preserve">, </w:t>
-      </w:r>
-      <w:r>
-        <w:rPr>
-          <w:rFonts w:ascii="Cambria" w:hAnsi="Cambria" w:cs="Cambria" w:eastAsia="Cambria"/>
-          <w:b/>
-          <w:sz w:val="22"/>
-        </w:rPr>
-        <w:t>preferencia comunitaria</w:t>
-      </w:r>
-      <w:r>
-        <w:rPr>
-          <w:rFonts w:ascii="Cambria" w:hAnsi="Cambria" w:cs="Cambria" w:eastAsia="Cambria"/>
-          <w:sz w:val="22"/>
-        </w:rPr>
-        <w:t xml:space="preserve">, </w:t>
-      </w:r>
-      <w:r>
-        <w:rPr>
-          <w:rFonts w:ascii="Cambria" w:hAnsi="Cambria" w:cs="Cambria" w:eastAsia="Cambria"/>
-          <w:b/>
-          <w:sz w:val="22"/>
-        </w:rPr>
-        <w:t>solidaridad financiera</w:t>
-      </w:r>
-    </w:p>
-    <w:p>
-      <w:pPr>
-        <w:pStyle w:val="ListBullet"/>
-        <w:ind w:left="357"/>
-        <w:jc w:val="both"/>
-      </w:pPr>
-      <w:r>
-        <w:rPr>
-          <w:rFonts w:ascii="Cambria" w:hAnsi="Cambria" w:cs="Cambria" w:eastAsia="Cambria"/>
-          <w:sz w:val="22"/>
-        </w:rPr>
-        <w:t>Objetivos: estabilizar mercados, nivel de vida equitativo del agricultor, competitividad, abastecimiento</w:t>
-      </w:r>
-    </w:p>
-    <w:p>
-      <w:pPr>
-        <w:pStyle w:val="ListBullet"/>
-        <w:ind w:left="357"/>
-        <w:jc w:val="both"/>
-      </w:pPr>
-      <w:r>
-        <w:rPr>
-          <w:rFonts w:ascii="Cambria" w:hAnsi="Cambria" w:cs="Cambria" w:eastAsia="Cambria"/>
-          <w:sz w:val="22"/>
-        </w:rPr>
-        <w:t>Cinco pilares</w:t>
-      </w:r>
-    </w:p>
-    <w:p>
-      <w:pPr>
-        <w:pStyle w:val="ListBullet2"/>
-        <w:ind w:left="720"/>
-        <w:jc w:val="both"/>
-      </w:pPr>
-      <w:r>
-        <w:rPr>
-          <w:rFonts w:ascii="Cambria" w:hAnsi="Cambria" w:cs="Cambria" w:eastAsia="Cambria"/>
-          <w:b/>
-          <w:sz w:val="22"/>
-        </w:rPr>
-        <w:t>Normas de comercialización</w:t>
-      </w:r>
-      <w:r>
-        <w:rPr>
-          <w:rFonts w:ascii="Cambria" w:hAnsi="Cambria" w:cs="Cambria" w:eastAsia="Cambria"/>
-          <w:sz w:val="22"/>
-        </w:rPr>
-        <w:t xml:space="preserve">: Reglamento Delegado </w:t>
-      </w:r>
-      <w:r>
-        <w:rPr>
-          <w:rFonts w:ascii="Cambria" w:hAnsi="Cambria" w:cs="Cambria" w:eastAsia="Cambria"/>
-          <w:b/>
-          <w:sz w:val="22"/>
-        </w:rPr>
-        <w:t>2023/2429</w:t>
-      </w:r>
-      <w:r>
-        <w:rPr>
-          <w:rFonts w:ascii="Cambria" w:hAnsi="Cambria" w:cs="Cambria" w:eastAsia="Cambria"/>
-          <w:sz w:val="22"/>
-        </w:rPr>
-        <w:t xml:space="preserve"> y Reglamento de Ejecución </w:t>
-      </w:r>
-      <w:r>
-        <w:rPr>
-          <w:rFonts w:ascii="Cambria" w:hAnsi="Cambria" w:cs="Cambria" w:eastAsia="Cambria"/>
-          <w:b/>
-          <w:sz w:val="22"/>
-        </w:rPr>
-        <w:t>2023/2430</w:t>
-      </w:r>
-      <w:r>
-        <w:rPr>
-          <w:rFonts w:ascii="Cambria" w:hAnsi="Cambria" w:cs="Cambria" w:eastAsia="Cambria"/>
-          <w:sz w:val="22"/>
-        </w:rPr>
-        <w:t xml:space="preserve"> (controles de conformidad)</w:t>
-      </w:r>
-    </w:p>
-    <w:p>
-      <w:pPr>
-        <w:pStyle w:val="ListBullet3"/>
-        <w:ind w:left="1077"/>
-        <w:jc w:val="both"/>
-      </w:pPr>
-      <w:r>
-        <w:rPr>
-          <w:rFonts w:ascii="Cambria" w:hAnsi="Cambria" w:cs="Cambria" w:eastAsia="Cambria"/>
-          <w:sz w:val="22"/>
-        </w:rPr>
-        <w:t>Base CEPE/ONU (WP.7). Esquema: definición, calidad, calibrado, tolerancias, presentación, marcado</w:t>
-      </w:r>
-    </w:p>
-    <w:p>
-      <w:pPr>
-        <w:pStyle w:val="ListBullet3"/>
-        <w:ind w:left="1077"/>
-        <w:jc w:val="both"/>
-      </w:pPr>
-      <w:r>
-        <w:rPr>
-          <w:rFonts w:ascii="Cambria" w:hAnsi="Cambria" w:cs="Cambria" w:eastAsia="Cambria"/>
-          <w:sz w:val="22"/>
-        </w:rPr>
-        <w:t xml:space="preserve">Controles en todas las fases y a terceros países (normas UE o equivalentes). </w:t>
-      </w:r>
-      <w:r>
-        <w:rPr>
-          <w:rFonts w:ascii="Cambria" w:hAnsi="Cambria" w:cs="Cambria" w:eastAsia="Cambria"/>
-          <w:b/>
-          <w:sz w:val="22"/>
-        </w:rPr>
-        <w:t>RD 175/2004</w:t>
-      </w:r>
-      <w:r>
-        <w:rPr>
-          <w:rFonts w:ascii="Cambria" w:hAnsi="Cambria" w:cs="Cambria" w:eastAsia="Cambria"/>
-          <w:sz w:val="22"/>
-        </w:rPr>
-        <w:t>: autoridad coordinadora</w:t>
-      </w:r>
-    </w:p>
-    <w:p>
-      <w:pPr>
-        <w:pStyle w:val="ListBullet2"/>
-        <w:ind w:left="720"/>
-        <w:jc w:val="both"/>
-      </w:pPr>
-      <w:r>
-        <w:rPr>
-          <w:rFonts w:ascii="Cambria" w:hAnsi="Cambria" w:cs="Cambria" w:eastAsia="Cambria"/>
-          <w:b/>
-          <w:sz w:val="22"/>
-        </w:rPr>
-        <w:t>Organizaciones de productores (OP)</w:t>
-      </w:r>
-      <w:r>
-        <w:rPr>
-          <w:rFonts w:ascii="Cambria" w:hAnsi="Cambria" w:cs="Cambria" w:eastAsia="Cambria"/>
-          <w:sz w:val="22"/>
-        </w:rPr>
-        <w:t>: concentran oferta, planifican, reducen costes</w:t>
-      </w:r>
-    </w:p>
-    <w:p>
-      <w:pPr>
-        <w:pStyle w:val="ListBullet3"/>
-        <w:ind w:left="1077"/>
-        <w:jc w:val="both"/>
-      </w:pPr>
-      <w:r>
-        <w:rPr>
-          <w:rFonts w:ascii="Cambria" w:hAnsi="Cambria" w:cs="Cambria" w:eastAsia="Cambria"/>
-          <w:sz w:val="22"/>
-        </w:rPr>
-        <w:t>Programas operativos con fondo operativo, intervención sectorial del PEPAC</w:t>
-      </w:r>
-    </w:p>
-    <w:p>
-      <w:pPr>
-        <w:pStyle w:val="ListBullet2"/>
-        <w:ind w:left="720"/>
-        <w:jc w:val="both"/>
-      </w:pPr>
-      <w:r>
-        <w:rPr>
-          <w:rFonts w:ascii="Cambria" w:hAnsi="Cambria" w:cs="Cambria" w:eastAsia="Cambria"/>
-          <w:b/>
-          <w:sz w:val="22"/>
-        </w:rPr>
-        <w:t>Organizaciones interprofesionales</w:t>
-      </w:r>
-      <w:r>
-        <w:rPr>
-          <w:rFonts w:ascii="Cambria" w:hAnsi="Cambria" w:cs="Cambria" w:eastAsia="Cambria"/>
-          <w:sz w:val="22"/>
-        </w:rPr>
-        <w:t xml:space="preserve">: art. 157 del Reglamento 1308/2013 y </w:t>
-      </w:r>
-      <w:r>
-        <w:rPr>
-          <w:rFonts w:ascii="Cambria" w:hAnsi="Cambria" w:cs="Cambria" w:eastAsia="Cambria"/>
-          <w:b/>
-          <w:sz w:val="22"/>
-        </w:rPr>
-        <w:t>Ley 38/1994</w:t>
-      </w:r>
-    </w:p>
-    <w:p>
-      <w:pPr>
-        <w:pStyle w:val="ListBullet3"/>
-        <w:ind w:left="1077"/>
-        <w:jc w:val="both"/>
-      </w:pPr>
-      <w:r>
-        <w:rPr>
-          <w:rFonts w:ascii="Cambria" w:hAnsi="Cambria" w:cs="Cambria" w:eastAsia="Cambria"/>
-          <w:sz w:val="22"/>
-        </w:rPr>
-        <w:t>Defensa y promoción. HORTIESPAÑA, INTERFRESA, INTERCITRUS. Asociaciones: FEPEX, FRESHUELVA</w:t>
-      </w:r>
-    </w:p>
-    <w:p>
-      <w:pPr>
-        <w:pStyle w:val="ListBullet2"/>
-        <w:ind w:left="720"/>
-        <w:jc w:val="both"/>
-      </w:pPr>
-      <w:r>
-        <w:rPr>
-          <w:rFonts w:ascii="Cambria" w:hAnsi="Cambria" w:cs="Cambria" w:eastAsia="Cambria"/>
-          <w:b/>
-          <w:sz w:val="22"/>
-        </w:rPr>
-        <w:t>Régimen de intervención</w:t>
-      </w:r>
-      <w:r>
-        <w:rPr>
-          <w:rFonts w:ascii="Cambria" w:hAnsi="Cambria" w:cs="Cambria" w:eastAsia="Cambria"/>
-          <w:sz w:val="22"/>
-        </w:rPr>
-        <w:t>: prevención y gestión de crisis, retirada con compensación</w:t>
-      </w:r>
-    </w:p>
-    <w:p>
-      <w:pPr>
-        <w:pStyle w:val="ListBullet3"/>
-        <w:ind w:left="1077"/>
-        <w:jc w:val="both"/>
-      </w:pPr>
-      <w:r>
-        <w:rPr>
-          <w:rFonts w:ascii="Cambria" w:hAnsi="Cambria" w:cs="Cambria" w:eastAsia="Cambria"/>
-          <w:sz w:val="22"/>
-        </w:rPr>
-        <w:t>FEGA gestiona, FEAGA financia</w:t>
-      </w:r>
-    </w:p>
-    <w:p>
-      <w:pPr>
-        <w:pStyle w:val="ListBullet2"/>
-        <w:ind w:left="720"/>
-        <w:jc w:val="both"/>
-      </w:pPr>
-      <w:r>
-        <w:rPr>
-          <w:rFonts w:ascii="Cambria" w:hAnsi="Cambria" w:cs="Cambria" w:eastAsia="Cambria"/>
-          <w:b/>
-          <w:sz w:val="22"/>
-        </w:rPr>
-        <w:t>Intercambios con terceros países</w:t>
-      </w:r>
-      <w:r>
-        <w:rPr>
-          <w:rFonts w:ascii="Cambria" w:hAnsi="Cambria" w:cs="Cambria" w:eastAsia="Cambria"/>
-          <w:sz w:val="22"/>
-        </w:rPr>
-        <w:t>: aranceles, contingentes, salvaguardias, certificados</w:t>
-      </w:r>
-    </w:p>
-    <w:p>
-      <w:pPr>
-        <w:pStyle w:val="ListBullet3"/>
-        <w:ind w:left="1077"/>
-        <w:jc w:val="both"/>
-      </w:pPr>
-      <w:r>
-        <w:rPr>
-          <w:rFonts w:ascii="Cambria" w:hAnsi="Cambria" w:cs="Cambria" w:eastAsia="Cambria"/>
-          <w:b/>
-          <w:sz w:val="22"/>
-        </w:rPr>
-        <w:t>Precios de entrada</w:t>
-      </w:r>
-      <w:r>
-        <w:rPr>
-          <w:rFonts w:ascii="Cambria" w:hAnsi="Cambria" w:cs="Cambria" w:eastAsia="Cambria"/>
-          <w:sz w:val="22"/>
-        </w:rPr>
-        <w:t xml:space="preserve"> en manzana, pera, melocotón, cereza, ciruela, albaricoque y uva de mesa</w:t>
-      </w:r>
-    </w:p>
-    <w:p>
-      <w:pPr>
-        <w:pStyle w:val="Heading2"/>
-      </w:pPr>
-      <w:r>
-        <w:rPr>
-          <w:rFonts w:ascii="Cambria" w:hAnsi="Cambria" w:cs="Cambria" w:eastAsia="Cambria"/>
-          <w:b/>
-          <w:color w:val="0F4761"/>
-          <w:sz w:val="24"/>
-        </w:rPr>
-        <w:t>4.3. Normativa internacional y voluntaria</w:t>
-      </w:r>
-    </w:p>
-    <w:p>
-      <w:pPr>
-        <w:pStyle w:val="ListBullet"/>
-        <w:ind w:left="357"/>
-        <w:jc w:val="both"/>
-      </w:pPr>
-      <w:r>
-        <w:rPr>
-          <w:rFonts w:ascii="Cambria" w:hAnsi="Cambria" w:cs="Cambria" w:eastAsia="Cambria"/>
-          <w:b/>
-          <w:sz w:val="22"/>
-        </w:rPr>
-        <w:t>CEPE/ONU</w:t>
-      </w:r>
-      <w:r>
-        <w:rPr>
-          <w:rFonts w:ascii="Cambria" w:hAnsi="Cambria" w:cs="Cambria" w:eastAsia="Cambria"/>
-          <w:sz w:val="22"/>
-        </w:rPr>
-        <w:t xml:space="preserve"> (WP.7): normas voluntarias, base técnica de las de la UE. </w:t>
-      </w:r>
-      <w:r>
-        <w:rPr>
-          <w:rFonts w:ascii="Cambria" w:hAnsi="Cambria" w:cs="Cambria" w:eastAsia="Cambria"/>
-          <w:b/>
-          <w:sz w:val="22"/>
-        </w:rPr>
-        <w:t>Acuerdo de Ginebra</w:t>
-      </w:r>
-    </w:p>
-    <w:p>
-      <w:pPr>
-        <w:pStyle w:val="ListBullet"/>
-        <w:ind w:left="357"/>
-        <w:jc w:val="both"/>
-      </w:pPr>
-      <w:r>
-        <w:rPr>
-          <w:rFonts w:ascii="Cambria" w:hAnsi="Cambria" w:cs="Cambria" w:eastAsia="Cambria"/>
-          <w:b/>
-          <w:sz w:val="22"/>
-        </w:rPr>
-        <w:t>OCDE</w:t>
-      </w:r>
-      <w:r>
-        <w:rPr>
-          <w:rFonts w:ascii="Cambria" w:hAnsi="Cambria" w:cs="Cambria" w:eastAsia="Cambria"/>
-          <w:sz w:val="22"/>
-        </w:rPr>
-        <w:t>: folletos interpretativos con fotografías y cartas colorimétricas</w:t>
-      </w:r>
-    </w:p>
-    <w:p>
-      <w:pPr>
-        <w:pStyle w:val="ListBullet"/>
-        <w:ind w:left="357"/>
-        <w:jc w:val="both"/>
-      </w:pPr>
-      <w:r>
-        <w:rPr>
-          <w:rFonts w:ascii="Cambria" w:hAnsi="Cambria" w:cs="Cambria" w:eastAsia="Cambria"/>
-          <w:b/>
-          <w:sz w:val="22"/>
-        </w:rPr>
-        <w:t>Codex Alimentarius</w:t>
-      </w:r>
-      <w:r>
-        <w:rPr>
-          <w:rFonts w:ascii="Cambria" w:hAnsi="Cambria" w:cs="Cambria" w:eastAsia="Cambria"/>
-          <w:sz w:val="22"/>
-        </w:rPr>
-        <w:t xml:space="preserve"> (FAO y OMS): normas voluntarias, referencia en Acuerdos MSF y OTC</w:t>
-      </w:r>
-    </w:p>
-    <w:p>
-      <w:pPr>
-        <w:pStyle w:val="ListBullet"/>
-        <w:ind w:left="357"/>
-        <w:jc w:val="both"/>
-      </w:pPr>
-      <w:r>
-        <w:rPr>
-          <w:rFonts w:ascii="Cambria" w:hAnsi="Cambria" w:cs="Cambria" w:eastAsia="Cambria"/>
-          <w:sz w:val="22"/>
-        </w:rPr>
-        <w:t>Regímenes voluntarios</w:t>
-      </w:r>
-    </w:p>
-    <w:p>
-      <w:pPr>
-        <w:pStyle w:val="ListBullet2"/>
-        <w:ind w:left="720"/>
-        <w:jc w:val="both"/>
-      </w:pPr>
-      <w:r>
-        <w:rPr>
-          <w:rFonts w:ascii="Cambria" w:hAnsi="Cambria" w:cs="Cambria" w:eastAsia="Cambria"/>
-          <w:b/>
-          <w:sz w:val="22"/>
-        </w:rPr>
-        <w:t>Producción controlada</w:t>
-      </w:r>
-      <w:r>
-        <w:rPr>
-          <w:rFonts w:ascii="Cambria" w:hAnsi="Cambria" w:cs="Cambria" w:eastAsia="Cambria"/>
-          <w:sz w:val="22"/>
-        </w:rPr>
-        <w:t>: UNE 155000, AENOR</w:t>
-      </w:r>
-    </w:p>
-    <w:p>
-      <w:pPr>
-        <w:pStyle w:val="ListBullet2"/>
-        <w:ind w:left="720"/>
-        <w:jc w:val="both"/>
-      </w:pPr>
-      <w:r>
-        <w:rPr>
-          <w:rFonts w:ascii="Cambria" w:hAnsi="Cambria" w:cs="Cambria" w:eastAsia="Cambria"/>
-          <w:b/>
-          <w:sz w:val="22"/>
-        </w:rPr>
-        <w:t>Producción integrada</w:t>
-      </w:r>
-      <w:r>
-        <w:rPr>
-          <w:rFonts w:ascii="Cambria" w:hAnsi="Cambria" w:cs="Cambria" w:eastAsia="Cambria"/>
-          <w:sz w:val="22"/>
-        </w:rPr>
-        <w:t xml:space="preserve">: </w:t>
-      </w:r>
-      <w:r>
-        <w:rPr>
-          <w:rFonts w:ascii="Cambria" w:hAnsi="Cambria" w:cs="Cambria" w:eastAsia="Cambria"/>
-          <w:b/>
-          <w:sz w:val="22"/>
-        </w:rPr>
-        <w:t>RD 1201/2002</w:t>
-      </w:r>
-      <w:r>
-        <w:rPr>
-          <w:rFonts w:ascii="Cambria" w:hAnsi="Cambria" w:cs="Cambria" w:eastAsia="Cambria"/>
-          <w:sz w:val="22"/>
-        </w:rPr>
-        <w:t>, Orden APA/1/2004 (logotipo)</w:t>
-      </w:r>
-    </w:p>
-    <w:p>
-      <w:pPr>
-        <w:pStyle w:val="ListBullet2"/>
-        <w:ind w:left="720"/>
-        <w:jc w:val="both"/>
-      </w:pPr>
-      <w:r>
-        <w:rPr>
-          <w:rFonts w:ascii="Cambria" w:hAnsi="Cambria" w:cs="Cambria" w:eastAsia="Cambria"/>
-          <w:b/>
-          <w:sz w:val="22"/>
-        </w:rPr>
-        <w:t>Producción ecológica</w:t>
-      </w:r>
-      <w:r>
-        <w:rPr>
-          <w:rFonts w:ascii="Cambria" w:hAnsi="Cambria" w:cs="Cambria" w:eastAsia="Cambria"/>
-          <w:sz w:val="22"/>
-        </w:rPr>
-        <w:t xml:space="preserve">: </w:t>
-      </w:r>
-      <w:r>
-        <w:rPr>
-          <w:rFonts w:ascii="Cambria" w:hAnsi="Cambria" w:cs="Cambria" w:eastAsia="Cambria"/>
-          <w:b/>
-          <w:sz w:val="22"/>
-        </w:rPr>
-        <w:t>Reglamento (UE) 2018/848</w:t>
-      </w:r>
-      <w:r>
-        <w:rPr>
-          <w:rFonts w:ascii="Cambria" w:hAnsi="Cambria" w:cs="Cambria" w:eastAsia="Cambria"/>
-          <w:sz w:val="22"/>
-        </w:rPr>
-        <w:t>, aplicable desde 2022</w:t>
-      </w:r>
-    </w:p>
-    <w:p>
-      <w:pPr>
-        <w:pStyle w:val="ListBullet3"/>
-        <w:ind w:left="1077"/>
-        <w:jc w:val="both"/>
-      </w:pPr>
-      <w:r>
-        <w:rPr>
-          <w:rFonts w:ascii="Cambria" w:hAnsi="Cambria" w:cs="Cambria" w:eastAsia="Cambria"/>
-          <w:sz w:val="22"/>
-        </w:rPr>
-        <w:t>Certificado de inspección (COI) electrónico en TRACES</w:t>
-      </w:r>
-    </w:p>
-    <w:p>
-      <w:pPr>
-        <w:pStyle w:val="ListBullet3"/>
-        <w:ind w:left="1077"/>
-        <w:jc w:val="both"/>
-      </w:pPr>
-      <w:r>
-        <w:rPr>
-          <w:rFonts w:ascii="Cambria" w:hAnsi="Cambria" w:cs="Cambria" w:eastAsia="Cambria"/>
-          <w:sz w:val="22"/>
-        </w:rPr>
-        <w:t>SOIVRE controla la importación (</w:t>
-      </w:r>
-      <w:r>
-        <w:rPr>
-          <w:rFonts w:ascii="Cambria" w:hAnsi="Cambria" w:cs="Cambria" w:eastAsia="Cambria"/>
-          <w:b/>
-          <w:sz w:val="22"/>
-        </w:rPr>
-        <w:t>Orden ECC/1936/2014</w:t>
-      </w:r>
-      <w:r>
-        <w:rPr>
-          <w:rFonts w:ascii="Cambria" w:hAnsi="Cambria" w:cs="Cambria" w:eastAsia="Cambria"/>
-          <w:sz w:val="22"/>
-        </w:rPr>
-        <w:t>)</w:t>
-      </w:r>
-    </w:p>
-    <w:p>
-      <w:pPr>
-        <w:pStyle w:val="ListBullet2"/>
-        <w:ind w:left="720"/>
-        <w:jc w:val="both"/>
-      </w:pPr>
-      <w:r>
-        <w:rPr>
-          <w:rFonts w:ascii="Cambria" w:hAnsi="Cambria" w:cs="Cambria" w:eastAsia="Cambria"/>
-          <w:b/>
-          <w:sz w:val="22"/>
-        </w:rPr>
-        <w:t>DOP, IGP y ETG</w:t>
-      </w:r>
-      <w:r>
-        <w:rPr>
-          <w:rFonts w:ascii="Cambria" w:hAnsi="Cambria" w:cs="Cambria" w:eastAsia="Cambria"/>
-          <w:sz w:val="22"/>
-        </w:rPr>
-        <w:t xml:space="preserve">: </w:t>
-      </w:r>
-      <w:r>
-        <w:rPr>
-          <w:rFonts w:ascii="Cambria" w:hAnsi="Cambria" w:cs="Cambria" w:eastAsia="Cambria"/>
-          <w:b/>
-          <w:sz w:val="22"/>
-        </w:rPr>
-        <w:t>Reglamento (UE) 2024/1143</w:t>
-      </w:r>
-      <w:r>
-        <w:rPr>
-          <w:rFonts w:ascii="Cambria" w:hAnsi="Cambria" w:cs="Cambria" w:eastAsia="Cambria"/>
-          <w:sz w:val="22"/>
-        </w:rPr>
-        <w:t xml:space="preserve">. </w:t>
-      </w:r>
-      <w:r>
-        <w:rPr>
-          <w:rFonts w:ascii="Cambria" w:hAnsi="Cambria" w:cs="Cambria" w:eastAsia="Cambria"/>
-          <w:b/>
-          <w:sz w:val="22"/>
-        </w:rPr>
-        <w:t>Ley 6/2015</w:t>
-      </w:r>
-      <w:r>
-        <w:rPr>
-          <w:rFonts w:ascii="Cambria" w:hAnsi="Cambria" w:cs="Cambria" w:eastAsia="Cambria"/>
-          <w:sz w:val="22"/>
-        </w:rPr>
-        <w:t xml:space="preserve"> (supraautonómicas, AICA)</w:t>
-      </w:r>
-    </w:p>
-    <w:p>
-      <w:pPr>
-        <w:pStyle w:val="ListBullet2"/>
-        <w:ind w:left="720"/>
-        <w:jc w:val="both"/>
-      </w:pPr>
-      <w:r>
-        <w:rPr>
-          <w:rFonts w:ascii="Cambria" w:hAnsi="Cambria" w:cs="Cambria" w:eastAsia="Cambria"/>
-          <w:b/>
-          <w:sz w:val="22"/>
-        </w:rPr>
-        <w:t>Protocolos privados</w:t>
-      </w:r>
-      <w:r>
-        <w:rPr>
-          <w:rFonts w:ascii="Cambria" w:hAnsi="Cambria" w:cs="Cambria" w:eastAsia="Cambria"/>
-          <w:sz w:val="22"/>
-        </w:rPr>
-        <w:t>: GLOBALG.A.P., IFS, BRCGS, SQF</w:t>
-      </w:r>
-    </w:p>
-    <w:p>
-      <w:pPr>
-        <w:pStyle w:val="Heading2"/>
-      </w:pPr>
-      <w:r>
-        <w:rPr>
-          <w:rFonts w:ascii="Cambria" w:hAnsi="Cambria" w:cs="Cambria" w:eastAsia="Cambria"/>
-          <w:b/>
-          <w:color w:val="0F4761"/>
-          <w:sz w:val="24"/>
-        </w:rPr>
-        <w:t>4.4. Normativa general y control SOIVRE</w:t>
-      </w:r>
-    </w:p>
-    <w:p>
-      <w:pPr>
-        <w:pStyle w:val="ListBullet"/>
-        <w:ind w:left="357"/>
-        <w:jc w:val="both"/>
-      </w:pPr>
-      <w:r>
-        <w:rPr>
-          <w:rFonts w:ascii="Cambria" w:hAnsi="Cambria" w:cs="Cambria" w:eastAsia="Cambria"/>
-          <w:sz w:val="22"/>
-        </w:rPr>
-        <w:t>Legislación alimentaria general</w:t>
-      </w:r>
-    </w:p>
-    <w:p>
-      <w:pPr>
-        <w:pStyle w:val="ListBullet2"/>
-        <w:ind w:left="720"/>
-        <w:jc w:val="both"/>
-      </w:pPr>
-      <w:r>
-        <w:rPr>
-          <w:rFonts w:ascii="Cambria" w:hAnsi="Cambria" w:cs="Cambria" w:eastAsia="Cambria"/>
-          <w:b/>
-          <w:sz w:val="22"/>
-        </w:rPr>
-        <w:t>Reglamento (CE) 178/2002</w:t>
-      </w:r>
-      <w:r>
-        <w:rPr>
-          <w:rFonts w:ascii="Cambria" w:hAnsi="Cambria" w:cs="Cambria" w:eastAsia="Cambria"/>
-          <w:sz w:val="22"/>
-        </w:rPr>
-        <w:t>: principios y trazabilidad</w:t>
-      </w:r>
-    </w:p>
-    <w:p>
-      <w:pPr>
-        <w:pStyle w:val="ListBullet2"/>
-        <w:ind w:left="720"/>
-        <w:jc w:val="both"/>
-      </w:pPr>
-      <w:r>
-        <w:rPr>
-          <w:rFonts w:ascii="Cambria" w:hAnsi="Cambria" w:cs="Cambria" w:eastAsia="Cambria"/>
-          <w:b/>
-          <w:sz w:val="22"/>
-        </w:rPr>
-        <w:t>Reglamentos (CE) 852/2004 y 853/2004</w:t>
-      </w:r>
-      <w:r>
-        <w:rPr>
-          <w:rFonts w:ascii="Cambria" w:hAnsi="Cambria" w:cs="Cambria" w:eastAsia="Cambria"/>
-          <w:sz w:val="22"/>
-        </w:rPr>
-        <w:t>: paquete de higiene</w:t>
-      </w:r>
-    </w:p>
-    <w:p>
-      <w:pPr>
-        <w:pStyle w:val="ListBullet2"/>
-        <w:ind w:left="720"/>
-        <w:jc w:val="both"/>
-      </w:pPr>
-      <w:r>
-        <w:rPr>
-          <w:rFonts w:ascii="Cambria" w:hAnsi="Cambria" w:cs="Cambria" w:eastAsia="Cambria"/>
-          <w:b/>
-          <w:sz w:val="22"/>
-        </w:rPr>
-        <w:t>Reglamento (CE) 396/2005</w:t>
-      </w:r>
-      <w:r>
-        <w:rPr>
-          <w:rFonts w:ascii="Cambria" w:hAnsi="Cambria" w:cs="Cambria" w:eastAsia="Cambria"/>
-          <w:sz w:val="22"/>
-        </w:rPr>
-        <w:t>: LMR de plaguicidas</w:t>
-      </w:r>
-    </w:p>
-    <w:p>
-      <w:pPr>
-        <w:pStyle w:val="ListBullet2"/>
-        <w:ind w:left="720"/>
-        <w:jc w:val="both"/>
-      </w:pPr>
-      <w:r>
-        <w:rPr>
-          <w:rFonts w:ascii="Cambria" w:hAnsi="Cambria" w:cs="Cambria" w:eastAsia="Cambria"/>
-          <w:b/>
-          <w:sz w:val="22"/>
-        </w:rPr>
-        <w:t>Reglamento (UE) 2023/915</w:t>
-      </w:r>
-      <w:r>
-        <w:rPr>
-          <w:rFonts w:ascii="Cambria" w:hAnsi="Cambria" w:cs="Cambria" w:eastAsia="Cambria"/>
-          <w:sz w:val="22"/>
-        </w:rPr>
-        <w:t>: contaminantes</w:t>
-      </w:r>
-    </w:p>
-    <w:p>
-      <w:pPr>
-        <w:pStyle w:val="ListBullet2"/>
-        <w:ind w:left="720"/>
-        <w:jc w:val="both"/>
-      </w:pPr>
-      <w:r>
-        <w:rPr>
-          <w:rFonts w:ascii="Cambria" w:hAnsi="Cambria" w:cs="Cambria" w:eastAsia="Cambria"/>
-          <w:b/>
-          <w:sz w:val="22"/>
-        </w:rPr>
-        <w:t>Reglamento (UE) 1169/2011</w:t>
-      </w:r>
-      <w:r>
-        <w:rPr>
-          <w:rFonts w:ascii="Cambria" w:hAnsi="Cambria" w:cs="Cambria" w:eastAsia="Cambria"/>
-          <w:sz w:val="22"/>
-        </w:rPr>
-        <w:t>: información al consumidor</w:t>
-      </w:r>
-    </w:p>
-    <w:p>
-      <w:pPr>
-        <w:pStyle w:val="ListBullet2"/>
-        <w:ind w:left="720"/>
-        <w:jc w:val="both"/>
-      </w:pPr>
-      <w:r>
-        <w:rPr>
-          <w:rFonts w:ascii="Cambria" w:hAnsi="Cambria" w:cs="Cambria" w:eastAsia="Cambria"/>
-          <w:b/>
-          <w:sz w:val="22"/>
-        </w:rPr>
-        <w:t>Reglamento (UE) 2017/625</w:t>
-      </w:r>
-      <w:r>
-        <w:rPr>
-          <w:rFonts w:ascii="Cambria" w:hAnsi="Cambria" w:cs="Cambria" w:eastAsia="Cambria"/>
-          <w:sz w:val="22"/>
-        </w:rPr>
-        <w:t xml:space="preserve">: controles oficiales. </w:t>
-      </w:r>
-      <w:r>
-        <w:rPr>
-          <w:rFonts w:ascii="Cambria" w:hAnsi="Cambria" w:cs="Cambria" w:eastAsia="Cambria"/>
-          <w:b/>
-          <w:sz w:val="22"/>
-        </w:rPr>
-        <w:t>Real Decreto 562/2025</w:t>
-      </w:r>
-    </w:p>
-    <w:p>
-      <w:pPr>
-        <w:pStyle w:val="ListBullet2"/>
-        <w:ind w:left="720"/>
-        <w:jc w:val="both"/>
-      </w:pPr>
-      <w:r>
-        <w:rPr>
-          <w:rFonts w:ascii="Cambria" w:hAnsi="Cambria" w:cs="Cambria" w:eastAsia="Cambria"/>
-          <w:b/>
-          <w:sz w:val="22"/>
-        </w:rPr>
-        <w:t>Ley 28/2015</w:t>
-      </w:r>
-      <w:r>
-        <w:rPr>
-          <w:rFonts w:ascii="Cambria" w:hAnsi="Cambria" w:cs="Cambria" w:eastAsia="Cambria"/>
-          <w:sz w:val="22"/>
-        </w:rPr>
-        <w:t>: calidad alimentaria, régimen sancionador</w:t>
-      </w:r>
-    </w:p>
-    <w:p>
-      <w:pPr>
-        <w:pStyle w:val="ListBullet2"/>
-        <w:ind w:left="720"/>
-        <w:jc w:val="both"/>
-      </w:pPr>
-      <w:r>
-        <w:rPr>
-          <w:rFonts w:ascii="Cambria" w:hAnsi="Cambria" w:cs="Cambria" w:eastAsia="Cambria"/>
-          <w:sz w:val="22"/>
-        </w:rPr>
-        <w:t xml:space="preserve">Envases: </w:t>
-      </w:r>
-      <w:r>
-        <w:rPr>
-          <w:rFonts w:ascii="Cambria" w:hAnsi="Cambria" w:cs="Cambria" w:eastAsia="Cambria"/>
-          <w:b/>
-          <w:sz w:val="22"/>
-        </w:rPr>
-        <w:t>Reglamento (UE) 2025/40</w:t>
-      </w:r>
-      <w:r>
-        <w:rPr>
-          <w:rFonts w:ascii="Cambria" w:hAnsi="Cambria" w:cs="Cambria" w:eastAsia="Cambria"/>
-          <w:sz w:val="22"/>
-        </w:rPr>
-        <w:t xml:space="preserve">, </w:t>
-      </w:r>
-      <w:r>
-        <w:rPr>
-          <w:rFonts w:ascii="Cambria" w:hAnsi="Cambria" w:cs="Cambria" w:eastAsia="Cambria"/>
-          <w:b/>
-          <w:sz w:val="22"/>
-        </w:rPr>
-        <w:t>RD 1055/2022</w:t>
-      </w:r>
-      <w:r>
-        <w:rPr>
-          <w:rFonts w:ascii="Cambria" w:hAnsi="Cambria" w:cs="Cambria" w:eastAsia="Cambria"/>
-          <w:sz w:val="22"/>
-        </w:rPr>
-        <w:t xml:space="preserve">. </w:t>
-      </w:r>
-      <w:r>
-        <w:rPr>
-          <w:rFonts w:ascii="Cambria" w:hAnsi="Cambria" w:cs="Cambria" w:eastAsia="Cambria"/>
-          <w:b/>
-          <w:sz w:val="22"/>
-        </w:rPr>
-        <w:t>Ley 1/2025</w:t>
-      </w:r>
-      <w:r>
-        <w:rPr>
-          <w:rFonts w:ascii="Cambria" w:hAnsi="Cambria" w:cs="Cambria" w:eastAsia="Cambria"/>
-          <w:sz w:val="22"/>
-        </w:rPr>
-        <w:t>: desperdicio alimentario</w:t>
-      </w:r>
-    </w:p>
-    <w:p>
-      <w:pPr>
-        <w:pStyle w:val="ListBullet"/>
-        <w:ind w:left="357"/>
-        <w:jc w:val="both"/>
-      </w:pPr>
-      <w:r>
-        <w:rPr>
-          <w:rFonts w:ascii="Cambria" w:hAnsi="Cambria" w:cs="Cambria" w:eastAsia="Cambria"/>
-          <w:b/>
-          <w:sz w:val="22"/>
-        </w:rPr>
-        <w:t>Control SOIVRE</w:t>
-      </w:r>
-      <w:r>
-        <w:rPr>
-          <w:rFonts w:ascii="Cambria" w:hAnsi="Cambria" w:cs="Cambria" w:eastAsia="Cambria"/>
-          <w:sz w:val="22"/>
-        </w:rPr>
-        <w:t xml:space="preserve">: </w:t>
-      </w:r>
-      <w:r>
-        <w:rPr>
-          <w:rFonts w:ascii="Cambria" w:hAnsi="Cambria" w:cs="Cambria" w:eastAsia="Cambria"/>
-          <w:b/>
-          <w:sz w:val="22"/>
-        </w:rPr>
-        <w:t>Orden PRE/3026/2003</w:t>
-      </w:r>
-      <w:r>
-        <w:rPr>
-          <w:rFonts w:ascii="Cambria" w:hAnsi="Cambria" w:cs="Cambria" w:eastAsia="Cambria"/>
-          <w:sz w:val="22"/>
-        </w:rPr>
-        <w:t>, inspección de calidad comercial</w:t>
-      </w:r>
-    </w:p>
-    <w:p>
-      <w:pPr>
-        <w:pStyle w:val="ListBullet2"/>
-        <w:ind w:left="720"/>
-        <w:jc w:val="both"/>
-      </w:pPr>
-      <w:r>
-        <w:rPr>
-          <w:rFonts w:ascii="Cambria" w:hAnsi="Cambria" w:cs="Cambria" w:eastAsia="Cambria"/>
-          <w:sz w:val="22"/>
-        </w:rPr>
-        <w:t xml:space="preserve">Anexo sustituido por la </w:t>
-      </w:r>
-      <w:r>
-        <w:rPr>
-          <w:rFonts w:ascii="Cambria" w:hAnsi="Cambria" w:cs="Cambria" w:eastAsia="Cambria"/>
-          <w:b/>
-          <w:sz w:val="22"/>
-        </w:rPr>
-        <w:t>Orden ECM/1002/2026</w:t>
-      </w:r>
-      <w:r>
-        <w:rPr>
-          <w:rFonts w:ascii="Cambria" w:hAnsi="Cambria" w:cs="Cambria" w:eastAsia="Cambria"/>
-          <w:sz w:val="22"/>
-        </w:rPr>
-        <w:t>, adaptado a los Reglamentos 2023/2429 y 2023/2430</w:t>
-      </w:r>
-    </w:p>
-    <w:p>
-      <w:pPr>
-        <w:pStyle w:val="ListBullet2"/>
-        <w:ind w:left="720"/>
-        <w:jc w:val="both"/>
-      </w:pPr>
-      <w:r>
-        <w:rPr>
-          <w:rFonts w:ascii="Cambria" w:hAnsi="Cambria" w:cs="Cambria" w:eastAsia="Cambria"/>
-          <w:sz w:val="22"/>
-        </w:rPr>
-        <w:t>Control de conformidad, o solo país de origen (frutos secos sin cáscara, desecadas, cortadas)</w:t>
-      </w:r>
-    </w:p>
-    <w:p>
-      <w:pPr>
-        <w:pStyle w:val="ListBullet2"/>
-        <w:ind w:left="720"/>
-        <w:jc w:val="both"/>
-      </w:pPr>
-      <w:r>
-        <w:rPr>
-          <w:rFonts w:ascii="Cambria" w:hAnsi="Cambria" w:cs="Cambria" w:eastAsia="Cambria"/>
-          <w:sz w:val="22"/>
-        </w:rPr>
-        <w:t>Análisis de riesgos. Certificado de conformidad necesario para el despacho</w:t>
-      </w:r>
-    </w:p>
-    <w:p>
-      <w:pPr>
-        <w:pStyle w:val="Heading1"/>
-      </w:pPr>
-      <w:r>
-        <w:rPr>
-          <w:rFonts w:ascii="Cambria" w:hAnsi="Cambria" w:cs="Cambria" w:eastAsia="Cambria"/>
-          <w:b/>
-          <w:color w:val="0F4761"/>
-          <w:sz w:val="28"/>
-        </w:rPr>
-        <w:t>5. CONCLUSIÓN</w:t>
-      </w:r>
-    </w:p>
-    <w:p>
-      <w:pPr>
-        <w:pStyle w:val="ListBullet"/>
-        <w:ind w:left="357"/>
-        <w:jc w:val="both"/>
-      </w:pPr>
-      <w:r>
-        <w:rPr>
-          <w:rFonts w:ascii="Cambria" w:hAnsi="Cambria" w:cs="Cambria" w:eastAsia="Cambria"/>
-          <w:sz w:val="22"/>
-        </w:rPr>
-        <w:t xml:space="preserve">Sector </w:t>
-      </w:r>
-      <w:r>
-        <w:rPr>
-          <w:rFonts w:ascii="Cambria" w:hAnsi="Cambria" w:cs="Cambria" w:eastAsia="Cambria"/>
-          <w:b/>
-          <w:sz w:val="22"/>
-        </w:rPr>
-        <w:t>estratégico</w:t>
-      </w:r>
-      <w:r>
-        <w:rPr>
-          <w:rFonts w:ascii="Cambria" w:hAnsi="Cambria" w:cs="Cambria" w:eastAsia="Cambria"/>
-          <w:sz w:val="22"/>
-        </w:rPr>
-        <w:t xml:space="preserve"> y superavitario, con España entre los grandes exportadores de la UE</w:t>
-      </w:r>
-    </w:p>
-    <w:p>
-      <w:pPr>
-        <w:pStyle w:val="ListBullet"/>
-        <w:ind w:left="357"/>
-        <w:jc w:val="both"/>
-      </w:pPr>
-      <w:r>
-        <w:rPr>
-          <w:rFonts w:ascii="Cambria" w:hAnsi="Cambria" w:cs="Cambria" w:eastAsia="Cambria"/>
-          <w:b/>
-          <w:sz w:val="22"/>
-        </w:rPr>
-        <w:t>Mercosur</w:t>
-      </w:r>
-      <w:r>
-        <w:rPr>
-          <w:rFonts w:ascii="Cambria" w:hAnsi="Cambria" w:cs="Cambria" w:eastAsia="Cambria"/>
-          <w:sz w:val="22"/>
-        </w:rPr>
-        <w:t xml:space="preserve">: Acuerdo Interino de Comercio, firmado en enero de 2026, aplicación provisional desde el </w:t>
-      </w:r>
-      <w:r>
-        <w:rPr>
-          <w:rFonts w:ascii="Cambria" w:hAnsi="Cambria" w:cs="Cambria" w:eastAsia="Cambria"/>
-          <w:b/>
-          <w:sz w:val="22"/>
-        </w:rPr>
-        <w:t>1 de mayo de 2026</w:t>
-      </w:r>
-      <w:r>
-        <w:rPr>
-          <w:rFonts w:ascii="Cambria" w:hAnsi="Cambria" w:cs="Cambria" w:eastAsia="Cambria"/>
-          <w:sz w:val="22"/>
-        </w:rPr>
-        <w:t>. Acuerdo de Asociación pendiente de ratificación</w:t>
-      </w:r>
-    </w:p>
-    <w:p>
-      <w:pPr>
-        <w:pStyle w:val="ListBullet2"/>
-        <w:ind w:left="720"/>
-        <w:jc w:val="both"/>
-      </w:pPr>
-      <w:r>
-        <w:rPr>
-          <w:rFonts w:ascii="Cambria" w:hAnsi="Cambria" w:cs="Cambria" w:eastAsia="Cambria"/>
-          <w:sz w:val="22"/>
-        </w:rPr>
-        <w:t>Liberalización progresiva, contingentes y salvaguardia bilateral</w:t>
-      </w:r>
-    </w:p>
-    <w:p>
-      <w:pPr>
-        <w:pStyle w:val="ListBullet2"/>
-        <w:ind w:left="720"/>
-        <w:jc w:val="both"/>
-      </w:pPr>
-      <w:r>
-        <w:rPr>
-          <w:rFonts w:ascii="Cambria" w:hAnsi="Cambria" w:cs="Cambria" w:eastAsia="Cambria"/>
-          <w:sz w:val="22"/>
-        </w:rPr>
-        <w:t>Brasil (melón, mango, uva), Argentina (pera, manzana)</w:t>
-      </w:r>
-    </w:p>
-    <w:p>
-      <w:pPr>
-        <w:pStyle w:val="ListBullet"/>
-        <w:ind w:left="357"/>
-        <w:jc w:val="both"/>
-      </w:pPr>
-      <w:r>
-        <w:rPr>
-          <w:rFonts w:ascii="Cambria" w:hAnsi="Cambria" w:cs="Cambria" w:eastAsia="Cambria"/>
-          <w:sz w:val="22"/>
-        </w:rPr>
-        <w:t>Estrategia: diferenciación, innovación varietal, calidad, sostenibilidad. Estándares equivalentes</w:t>
-      </w:r>
-    </w:p>
-    <w:p>
-      <w:pPr>
-        <w:pStyle w:val="ListBullet"/>
-        <w:ind w:left="357"/>
-        <w:jc w:val="both"/>
-      </w:pPr>
-      <w:r>
-        <w:rPr>
-          <w:rFonts w:ascii="Cambria" w:hAnsi="Cambria" w:cs="Cambria" w:eastAsia="Cambria"/>
-          <w:sz w:val="22"/>
-        </w:rPr>
-        <w:t>El control de conformidad del SOIVRE garantiza las mismas reglas de calidad comercial</w:t>
+        <w:t>control SOIVRE</w:t>
+      </w:r>
+      <w:r>
+        <w:rPr>
+          <w:rFonts w:ascii="Cambria" w:hAnsi="Cambria" w:cs="Cambria" w:eastAsia="Cambria"/>
+          <w:sz w:val="22"/>
+        </w:rPr>
+        <w:t xml:space="preserve"> garantiza las mismas reglas de calidad comercial a lo importado y a lo exportado</w:t>
       </w:r>
     </w:p>
     <w:sectPr>
